--- a/2026-08-24_to_2026-08-28_Documentation/Internship_Completion_Report.docx
+++ b/2026-08-24_to_2026-08-28_Documentation/Internship_Completion_Report.docx
@@ -36,7 +36,6 @@
           <w:b/>
         </w:rPr>
       </w:pPr>
-      <w:proofErr w:type="spellStart"/>
       <w:r>
         <w:rPr>
           <w:rFonts w:ascii="Cambria" w:eastAsia="Cambria" w:hAnsi="Cambria" w:cs="Cambria"/>
@@ -45,18 +44,7 @@
           <w:sz w:val="40"/>
           <w:szCs w:val="40"/>
         </w:rPr>
-        <w:t>Suricata</w:t>
-      </w:r>
-      <w:proofErr w:type="spellEnd"/>
-      <w:r>
-        <w:rPr>
-          <w:rFonts w:ascii="Cambria" w:eastAsia="Cambria" w:hAnsi="Cambria" w:cs="Cambria"/>
-          <w:b/>
-          <w:bCs/>
-          <w:sz w:val="40"/>
-          <w:szCs w:val="40"/>
-        </w:rPr>
-        <w:t xml:space="preserve"> IDS Monitoring, Rule Dataset</w:t>
+        <w:t>Suricata IDS Monitoring, Rule Dataset</w:t>
       </w:r>
     </w:p>
     <w:p>
@@ -131,13 +119,8 @@
         </w:rPr>
         <w:t xml:space="preserve">   </w:t>
       </w:r>
-      <w:proofErr w:type="spellStart"/>
-      <w:r>
-        <w:t>Sameeha</w:t>
-      </w:r>
-      <w:proofErr w:type="spellEnd"/>
-      <w:r>
-        <w:t xml:space="preserve"> Shahid</w:t>
+      <w:r>
+        <w:t>Sameeha Shahid</w:t>
       </w:r>
     </w:p>
     <w:p>
@@ -223,27 +206,9 @@
         </w:rPr>
         <w:t xml:space="preserve">   </w:t>
       </w:r>
-      <w:proofErr w:type="spellStart"/>
-      <w:r>
-        <w:t>Fasih</w:t>
-      </w:r>
-      <w:proofErr w:type="spellEnd"/>
-      <w:r>
-        <w:t xml:space="preserve"> </w:t>
-      </w:r>
-      <w:proofErr w:type="spellStart"/>
-      <w:r>
-        <w:t>Ullah</w:t>
-      </w:r>
-      <w:proofErr w:type="spellEnd"/>
-      <w:r>
-        <w:t xml:space="preserve"> Khan </w:t>
-      </w:r>
-      <w:proofErr w:type="spellStart"/>
-      <w:r>
-        <w:t>Durrani</w:t>
-      </w:r>
-      <w:proofErr w:type="spellEnd"/>
+      <w:r>
+        <w:t>Fasih Ullah Khan Durrani</w:t>
+      </w:r>
     </w:p>
     <w:p>
       <w:pPr>
@@ -266,19 +231,9 @@
         </w:rPr>
         <w:t xml:space="preserve">   </w:t>
       </w:r>
-      <w:proofErr w:type="spellStart"/>
-      <w:r>
-        <w:t>Areeb</w:t>
-      </w:r>
-      <w:proofErr w:type="spellEnd"/>
-      <w:r>
-        <w:t xml:space="preserve"> Ahmed </w:t>
-      </w:r>
-      <w:proofErr w:type="spellStart"/>
-      <w:r>
-        <w:t>Bhutta</w:t>
-      </w:r>
-      <w:proofErr w:type="spellEnd"/>
+      <w:r>
+        <w:t>Areeb Ahmed Bhutta</w:t>
+      </w:r>
     </w:p>
     <w:p>
       <w:pPr>
@@ -2201,15 +2156,7 @@
         <w:spacing w:after="160" w:line="300" w:lineRule="auto"/>
       </w:pPr>
       <w:r>
-        <w:t xml:space="preserve">This internship at the Cyber Intelligence Lab (CIL), ITU, was built around a single practical goal: stand up a working intrusion detection lab and use it to test detection under realistic conditions. The work spanned three linked objectives: deploying and validating a live </w:t>
-      </w:r>
-      <w:proofErr w:type="spellStart"/>
-      <w:r>
-        <w:t>Suricata</w:t>
-      </w:r>
-      <w:proofErr w:type="spellEnd"/>
-      <w:r>
-        <w:t xml:space="preserve"> IDS sensor across an isolated multi-VM network, building an independent rule meta</w:t>
+        <w:t>This internship at the Cyber Intelligence Lab (CIL), ITU, was built around a single practical goal: stand up a working intrusion detection lab and use it to test detection under realistic conditions. The work spanned three linked objectives: deploying and validating a live Suricata IDS sensor across an isolated multi-VM network, building an independent rule meta</w:t>
       </w:r>
       <w:r>
         <w:t>data dataset covering roughly 70</w:t>
@@ -2251,19 +2198,11 @@
         </w:numPr>
         <w:spacing w:after="90" w:line="280" w:lineRule="auto"/>
       </w:pPr>
-      <w:proofErr w:type="spellStart"/>
-      <w:r>
-        <w:rPr>
-          <w:b/>
-        </w:rPr>
-        <w:t>Suricata</w:t>
-      </w:r>
-      <w:proofErr w:type="spellEnd"/>
-      <w:r>
-        <w:rPr>
-          <w:b/>
-        </w:rPr>
-        <w:t xml:space="preserve"> 8.0.6:</w:t>
+      <w:r>
+        <w:rPr>
+          <w:b/>
+        </w:rPr>
+        <w:t>Suricata 8.0.6:</w:t>
       </w:r>
       <w:r>
         <w:t xml:space="preserve"> network intrusion detection engine (core of the lab)</w:t>
@@ -2285,15 +2224,7 @@
         <w:t>VMware Workstation:</w:t>
       </w:r>
       <w:r>
-        <w:t xml:space="preserve"> isolated 3-VM lab (Kali attacker, Ubuntu-Benign target, Ubuntu-</w:t>
-      </w:r>
-      <w:proofErr w:type="spellStart"/>
-      <w:r>
-        <w:t>Suricata</w:t>
-      </w:r>
-      <w:proofErr w:type="spellEnd"/>
-      <w:r>
-        <w:t xml:space="preserve"> sensor)</w:t>
+        <w:t xml:space="preserve"> isolated 3-VM lab (Kali attacker, Ubuntu-Benign target, Ubuntu-Suricata sensor)</w:t>
       </w:r>
     </w:p>
     <w:p>
@@ -2343,19 +2274,11 @@
         </w:numPr>
         <w:spacing w:after="90" w:line="280" w:lineRule="auto"/>
       </w:pPr>
-      <w:proofErr w:type="spellStart"/>
-      <w:r>
-        <w:rPr>
-          <w:b/>
-        </w:rPr>
-        <w:t>Streamlit</w:t>
-      </w:r>
-      <w:proofErr w:type="spellEnd"/>
-      <w:r>
-        <w:rPr>
-          <w:b/>
-        </w:rPr>
-        <w:t>:</w:t>
+      <w:r>
+        <w:rPr>
+          <w:b/>
+        </w:rPr>
+        <w:t>Streamlit:</w:t>
       </w:r>
       <w:r>
         <w:t xml:space="preserve"> the dashboard framework used to build the analyst UI from scratch</w:t>
@@ -2393,32 +2316,10 @@
         <w:rPr>
           <w:b/>
         </w:rPr>
-        <w:t xml:space="preserve">Playwright + </w:t>
-      </w:r>
-      <w:proofErr w:type="spellStart"/>
-      <w:r>
-        <w:rPr>
-          <w:b/>
-        </w:rPr>
-        <w:t>BeautifulSoup</w:t>
-      </w:r>
-      <w:proofErr w:type="spellEnd"/>
-      <w:r>
-        <w:rPr>
-          <w:b/>
-        </w:rPr>
-        <w:t>:</w:t>
-      </w:r>
-      <w:r>
-        <w:t xml:space="preserve"> asynchronous web scraper for ET Open rule metadata (</w:t>
-      </w:r>
-      <w:proofErr w:type="spellStart"/>
-      <w:r>
-        <w:t>Proofpoint</w:t>
-      </w:r>
-      <w:proofErr w:type="spellEnd"/>
-      <w:r>
-        <w:t xml:space="preserve"> portal)</w:t>
+        <w:t>Playwright + BeautifulSoup:</w:t>
+      </w:r>
+      <w:r>
+        <w:t xml:space="preserve"> asynchronous web scraper for ET Open rule metadata (Proofpoint portal)</w:t>
       </w:r>
     </w:p>
     <w:p>
@@ -2430,86 +2331,14 @@
         </w:numPr>
         <w:spacing w:after="90" w:line="280" w:lineRule="auto"/>
       </w:pPr>
-      <w:proofErr w:type="spellStart"/>
-      <w:r>
-        <w:rPr>
-          <w:b/>
-        </w:rPr>
-        <w:t>tcpdump</w:t>
-      </w:r>
-      <w:proofErr w:type="spellEnd"/>
-      <w:r>
-        <w:rPr>
-          <w:b/>
-        </w:rPr>
-        <w:t xml:space="preserve">, </w:t>
-      </w:r>
-      <w:proofErr w:type="spellStart"/>
-      <w:r>
-        <w:rPr>
-          <w:b/>
-        </w:rPr>
-        <w:t>tshark</w:t>
-      </w:r>
-      <w:proofErr w:type="spellEnd"/>
-      <w:r>
-        <w:rPr>
-          <w:b/>
-        </w:rPr>
-        <w:t xml:space="preserve">, </w:t>
-      </w:r>
-      <w:proofErr w:type="spellStart"/>
-      <w:r>
-        <w:rPr>
-          <w:b/>
-        </w:rPr>
-        <w:t>tcprewrite</w:t>
-      </w:r>
-      <w:proofErr w:type="spellEnd"/>
-      <w:r>
-        <w:rPr>
-          <w:b/>
-        </w:rPr>
-        <w:t xml:space="preserve">, </w:t>
-      </w:r>
-      <w:proofErr w:type="spellStart"/>
-      <w:r>
-        <w:rPr>
-          <w:b/>
-        </w:rPr>
-        <w:t>tcpreplay</w:t>
-      </w:r>
-      <w:proofErr w:type="spellEnd"/>
-      <w:r>
-        <w:rPr>
-          <w:b/>
-        </w:rPr>
-        <w:t xml:space="preserve">, </w:t>
-      </w:r>
-      <w:proofErr w:type="spellStart"/>
-      <w:r>
-        <w:rPr>
-          <w:b/>
-        </w:rPr>
-        <w:t>mergecap</w:t>
-      </w:r>
-      <w:proofErr w:type="spellEnd"/>
-      <w:r>
-        <w:rPr>
-          <w:b/>
-        </w:rPr>
-        <w:t>:</w:t>
-      </w:r>
-      <w:r>
-        <w:t xml:space="preserve"> the packet capture / IP-remap / replay pipeline (the </w:t>
-      </w:r>
-      <w:proofErr w:type="spellStart"/>
-      <w:r>
-        <w:t>tcpreplay</w:t>
-      </w:r>
-      <w:proofErr w:type="spellEnd"/>
-      <w:r>
-        <w:t xml:space="preserve"> suite)</w:t>
+      <w:r>
+        <w:rPr>
+          <w:b/>
+        </w:rPr>
+        <w:t>tcpdump, tshark, tcprewrite, tcpreplay, mergecap:</w:t>
+      </w:r>
+      <w:r>
+        <w:t xml:space="preserve"> the packet capture / IP-remap / replay pipeline (the tcpreplay suite)</w:t>
       </w:r>
     </w:p>
     <w:p>
@@ -2525,32 +2354,10 @@
         <w:rPr>
           <w:b/>
         </w:rPr>
-        <w:t xml:space="preserve">Apache2, </w:t>
-      </w:r>
-      <w:proofErr w:type="spellStart"/>
-      <w:r>
-        <w:rPr>
-          <w:b/>
-        </w:rPr>
-        <w:t>vsftpd</w:t>
-      </w:r>
-      <w:proofErr w:type="spellEnd"/>
-      <w:r>
-        <w:rPr>
-          <w:b/>
-        </w:rPr>
-        <w:t>:</w:t>
-      </w:r>
-      <w:r>
-        <w:t xml:space="preserve"> realistic target services running on Ubuntu-Benign for </w:t>
-      </w:r>
-      <w:proofErr w:type="spellStart"/>
-      <w:r>
-        <w:t>Suricata</w:t>
-      </w:r>
-      <w:proofErr w:type="spellEnd"/>
-      <w:r>
-        <w:t xml:space="preserve"> to observe</w:t>
+        <w:t>Apache2, vsftpd:</w:t>
+      </w:r>
+      <w:r>
+        <w:t xml:space="preserve"> realistic target services running on Ubuntu-Benign for Suricata to observe</w:t>
       </w:r>
     </w:p>
     <w:p>
@@ -2562,33 +2369,11 @@
         </w:numPr>
         <w:spacing w:after="90" w:line="280" w:lineRule="auto"/>
       </w:pPr>
-      <w:proofErr w:type="spellStart"/>
-      <w:r>
-        <w:rPr>
-          <w:b/>
-        </w:rPr>
-        <w:t>Git</w:t>
-      </w:r>
-      <w:proofErr w:type="spellEnd"/>
-      <w:r>
-        <w:rPr>
-          <w:b/>
-        </w:rPr>
-        <w:t xml:space="preserve"> / </w:t>
-      </w:r>
-      <w:proofErr w:type="spellStart"/>
-      <w:r>
-        <w:rPr>
-          <w:b/>
-        </w:rPr>
-        <w:t>GitHub</w:t>
-      </w:r>
-      <w:proofErr w:type="spellEnd"/>
-      <w:r>
-        <w:rPr>
-          <w:b/>
-        </w:rPr>
-        <w:t>:</w:t>
+      <w:r>
+        <w:rPr>
+          <w:b/>
+        </w:rPr>
+        <w:t>Git / GitHub:</w:t>
       </w:r>
       <w:r>
         <w:t xml:space="preserve"> version control and public documentation for both project repositories</w:t>
@@ -2796,23 +2581,7 @@
                 <w:sz w:val="19"/>
                 <w:szCs w:val="19"/>
               </w:rPr>
-              <w:t>Set up VMware lab: Kali (attacker), Ubuntu-Benign (victim), Ubuntu-</w:t>
-            </w:r>
-            <w:proofErr w:type="spellStart"/>
-            <w:r>
-              <w:rPr>
-                <w:sz w:val="19"/>
-                <w:szCs w:val="19"/>
-              </w:rPr>
-              <w:t>Suricata</w:t>
-            </w:r>
-            <w:proofErr w:type="spellEnd"/>
-            <w:r>
-              <w:rPr>
-                <w:sz w:val="19"/>
-                <w:szCs w:val="19"/>
-              </w:rPr>
-              <w:t xml:space="preserve"> (sensor) VMs</w:t>
+              <w:t>Set up VMware lab: Kali (attacker), Ubuntu-Benign (victim), Ubuntu-Suricata (sensor) VMs</w:t>
             </w:r>
           </w:p>
         </w:tc>
@@ -2887,23 +2656,7 @@
                 <w:sz w:val="19"/>
                 <w:szCs w:val="19"/>
               </w:rPr>
-              <w:t xml:space="preserve">Explored ET Open and community </w:t>
-            </w:r>
-            <w:proofErr w:type="spellStart"/>
-            <w:r>
-              <w:rPr>
-                <w:sz w:val="19"/>
-                <w:szCs w:val="19"/>
-              </w:rPr>
-              <w:t>Suricata</w:t>
-            </w:r>
-            <w:proofErr w:type="spellEnd"/>
-            <w:r>
-              <w:rPr>
-                <w:sz w:val="19"/>
-                <w:szCs w:val="19"/>
-              </w:rPr>
-              <w:t xml:space="preserve"> rule sets</w:t>
+              <w:t>Explored ET Open and community Suricata rule sets</w:t>
             </w:r>
           </w:p>
         </w:tc>
@@ -2978,23 +2731,7 @@
                 <w:sz w:val="19"/>
                 <w:szCs w:val="19"/>
               </w:rPr>
-              <w:t xml:space="preserve">Researched existing open-source </w:t>
-            </w:r>
-            <w:proofErr w:type="spellStart"/>
-            <w:r>
-              <w:rPr>
-                <w:sz w:val="19"/>
-                <w:szCs w:val="19"/>
-              </w:rPr>
-              <w:t>Suricata</w:t>
-            </w:r>
-            <w:proofErr w:type="spellEnd"/>
-            <w:r>
-              <w:rPr>
-                <w:sz w:val="19"/>
-                <w:szCs w:val="19"/>
-              </w:rPr>
-              <w:t xml:space="preserve"> dashboard solutions</w:t>
+              <w:t>Researched existing open-source Suricata dashboard solutions</w:t>
             </w:r>
           </w:p>
         </w:tc>
@@ -3018,23 +2755,7 @@
                 <w:sz w:val="19"/>
                 <w:szCs w:val="19"/>
               </w:rPr>
-              <w:t xml:space="preserve">Decided to build a custom </w:t>
-            </w:r>
-            <w:proofErr w:type="spellStart"/>
-            <w:r>
-              <w:rPr>
-                <w:sz w:val="19"/>
-                <w:szCs w:val="19"/>
-              </w:rPr>
-              <w:t>Streamlit</w:t>
-            </w:r>
-            <w:proofErr w:type="spellEnd"/>
-            <w:r>
-              <w:rPr>
-                <w:sz w:val="19"/>
-                <w:szCs w:val="19"/>
-              </w:rPr>
-              <w:t xml:space="preserve"> dashboard instead of adopting an existing tool</w:t>
+              <w:t>Decided to build a custom Streamlit dashboard instead of adopting an existing tool</w:t>
             </w:r>
           </w:p>
         </w:tc>
@@ -3085,39 +2806,7 @@
                 <w:sz w:val="19"/>
                 <w:szCs w:val="19"/>
               </w:rPr>
-              <w:t xml:space="preserve">Researched </w:t>
-            </w:r>
-            <w:proofErr w:type="spellStart"/>
-            <w:r>
-              <w:rPr>
-                <w:sz w:val="19"/>
-                <w:szCs w:val="19"/>
-              </w:rPr>
-              <w:t>Suricata</w:t>
-            </w:r>
-            <w:proofErr w:type="spellEnd"/>
-            <w:r>
-              <w:rPr>
-                <w:sz w:val="19"/>
-                <w:szCs w:val="19"/>
-              </w:rPr>
-              <w:t xml:space="preserve"> rule categories, </w:t>
-            </w:r>
-            <w:proofErr w:type="spellStart"/>
-            <w:r>
-              <w:rPr>
-                <w:sz w:val="19"/>
-                <w:szCs w:val="19"/>
-              </w:rPr>
-              <w:t>classtypes</w:t>
-            </w:r>
-            <w:proofErr w:type="spellEnd"/>
-            <w:r>
-              <w:rPr>
-                <w:sz w:val="19"/>
-                <w:szCs w:val="19"/>
-              </w:rPr>
-              <w:t>, and metadata fields</w:t>
+              <w:t>Researched Suricata rule categories, classtypes, and metadata fields</w:t>
             </w:r>
           </w:p>
         </w:tc>
@@ -3193,23 +2882,7 @@
                 <w:sz w:val="19"/>
                 <w:szCs w:val="19"/>
               </w:rPr>
-              <w:t>Began building a Playwright-based scraper for ET Open rule metadata (</w:t>
-            </w:r>
-            <w:proofErr w:type="spellStart"/>
-            <w:r>
-              <w:rPr>
-                <w:sz w:val="19"/>
-                <w:szCs w:val="19"/>
-              </w:rPr>
-              <w:t>Proofpoint</w:t>
-            </w:r>
-            <w:proofErr w:type="spellEnd"/>
-            <w:r>
-              <w:rPr>
-                <w:sz w:val="19"/>
-                <w:szCs w:val="19"/>
-              </w:rPr>
-              <w:t xml:space="preserve"> portal)</w:t>
+              <w:t>Began building a Playwright-based scraper for ET Open rule metadata (Proofpoint portal)</w:t>
             </w:r>
           </w:p>
         </w:tc>
@@ -3284,39 +2957,7 @@
                 <w:sz w:val="19"/>
                 <w:szCs w:val="19"/>
               </w:rPr>
-              <w:t xml:space="preserve">Initialized the </w:t>
-            </w:r>
-            <w:proofErr w:type="spellStart"/>
-            <w:r>
-              <w:rPr>
-                <w:sz w:val="19"/>
-                <w:szCs w:val="19"/>
-              </w:rPr>
-              <w:t>Suricata</w:t>
-            </w:r>
-            <w:proofErr w:type="spellEnd"/>
-            <w:r>
-              <w:rPr>
-                <w:sz w:val="19"/>
-                <w:szCs w:val="19"/>
-              </w:rPr>
-              <w:t xml:space="preserve"> dashboard project (</w:t>
-            </w:r>
-            <w:proofErr w:type="spellStart"/>
-            <w:r>
-              <w:rPr>
-                <w:sz w:val="19"/>
-                <w:szCs w:val="19"/>
-              </w:rPr>
-              <w:t>Streamlit</w:t>
-            </w:r>
-            <w:proofErr w:type="spellEnd"/>
-            <w:r>
-              <w:rPr>
-                <w:sz w:val="19"/>
-                <w:szCs w:val="19"/>
-              </w:rPr>
-              <w:t xml:space="preserve"> + SQLite)</w:t>
+              <w:t>Initialized the Suricata dashboard project (Streamlit + SQLite)</w:t>
             </w:r>
           </w:p>
         </w:tc>
@@ -3391,23 +3032,7 @@
                 <w:sz w:val="19"/>
                 <w:szCs w:val="19"/>
               </w:rPr>
-              <w:t xml:space="preserve">Built the </w:t>
-            </w:r>
-            <w:proofErr w:type="spellStart"/>
-            <w:r>
-              <w:rPr>
-                <w:sz w:val="19"/>
-                <w:szCs w:val="19"/>
-              </w:rPr>
-              <w:t>eve.json</w:t>
-            </w:r>
-            <w:proofErr w:type="spellEnd"/>
-            <w:r>
-              <w:rPr>
-                <w:sz w:val="19"/>
-                <w:szCs w:val="19"/>
-              </w:rPr>
-              <w:t xml:space="preserve"> log ingestion pipeline and SQLite schema</w:t>
+              <w:t>Built the eve.json log ingestion pipeline and SQLite schema</w:t>
             </w:r>
           </w:p>
         </w:tc>
@@ -3506,33 +3131,8 @@
                 <w:sz w:val="19"/>
                 <w:szCs w:val="19"/>
               </w:rPr>
-              <w:t xml:space="preserve">Working, </w:t>
-            </w:r>
-            <w:proofErr w:type="spellStart"/>
-            <w:r>
-              <w:rPr>
-                <w:sz w:val="19"/>
-                <w:szCs w:val="19"/>
-              </w:rPr>
-              <w:t>browsable</w:t>
-            </w:r>
-            <w:proofErr w:type="spellEnd"/>
-            <w:r>
-              <w:rPr>
-                <w:sz w:val="19"/>
-                <w:szCs w:val="19"/>
-              </w:rPr>
-              <w:t xml:space="preserve"> live alert table in </w:t>
-            </w:r>
-            <w:proofErr w:type="spellStart"/>
-            <w:r>
-              <w:rPr>
-                <w:sz w:val="19"/>
-                <w:szCs w:val="19"/>
-              </w:rPr>
-              <w:t>Streamlit</w:t>
-            </w:r>
-            <w:proofErr w:type="spellEnd"/>
+              <w:t>Working, browsable live alert table in Streamlit</w:t>
+            </w:r>
           </w:p>
         </w:tc>
       </w:tr>
@@ -3882,39 +3482,7 @@
                 <w:sz w:val="19"/>
                 <w:szCs w:val="19"/>
               </w:rPr>
-              <w:t xml:space="preserve">Sourced and tested a real malicious </w:t>
-            </w:r>
-            <w:proofErr w:type="spellStart"/>
-            <w:r>
-              <w:rPr>
-                <w:sz w:val="19"/>
-                <w:szCs w:val="19"/>
-              </w:rPr>
-              <w:t>pcap</w:t>
-            </w:r>
-            <w:proofErr w:type="spellEnd"/>
-            <w:r>
-              <w:rPr>
-                <w:sz w:val="19"/>
-                <w:szCs w:val="19"/>
-              </w:rPr>
-              <w:t xml:space="preserve"> (</w:t>
-            </w:r>
-            <w:proofErr w:type="spellStart"/>
-            <w:r>
-              <w:rPr>
-                <w:sz w:val="19"/>
-                <w:szCs w:val="19"/>
-              </w:rPr>
-              <w:t>Nikto</w:t>
-            </w:r>
-            <w:proofErr w:type="spellEnd"/>
-            <w:r>
-              <w:rPr>
-                <w:sz w:val="19"/>
-                <w:szCs w:val="19"/>
-              </w:rPr>
-              <w:t xml:space="preserve"> scan) from malware-traffic-analysis.net</w:t>
+              <w:t>Sourced and tested a real malicious pcap (Nikto scan) from malware-traffic-analysis.net</w:t>
             </w:r>
           </w:p>
         </w:tc>
@@ -3938,23 +3506,7 @@
                 <w:sz w:val="19"/>
                 <w:szCs w:val="19"/>
               </w:rPr>
-              <w:t xml:space="preserve">Confirmed </w:t>
-            </w:r>
-            <w:proofErr w:type="spellStart"/>
-            <w:r>
-              <w:rPr>
-                <w:sz w:val="19"/>
-                <w:szCs w:val="19"/>
-              </w:rPr>
-              <w:t>pcap</w:t>
-            </w:r>
-            <w:proofErr w:type="spellEnd"/>
-            <w:r>
-              <w:rPr>
-                <w:sz w:val="19"/>
-                <w:szCs w:val="19"/>
-              </w:rPr>
-              <w:t xml:space="preserve"> suitable for lab replay</w:t>
+              <w:t>Confirmed pcap suitable for lab replay</w:t>
             </w:r>
           </w:p>
         </w:tc>
@@ -4005,39 +3557,7 @@
                 <w:sz w:val="19"/>
                 <w:szCs w:val="19"/>
               </w:rPr>
-              <w:t xml:space="preserve">Ran a </w:t>
-            </w:r>
-            <w:proofErr w:type="spellStart"/>
-            <w:r>
-              <w:rPr>
-                <w:sz w:val="19"/>
-                <w:szCs w:val="19"/>
-              </w:rPr>
-              <w:t>Nikto</w:t>
-            </w:r>
-            <w:proofErr w:type="spellEnd"/>
-            <w:r>
-              <w:rPr>
-                <w:sz w:val="19"/>
-                <w:szCs w:val="19"/>
-              </w:rPr>
-              <w:t xml:space="preserve"> attack-replay simulation (</w:t>
-            </w:r>
-            <w:proofErr w:type="spellStart"/>
-            <w:r>
-              <w:rPr>
-                <w:sz w:val="19"/>
-                <w:szCs w:val="19"/>
-              </w:rPr>
-              <w:t>tcprewrite</w:t>
-            </w:r>
-            <w:proofErr w:type="spellEnd"/>
-            <w:r>
-              <w:rPr>
-                <w:sz w:val="19"/>
-                <w:szCs w:val="19"/>
-              </w:rPr>
-              <w:t>, 5 disguised attacker IPs) against the lab victim</w:t>
+              <w:t>Ran a Nikto attack-replay simulation (tcprewrite, 5 disguised attacker IPs) against the lab victim</w:t>
             </w:r>
           </w:p>
         </w:tc>
@@ -4061,23 +3581,7 @@
                 <w:sz w:val="19"/>
                 <w:szCs w:val="19"/>
               </w:rPr>
-              <w:t xml:space="preserve">Verified </w:t>
-            </w:r>
-            <w:proofErr w:type="spellStart"/>
-            <w:r>
-              <w:rPr>
-                <w:sz w:val="19"/>
-                <w:szCs w:val="19"/>
-              </w:rPr>
-              <w:t>Suricata</w:t>
-            </w:r>
-            <w:proofErr w:type="spellEnd"/>
-            <w:r>
-              <w:rPr>
-                <w:sz w:val="19"/>
-                <w:szCs w:val="19"/>
-              </w:rPr>
-              <w:t xml:space="preserve"> generated correct alerts end-to-end, visible live on dashboard</w:t>
+              <w:t>Verified Suricata generated correct alerts end-to-end, visible live on dashboard</w:t>
             </w:r>
           </w:p>
         </w:tc>
@@ -4152,23 +3656,7 @@
                 <w:sz w:val="19"/>
                 <w:szCs w:val="19"/>
               </w:rPr>
-              <w:t xml:space="preserve">Finished </w:t>
-            </w:r>
-            <w:proofErr w:type="spellStart"/>
-            <w:r>
-              <w:rPr>
-                <w:sz w:val="19"/>
-                <w:szCs w:val="19"/>
-              </w:rPr>
-              <w:t>suricata_et_rules.json</w:t>
-            </w:r>
-            <w:proofErr w:type="spellEnd"/>
-            <w:r>
-              <w:rPr>
-                <w:sz w:val="19"/>
-                <w:szCs w:val="19"/>
-              </w:rPr>
-              <w:t xml:space="preserve"> rule catalog for dashboard enrichment</w:t>
+              <w:t>Finished suricata_et_rules.json rule catalog for dashboard enrichment</w:t>
             </w:r>
           </w:p>
         </w:tc>
@@ -4219,71 +3707,7 @@
                 <w:sz w:val="19"/>
                 <w:szCs w:val="19"/>
               </w:rPr>
-              <w:t xml:space="preserve">Built a combined 15-attacker-vs-5-victim simulation from 3 real attack </w:t>
-            </w:r>
-            <w:proofErr w:type="spellStart"/>
-            <w:r>
-              <w:rPr>
-                <w:sz w:val="19"/>
-                <w:szCs w:val="19"/>
-              </w:rPr>
-              <w:t>pcaps</w:t>
-            </w:r>
-            <w:proofErr w:type="spellEnd"/>
-            <w:r>
-              <w:rPr>
-                <w:sz w:val="19"/>
-                <w:szCs w:val="19"/>
-              </w:rPr>
-              <w:t xml:space="preserve"> (Formbook C2, web-probe scans, </w:t>
-            </w:r>
-            <w:proofErr w:type="spellStart"/>
-            <w:r>
-              <w:rPr>
-                <w:sz w:val="19"/>
-                <w:szCs w:val="19"/>
-              </w:rPr>
-              <w:t>GuLoader</w:t>
-            </w:r>
-            <w:proofErr w:type="spellEnd"/>
-            <w:r>
-              <w:rPr>
-                <w:sz w:val="19"/>
-                <w:szCs w:val="19"/>
-              </w:rPr>
-              <w:t>/</w:t>
-            </w:r>
-            <w:proofErr w:type="spellStart"/>
-            <w:r>
-              <w:rPr>
-                <w:sz w:val="19"/>
-                <w:szCs w:val="19"/>
-              </w:rPr>
-              <w:t>AgentTesla</w:t>
-            </w:r>
-            <w:proofErr w:type="spellEnd"/>
-            <w:r>
-              <w:rPr>
-                <w:sz w:val="19"/>
-                <w:szCs w:val="19"/>
-              </w:rPr>
-              <w:t xml:space="preserve"> FTP </w:t>
-            </w:r>
-            <w:proofErr w:type="spellStart"/>
-            <w:r>
-              <w:rPr>
-                <w:sz w:val="19"/>
-                <w:szCs w:val="19"/>
-              </w:rPr>
-              <w:t>exfil</w:t>
-            </w:r>
-            <w:proofErr w:type="spellEnd"/>
-            <w:r>
-              <w:rPr>
-                <w:sz w:val="19"/>
-                <w:szCs w:val="19"/>
-              </w:rPr>
-              <w:t>)</w:t>
+              <w:t>Built a combined 15-attacker-vs-5-victim simulation from 3 real attack pcaps (Formbook C2, web-probe scans, GuLoader/AgentTesla FTP exfil)</w:t>
             </w:r>
           </w:p>
         </w:tc>
@@ -4358,39 +3782,7 @@
                 <w:sz w:val="19"/>
                 <w:szCs w:val="19"/>
               </w:rPr>
-              <w:t xml:space="preserve">Rebuilt the simulation as a smaller, controlled 5-attacker-vs-5-victim set (2 Formbook, 2 </w:t>
-            </w:r>
-            <w:proofErr w:type="spellStart"/>
-            <w:r>
-              <w:rPr>
-                <w:sz w:val="19"/>
-                <w:szCs w:val="19"/>
-              </w:rPr>
-              <w:t>webprobe</w:t>
-            </w:r>
-            <w:proofErr w:type="spellEnd"/>
-            <w:r>
-              <w:rPr>
-                <w:sz w:val="19"/>
-                <w:szCs w:val="19"/>
-              </w:rPr>
-              <w:t xml:space="preserve">, 1 </w:t>
-            </w:r>
-            <w:proofErr w:type="spellStart"/>
-            <w:r>
-              <w:rPr>
-                <w:sz w:val="19"/>
-                <w:szCs w:val="19"/>
-              </w:rPr>
-              <w:t>ftpexfil</w:t>
-            </w:r>
-            <w:proofErr w:type="spellEnd"/>
-            <w:r>
-              <w:rPr>
-                <w:sz w:val="19"/>
-                <w:szCs w:val="19"/>
-              </w:rPr>
-              <w:t>)</w:t>
+              <w:t>Rebuilt the simulation as a smaller, controlled 5-attacker-vs-5-victim set (2 Formbook, 2 webprobe, 1 ftpexfil)</w:t>
             </w:r>
           </w:p>
         </w:tc>
@@ -4465,23 +3857,7 @@
                 <w:sz w:val="19"/>
                 <w:szCs w:val="19"/>
               </w:rPr>
-              <w:t xml:space="preserve">Wrote the full dashboard README and reorganized the </w:t>
-            </w:r>
-            <w:proofErr w:type="spellStart"/>
-            <w:r>
-              <w:rPr>
-                <w:sz w:val="19"/>
-                <w:szCs w:val="19"/>
-              </w:rPr>
-              <w:t>GitHub</w:t>
-            </w:r>
-            <w:proofErr w:type="spellEnd"/>
-            <w:r>
-              <w:rPr>
-                <w:sz w:val="19"/>
-                <w:szCs w:val="19"/>
-              </w:rPr>
-              <w:t xml:space="preserve"> repo structure</w:t>
+              <w:t>Wrote the full dashboard README and reorganized the GitHub repo structure</w:t>
             </w:r>
           </w:p>
         </w:tc>
@@ -4575,31 +3951,7 @@
         <w:spacing w:after="160" w:line="300" w:lineRule="auto"/>
       </w:pPr>
       <w:r>
-        <w:t xml:space="preserve">Built the three-VM foundation for the entire project: a Kali attacker, an Ubuntu-Benign target running realistic services (Apache, </w:t>
-      </w:r>
-      <w:proofErr w:type="spellStart"/>
-      <w:r>
-        <w:t>vsftpd</w:t>
-      </w:r>
-      <w:proofErr w:type="spellEnd"/>
-      <w:r>
-        <w:t>), and an Ubuntu-</w:t>
-      </w:r>
-      <w:proofErr w:type="spellStart"/>
-      <w:r>
-        <w:t>Suricata</w:t>
-      </w:r>
-      <w:proofErr w:type="spellEnd"/>
-      <w:r>
-        <w:t xml:space="preserve"> sensor, all bridged on an isolated VMnet1 host-only network (192.168.93.0/24) so lab traffic never touched the host's regular internet connection. Spent the remaining days researching </w:t>
-      </w:r>
-      <w:proofErr w:type="spellStart"/>
-      <w:r>
-        <w:t>Suricata's</w:t>
-      </w:r>
-      <w:proofErr w:type="spellEnd"/>
-      <w:r>
-        <w:t xml:space="preserve"> rule ecosystem and evaluating existing open-source dashboard tooling, which led to the deliberate decision to build a custom dashboard rather than adopt an off-the-shelf one.</w:t>
+        <w:t>Built the three-VM foundation for the entire project: a Kali attacker, an Ubuntu-Benign target running realistic services (Apache, vsftpd), and an Ubuntu-Suricata sensor, all bridged on an isolated VMnet1 host-only network (192.168.93.0/24) so lab traffic never touched the host's regular internet connection. Spent the remaining days researching Suricata's rule ecosystem and evaluating existing open-source dashboard tooling, which led to the deliberate decision to build a custom dashboard rather than adopt an off-the-shelf one.</w:t>
       </w:r>
     </w:p>
     <w:p>
@@ -4628,15 +3980,7 @@
         <w:spacing w:after="160" w:line="300" w:lineRule="auto"/>
       </w:pPr>
       <w:r>
-        <w:t xml:space="preserve">Started an automated Playwright-based scraper for ET Open rule metadata in parallel with building the dashboard's core: </w:t>
-      </w:r>
-      <w:proofErr w:type="spellStart"/>
-      <w:r>
-        <w:t>eve.json</w:t>
-      </w:r>
-      <w:proofErr w:type="spellEnd"/>
-      <w:r>
-        <w:t xml:space="preserve"> log ingestion, SQLite storage, and the first working alert table UI. This phase established the two main components, the rule scraper and the dashboard, that every later phase built on and refined.</w:t>
+        <w:t>Started an automated Playwright-based scraper for ET Open rule metadata in parallel with building the dashboard's core: eve.json log ingestion, SQLite storage, and the first working alert table UI. This phase established the two main components, the rule scraper and the dashboard, that every later phase built on and refined.</w:t>
       </w:r>
     </w:p>
     <w:p>
@@ -4665,15 +4009,7 @@
         <w:spacing w:after="160" w:line="300" w:lineRule="auto"/>
       </w:pPr>
       <w:r>
-        <w:t xml:space="preserve">Diagnosed and fixed a performance bottleneck in the dashboard caused by repeated JSON re-parsing on every render, resolving it with caching and documenting the before/after benchmarks. Shifted focus to sourcing and validating real-world attack PCAPs (starting with a </w:t>
-      </w:r>
-      <w:proofErr w:type="spellStart"/>
-      <w:r>
-        <w:t>Nikto</w:t>
-      </w:r>
-      <w:proofErr w:type="spellEnd"/>
-      <w:r>
-        <w:t xml:space="preserve"> scan) for later simulation work, while finishing the full-scale ET rule </w:t>
+        <w:t xml:space="preserve">Diagnosed and fixed a performance bottleneck in the dashboard caused by repeated JSON re-parsing on every render, resolving it with caching and documenting the before/after benchmarks. Shifted focus to sourcing and validating real-world attack PCAPs (starting with a Nikto scan) for later simulation work, while finishing the full-scale ET rule </w:t>
       </w:r>
       <w:r>
         <w:t>scraping run covering roughly 70</w:t>
@@ -4708,39 +4044,7 @@
         <w:spacing w:after="160" w:line="300" w:lineRule="auto"/>
       </w:pPr>
       <w:r>
-        <w:t>Built and replayed increasingly refined multi-attack simulations: first a larger 15-attacker-vs-5-victim scenario combining three real malware PCAPs (Formbook/</w:t>
-      </w:r>
-      <w:proofErr w:type="spellStart"/>
-      <w:r>
-        <w:t>XLoader</w:t>
-      </w:r>
-      <w:proofErr w:type="spellEnd"/>
-      <w:r>
-        <w:t xml:space="preserve"> C2, web reconnaissance probes, and </w:t>
-      </w:r>
-      <w:proofErr w:type="spellStart"/>
-      <w:r>
-        <w:t>GuLoader→AgentTesla</w:t>
-      </w:r>
-      <w:proofErr w:type="spellEnd"/>
-      <w:r>
-        <w:t xml:space="preserve"> FTP exfiltration), then a cleaner, more controlled 5-vs-5 version. This phase surfaced and resolved several genuine infrastructure issues, including </w:t>
-      </w:r>
-      <w:proofErr w:type="spellStart"/>
-      <w:r>
-        <w:t>Suricata</w:t>
-      </w:r>
-      <w:proofErr w:type="spellEnd"/>
-      <w:r>
-        <w:t xml:space="preserve"> log rotation, SQLite write-lock contention, a host disk-space exhaustion that froze a VM mid-replay, and a </w:t>
-      </w:r>
-      <w:proofErr w:type="spellStart"/>
-      <w:r>
-        <w:t>Streamlit</w:t>
-      </w:r>
-      <w:proofErr w:type="spellEnd"/>
-      <w:r>
-        <w:t xml:space="preserve"> live-refresh gap, each traced to its root cause and fixed rather than worked around.</w:t>
+        <w:t>Built and replayed increasingly refined multi-attack simulations: first a larger 15-attacker-vs-5-victim scenario combining three real malware PCAPs (Formbook/XLoader C2, web reconnaissance probes, and GuLoader→AgentTesla FTP exfiltration), then a cleaner, more controlled 5-vs-5 version. This phase surfaced and resolved several genuine infrastructure issues, including Suricata log rotation, SQLite write-lock contention, a host disk-space exhaustion that froze a VM mid-replay, and a Streamlit live-refresh gap, each traced to its root cause and fixed rather than worked around.</w:t>
       </w:r>
     </w:p>
     <w:p>
@@ -4769,15 +4073,7 @@
         <w:spacing w:after="160" w:line="300" w:lineRule="auto"/>
       </w:pPr>
       <w:r>
-        <w:t xml:space="preserve">Closed out the internship by writing complete setup, architecture, and troubleshooting documentation for the dashboard, and reorganizing both </w:t>
-      </w:r>
-      <w:proofErr w:type="spellStart"/>
-      <w:r>
-        <w:t>GitHub</w:t>
-      </w:r>
-      <w:proofErr w:type="spellEnd"/>
-      <w:r>
-        <w:t xml:space="preserve"> repositories into a clear, dated structure ahead of final submission.</w:t>
+        <w:t>Closed out the internship by writing complete setup, architecture, and troubleshooting documentation for the dashboard, and reorganizing both GitHub repositories into a clear, dated structure ahead of final submission.</w:t>
       </w:r>
     </w:p>
     <w:p>
@@ -4947,15 +4243,7 @@
         <w:t xml:space="preserve">Root cause: </w:t>
       </w:r>
       <w:r>
-        <w:t xml:space="preserve">The ingestion module's SQLite connection was using the default 5-second busy timeout, and a possible multi-tab </w:t>
-      </w:r>
-      <w:proofErr w:type="spellStart"/>
-      <w:r>
-        <w:t>Streamlit</w:t>
-      </w:r>
-      <w:proofErr w:type="spellEnd"/>
-      <w:r>
-        <w:t xml:space="preserve"> session could spawn duplicate ingestion threads writing to the same table concurrently.</w:t>
+        <w:t>The ingestion module's SQLite connection was using the default 5-second busy timeout, and a possible multi-tab Streamlit session could spawn duplicate ingestion threads writing to the same table concurrently.</w:t>
       </w:r>
     </w:p>
     <w:p>
@@ -4974,15 +4262,7 @@
         <w:t xml:space="preserve">Fix: </w:t>
       </w:r>
       <w:r>
-        <w:t xml:space="preserve">Gave one module sole ownership of </w:t>
-      </w:r>
-      <w:proofErr w:type="spellStart"/>
-      <w:r>
-        <w:t>writes</w:t>
-      </w:r>
-      <w:proofErr w:type="spellEnd"/>
-      <w:r>
-        <w:t xml:space="preserve"> to the alerts table, and applied a longer busy timeout with a threading lock around the ingestion routine to serialize concurrent writes safely.</w:t>
+        <w:t>Gave one module sole ownership of writes to the alerts table, and applied a longer busy timeout with a threading lock around the ingestion routine to serialize concurrent writes safely.</w:t>
       </w:r>
     </w:p>
     <w:p>
@@ -5002,29 +4282,7 @@
           <w:sz w:val="24"/>
           <w:szCs w:val="24"/>
         </w:rPr>
-        <w:t xml:space="preserve">3. Unbounded </w:t>
-      </w:r>
-      <w:proofErr w:type="spellStart"/>
-      <w:r>
-        <w:rPr>
-          <w:b/>
-          <w:bCs/>
-          <w:color w:val="1A1F2B"/>
-          <w:sz w:val="24"/>
-          <w:szCs w:val="24"/>
-        </w:rPr>
-        <w:t>Suricata</w:t>
-      </w:r>
-      <w:proofErr w:type="spellEnd"/>
-      <w:r>
-        <w:rPr>
-          <w:b/>
-          <w:bCs/>
-          <w:color w:val="1A1F2B"/>
-          <w:sz w:val="24"/>
-          <w:szCs w:val="24"/>
-        </w:rPr>
-        <w:t xml:space="preserve"> log growth (no rotation)</w:t>
+        <w:t>3. Unbounded Suricata log growth (no rotation)</w:t>
       </w:r>
       <w:bookmarkEnd w:id="12"/>
     </w:p>
@@ -5044,15 +4302,7 @@
         <w:t xml:space="preserve">What happened: </w:t>
       </w:r>
       <w:r>
-        <w:t xml:space="preserve">The live dashboard appeared to show nothing during an actual replay test, despite </w:t>
-      </w:r>
-      <w:proofErr w:type="spellStart"/>
-      <w:r>
-        <w:t>Suricata</w:t>
-      </w:r>
-      <w:proofErr w:type="spellEnd"/>
-      <w:r>
-        <w:t xml:space="preserve"> clearly generating alerts.</w:t>
+        <w:t>The live dashboard appeared to show nothing during an actual replay test, despite Suricata clearly generating alerts.</w:t>
       </w:r>
     </w:p>
     <w:p>
@@ -5070,13 +4320,8 @@
         </w:rPr>
         <w:t xml:space="preserve">Root cause: </w:t>
       </w:r>
-      <w:proofErr w:type="spellStart"/>
-      <w:r>
-        <w:t>eve.json</w:t>
-      </w:r>
-      <w:proofErr w:type="spellEnd"/>
-      <w:r>
-        <w:t xml:space="preserve"> and stats.log had grown unbounded (369MB+ and 231MB respectively) since initial setup, with no log rotation ever configured.</w:t>
+      <w:r>
+        <w:t>eve.json and stats.log had grown unbounded (369MB+ and 231MB respectively) since initial setup, with no log rotation ever configured.</w:t>
       </w:r>
     </w:p>
     <w:p>
@@ -5095,23 +4340,7 @@
         <w:t xml:space="preserve">Fix: </w:t>
       </w:r>
       <w:r>
-        <w:t xml:space="preserve">Added </w:t>
-      </w:r>
-      <w:proofErr w:type="spellStart"/>
-      <w:r>
-        <w:t>Suricata's</w:t>
-      </w:r>
-      <w:proofErr w:type="spellEnd"/>
-      <w:r>
-        <w:t xml:space="preserve"> native daily rotate-interval plus a supporting </w:t>
-      </w:r>
-      <w:proofErr w:type="spellStart"/>
-      <w:r>
-        <w:t>logrotate</w:t>
-      </w:r>
-      <w:proofErr w:type="spellEnd"/>
-      <w:r>
-        <w:t xml:space="preserve"> policy (size-capped, 3 rotations retained, corrected file ownership permissions), keeping logs bounded going forward.</w:t>
+        <w:t>Added Suricata's native daily rotate-interval plus a supporting logrotate policy (size-capped, 3 rotations retained, corrected file ownership permissions), keeping logs bounded going forward.</w:t>
       </w:r>
     </w:p>
     <w:p>
@@ -5151,23 +4380,7 @@
         <w:t xml:space="preserve">What happened: </w:t>
       </w:r>
       <w:r>
-        <w:t xml:space="preserve">New alerts were visibly arriving in the </w:t>
-      </w:r>
-      <w:proofErr w:type="spellStart"/>
-      <w:r>
-        <w:t>eve.json</w:t>
-      </w:r>
-      <w:proofErr w:type="spellEnd"/>
-      <w:r>
-        <w:t xml:space="preserve"> log (confirmed via tail -f) but the </w:t>
-      </w:r>
-      <w:proofErr w:type="spellStart"/>
-      <w:r>
-        <w:t>Streamlit</w:t>
-      </w:r>
-      <w:proofErr w:type="spellEnd"/>
-      <w:r>
-        <w:t xml:space="preserve"> dashboard's alert table stayed static until manually reloaded.</w:t>
+        <w:t>New alerts were visibly arriving in the eve.json log (confirmed via tail -f) but the Streamlit dashboard's alert table stayed static until manually reloaded.</w:t>
       </w:r>
     </w:p>
     <w:p>
@@ -5185,13 +4398,8 @@
         </w:rPr>
         <w:t xml:space="preserve">Root cause: </w:t>
       </w:r>
-      <w:proofErr w:type="spellStart"/>
-      <w:r>
-        <w:t>Streamlit</w:t>
-      </w:r>
-      <w:proofErr w:type="spellEnd"/>
-      <w:r>
-        <w:t xml:space="preserve"> does not automatically re-run a page when new rows are written to the underlying database; it only re-runs on user interaction or an explicit refresh.</w:t>
+      <w:r>
+        <w:t>Streamlit does not automatically re-run a page when new rows are written to the underlying database; it only re-runs on user interaction or an explicit refresh.</w:t>
       </w:r>
     </w:p>
     <w:p>
@@ -5210,15 +4418,7 @@
         <w:t xml:space="preserve">Fix: </w:t>
       </w:r>
       <w:r>
-        <w:t xml:space="preserve">Wrapped the alert table in a </w:t>
-      </w:r>
-      <w:proofErr w:type="spellStart"/>
-      <w:r>
-        <w:t>Streamlit</w:t>
-      </w:r>
-      <w:proofErr w:type="spellEnd"/>
-      <w:r>
-        <w:t xml:space="preserve"> fragment set to auto-run on a fixed interval, so the table refreshes on its own without a manual page reload.</w:t>
+        <w:t>Wrapped the alert table in a Streamlit fragment set to auto-run on a fixed interval, so the table refreshes on its own without a manual page reload.</w:t>
       </w:r>
     </w:p>
     <w:p>
@@ -5242,79 +4442,7 @@
           <w:sz w:val="20"/>
           <w:szCs w:val="20"/>
         </w:rPr>
-        <w:t xml:space="preserve">Beyond these four, the PCAP replay pipeline itself surfaced a long list of smaller but instructive issues: capturing on the wrong network interface, oversized “super-packets” caused by NIC segmentation offload, missing destination MAC addresses causing silent Layer-2 frame drops, and a subtle IP-remapping bug that split a single real conversation into two unrelated fake identities, breaking </w:t>
-      </w:r>
-      <w:proofErr w:type="spellStart"/>
-      <w:r>
-        <w:rPr>
-          <w:b/>
-          <w:i/>
-          <w:iCs/>
-          <w:color w:val="5B6472"/>
-          <w:sz w:val="20"/>
-          <w:szCs w:val="20"/>
-        </w:rPr>
-        <w:t>Suricata's</w:t>
-      </w:r>
-      <w:proofErr w:type="spellEnd"/>
-      <w:r>
-        <w:rPr>
-          <w:b/>
-          <w:i/>
-          <w:iCs/>
-          <w:color w:val="5B6472"/>
-          <w:sz w:val="20"/>
-          <w:szCs w:val="20"/>
-        </w:rPr>
-        <w:t xml:space="preserve"> stream-reassembly logic. Each was diagnosed methodically using </w:t>
-      </w:r>
-      <w:proofErr w:type="spellStart"/>
-      <w:r>
-        <w:rPr>
-          <w:b/>
-          <w:i/>
-          <w:iCs/>
-          <w:color w:val="5B6472"/>
-          <w:sz w:val="20"/>
-          <w:szCs w:val="20"/>
-        </w:rPr>
-        <w:t>tshark</w:t>
-      </w:r>
-      <w:proofErr w:type="spellEnd"/>
-      <w:r>
-        <w:rPr>
-          <w:b/>
-          <w:i/>
-          <w:iCs/>
-          <w:color w:val="5B6472"/>
-          <w:sz w:val="20"/>
-          <w:szCs w:val="20"/>
-        </w:rPr>
-        <w:t xml:space="preserve"> and </w:t>
-      </w:r>
-      <w:proofErr w:type="spellStart"/>
-      <w:r>
-        <w:rPr>
-          <w:b/>
-          <w:i/>
-          <w:iCs/>
-          <w:color w:val="5B6472"/>
-          <w:sz w:val="20"/>
-          <w:szCs w:val="20"/>
-        </w:rPr>
-        <w:t>Suricata's</w:t>
-      </w:r>
-      <w:proofErr w:type="spellEnd"/>
-      <w:r>
-        <w:rPr>
-          <w:b/>
-          <w:i/>
-          <w:iCs/>
-          <w:color w:val="5B6472"/>
-          <w:sz w:val="20"/>
-          <w:szCs w:val="20"/>
-        </w:rPr>
-        <w:t xml:space="preserve"> own debug output before being fixed at the source.</w:t>
+        <w:t>Beyond these four, the PCAP replay pipeline itself surfaced a long list of smaller but instructive issues: capturing on the wrong network interface, oversized “super-packets” caused by NIC segmentation offload, missing destination MAC addresses causing silent Layer-2 frame drops, and a subtle IP-remapping bug that split a single real conversation into two unrelated fake identities, breaking Suricata's stream-reassembly logic. Each was diagnosed methodically using tshark and Suricata's own debug output before being fixed at the source.</w:t>
       </w:r>
     </w:p>
     <w:p>
@@ -5381,15 +4509,7 @@
         <w:spacing w:after="90" w:line="280" w:lineRule="auto"/>
       </w:pPr>
       <w:r>
-        <w:t xml:space="preserve">Working knowledge of the </w:t>
-      </w:r>
-      <w:proofErr w:type="spellStart"/>
-      <w:r>
-        <w:t>Suricata</w:t>
-      </w:r>
-      <w:proofErr w:type="spellEnd"/>
-      <w:r>
-        <w:t xml:space="preserve"> rule engine: rule anatomy, SID/reference systems, fast-pattern matching, and how a packet moves from capture through decode, fast filter, full match, to alert.</w:t>
+        <w:t>Working knowledge of the Suricata rule engine: rule anatomy, SID/reference systems, fast-pattern matching, and how a packet moves from capture through decode, fast filter, full match, to alert.</w:t>
       </w:r>
     </w:p>
     <w:p>
@@ -5402,39 +4522,7 @@
         <w:spacing w:after="90" w:line="280" w:lineRule="auto"/>
       </w:pPr>
       <w:r>
-        <w:t xml:space="preserve">Hands-on packet capture and replay methodology using </w:t>
-      </w:r>
-      <w:proofErr w:type="spellStart"/>
-      <w:r>
-        <w:t>tcpdump</w:t>
-      </w:r>
-      <w:proofErr w:type="spellEnd"/>
-      <w:r>
-        <w:t xml:space="preserve">, </w:t>
-      </w:r>
-      <w:proofErr w:type="spellStart"/>
-      <w:r>
-        <w:t>tshark</w:t>
-      </w:r>
-      <w:proofErr w:type="spellEnd"/>
-      <w:r>
-        <w:t xml:space="preserve">, </w:t>
-      </w:r>
-      <w:proofErr w:type="spellStart"/>
-      <w:r>
-        <w:t>tcprewrite</w:t>
-      </w:r>
-      <w:proofErr w:type="spellEnd"/>
-      <w:r>
-        <w:t xml:space="preserve">, and </w:t>
-      </w:r>
-      <w:proofErr w:type="spellStart"/>
-      <w:r>
-        <w:t>tcpreplay</w:t>
-      </w:r>
-      <w:proofErr w:type="spellEnd"/>
-      <w:r>
-        <w:t>, including the subtleties of IP remapping and Layer 2 delivery in a virtualized network.</w:t>
+        <w:t>Hands-on packet capture and replay methodology using tcpdump, tshark, tcprewrite, and tcpreplay, including the subtleties of IP remapping and Layer 2 delivery in a virtualized network.</w:t>
       </w:r>
     </w:p>
     <w:p>
@@ -5468,15 +4556,7 @@
         <w:spacing w:after="90" w:line="280" w:lineRule="auto"/>
       </w:pPr>
       <w:r>
-        <w:t xml:space="preserve">Built a resilient, </w:t>
-      </w:r>
-      <w:proofErr w:type="spellStart"/>
-      <w:r>
-        <w:t>checkpointed</w:t>
-      </w:r>
-      <w:proofErr w:type="spellEnd"/>
-      <w:r>
-        <w:t xml:space="preserve"> asynchronous scraper capable of resuming after interruption and recovering from a corrupted save file.</w:t>
+        <w:t>Built a resilient, checkpointed asynchronous scraper capable of resuming after interruption and recovering from a corrupted save file.</w:t>
       </w:r>
     </w:p>
     <w:p>
@@ -5489,15 +4569,7 @@
         <w:spacing w:after="90" w:line="280" w:lineRule="auto"/>
       </w:pPr>
       <w:r>
-        <w:t xml:space="preserve">Transformed unstructured, scraped web content into a clean, structured, </w:t>
-      </w:r>
-      <w:proofErr w:type="spellStart"/>
-      <w:r>
-        <w:t>queryable</w:t>
-      </w:r>
-      <w:proofErr w:type="spellEnd"/>
-      <w:r>
-        <w:t xml:space="preserve"> JSON dataset covering tens of thousands of records.</w:t>
+        <w:t>Transformed unstructured, scraped web content into a clean, structured, queryable JSON dataset covering tens of thousands of records.</w:t>
       </w:r>
     </w:p>
     <w:p>
@@ -5531,15 +4603,7 @@
         <w:spacing w:after="90" w:line="280" w:lineRule="auto"/>
       </w:pPr>
       <w:r>
-        <w:t xml:space="preserve">Took a dashboard from a memory-only prototype script to a persistent </w:t>
-      </w:r>
-      <w:proofErr w:type="spellStart"/>
-      <w:r>
-        <w:t>Streamlit</w:t>
-      </w:r>
-      <w:proofErr w:type="spellEnd"/>
-      <w:r>
-        <w:t xml:space="preserve"> + SQLite application with a real review workflow.</w:t>
+        <w:t>Took a dashboard from a memory-only prototype script to a persistent Streamlit + SQLite application with a real review workflow.</w:t>
       </w:r>
     </w:p>
     <w:p>
@@ -5552,15 +4616,7 @@
         <w:spacing w:after="90" w:line="280" w:lineRule="auto"/>
       </w:pPr>
       <w:r>
-        <w:t xml:space="preserve">Designed features (grouping, regex search, severity sorting, </w:t>
-      </w:r>
-      <w:proofErr w:type="gramStart"/>
-      <w:r>
-        <w:t>CSV</w:t>
-      </w:r>
-      <w:proofErr w:type="gramEnd"/>
-      <w:r>
-        <w:t xml:space="preserve"> export) around what an analyst actually needs when triaging a flood of alerts.</w:t>
+        <w:t>Designed features (grouping, regex search, severity sorting, CSV export) around what an analyst actually needs when triaging a flood of alerts.</w:t>
       </w:r>
     </w:p>
     <w:p>
@@ -5594,15 +4650,7 @@
         <w:spacing w:after="90" w:line="280" w:lineRule="auto"/>
       </w:pPr>
       <w:r>
-        <w:t>Diagnosed concurrency issues (SQLite locking), infrastructure limits (disk exhaustion, unbounded logs), and UI framework quirks (</w:t>
-      </w:r>
-      <w:proofErr w:type="spellStart"/>
-      <w:r>
-        <w:t>Streamlit's</w:t>
-      </w:r>
-      <w:proofErr w:type="spellEnd"/>
-      <w:r>
-        <w:t xml:space="preserve"> refresh model) methodically rather than by guesswork.</w:t>
+        <w:t>Diagnosed concurrency issues (SQLite locking), infrastructure limits (disk exhaustion, unbounded logs), and UI framework quirks (Streamlit's refresh model) methodically rather than by guesswork.</w:t>
       </w:r>
     </w:p>
     <w:p>
@@ -5659,21 +4707,8 @@
         </w:numPr>
         <w:spacing w:after="90" w:line="280" w:lineRule="auto"/>
       </w:pPr>
-      <w:proofErr w:type="spellStart"/>
-      <w:r>
-        <w:t>GitHub</w:t>
-      </w:r>
-      <w:proofErr w:type="spellEnd"/>
-      <w:r>
-        <w:t xml:space="preserve"> repository: </w:t>
-      </w:r>
-      <w:proofErr w:type="spellStart"/>
-      <w:r>
-        <w:t>suricata</w:t>
-      </w:r>
-      <w:proofErr w:type="spellEnd"/>
-      <w:r>
-        <w:t>-dashboard, the dashboard codebase (app, ingestion, alert store, filters, charts, README)</w:t>
+      <w:r>
+        <w:t>GitHub repository: suricata-dashboard, the dashboard codebase (app, ingestion, alert store, filters, charts, README)</w:t>
       </w:r>
     </w:p>
     <w:p>
@@ -5685,21 +4720,8 @@
         </w:numPr>
         <w:spacing w:after="90" w:line="280" w:lineRule="auto"/>
       </w:pPr>
-      <w:proofErr w:type="spellStart"/>
-      <w:r>
-        <w:t>GitHub</w:t>
-      </w:r>
-      <w:proofErr w:type="spellEnd"/>
-      <w:r>
-        <w:t xml:space="preserve"> repository: </w:t>
-      </w:r>
-      <w:proofErr w:type="spellStart"/>
-      <w:r>
-        <w:t>suricata</w:t>
-      </w:r>
-      <w:proofErr w:type="spellEnd"/>
-      <w:r>
-        <w:t>-ids-lab, lab setup, research notes, rule-dataset scripts, PCAP simulation work, and this presentation, organized into dated folders</w:t>
+      <w:r>
+        <w:t>GitHub repository: suricata-ids-lab, lab setup, research notes, rule-dataset scripts, PCAP simulation work, and this presentation, organized into dated folders</w:t>
       </w:r>
     </w:p>
     <w:p>
@@ -5715,15 +4737,7 @@
         <w:t>Rule catalog datas</w:t>
       </w:r>
       <w:r>
-        <w:t>et (</w:t>
-      </w:r>
-      <w:proofErr w:type="spellStart"/>
-      <w:r>
-        <w:t>suricata_et_rules.json</w:t>
-      </w:r>
-      <w:proofErr w:type="spellEnd"/>
-      <w:r>
-        <w:t>): ~70</w:t>
+        <w:t>et (suricata_et_rules.json): ~70</w:t>
       </w:r>
       <w:r>
         <w:t>,000 scraped ET Open rule records with full metadata</w:t>
@@ -5739,15 +4753,7 @@
         <w:spacing w:after="90" w:line="280" w:lineRule="auto"/>
       </w:pPr>
       <w:r>
-        <w:t>Community rule sample dataset (</w:t>
-      </w:r>
-      <w:proofErr w:type="spellStart"/>
-      <w:r>
-        <w:t>suricata_community_sample.json</w:t>
-      </w:r>
-      <w:proofErr w:type="spellEnd"/>
-      <w:r>
-        <w:t>)</w:t>
+        <w:t>Community rule sample dataset (suricata_community_sample.json)</w:t>
       </w:r>
     </w:p>
     <w:p>
@@ -5760,31 +4766,7 @@
         <w:spacing w:after="90" w:line="280" w:lineRule="auto"/>
       </w:pPr>
       <w:r>
-        <w:t>Captured and rewritten attack PCAPs used in the multi-attacker simulations (Formbook/</w:t>
-      </w:r>
-      <w:proofErr w:type="spellStart"/>
-      <w:r>
-        <w:t>XLoader</w:t>
-      </w:r>
-      <w:proofErr w:type="spellEnd"/>
-      <w:r>
-        <w:t xml:space="preserve">, web-probe, </w:t>
-      </w:r>
-      <w:proofErr w:type="spellStart"/>
-      <w:r>
-        <w:t>GuLoader</w:t>
-      </w:r>
-      <w:proofErr w:type="spellEnd"/>
-      <w:r>
-        <w:t>/</w:t>
-      </w:r>
-      <w:proofErr w:type="spellStart"/>
-      <w:r>
-        <w:t>AgentTesla</w:t>
-      </w:r>
-      <w:proofErr w:type="spellEnd"/>
-      <w:r>
-        <w:t xml:space="preserve"> FTP exfiltration, and the merged simulation files)</w:t>
+        <w:t>Captured and rewritten attack PCAPs used in the multi-attacker simulations (Formbook/XLoader, web-probe, GuLoader/AgentTesla FTP exfiltration, and the merged simulation files)</w:t>
       </w:r>
     </w:p>
     <w:p>
@@ -5811,18 +4793,8 @@
       </w:pPr>
       <w:r>
         <w:lastRenderedPageBreak/>
-        <w:t xml:space="preserve">Google Drive folder with the above large assets (datasets and PCAPs kept out of </w:t>
-      </w:r>
-      <w:proofErr w:type="spellStart"/>
-      <w:r>
-        <w:t>git</w:t>
-      </w:r>
-      <w:proofErr w:type="spellEnd"/>
-      <w:r>
-        <w:t>)</w:t>
-      </w:r>
-      <w:bookmarkStart w:id="20" w:name="_GoBack"/>
-      <w:bookmarkEnd w:id="20"/>
+        <w:t>Google Drive folder with the above large assets (datasets and PCAPs kept out of git)</w:t>
+      </w:r>
     </w:p>
     <w:p>
       <w:pPr>
@@ -5835,7 +4807,7 @@
           <w:b/>
         </w:rPr>
       </w:pPr>
-      <w:bookmarkStart w:id="21" w:name="_Toc238740635"/>
+      <w:bookmarkStart w:id="20" w:name="_Toc238740635"/>
       <w:r>
         <w:rPr>
           <w:b/>
@@ -5846,7 +4818,7 @@
         </w:rPr>
         <w:t>Conclusion</w:t>
       </w:r>
-      <w:bookmarkEnd w:id="21"/>
+      <w:bookmarkEnd w:id="20"/>
     </w:p>
     <w:p>
       <w:pPr>
@@ -5856,15 +4828,7 @@
         <w:t>This internship moved from a blank virtual lab to a working, end-to-end detection pipeline: a prope</w:t>
       </w:r>
       <w:r>
-        <w:t xml:space="preserve">rly tuned </w:t>
-      </w:r>
-      <w:proofErr w:type="spellStart"/>
-      <w:r>
-        <w:t>Suricata</w:t>
-      </w:r>
-      <w:proofErr w:type="spellEnd"/>
-      <w:r>
-        <w:t xml:space="preserve"> sensor, a ~70</w:t>
+        <w:t>rly tuned Suricata sensor, a ~70</w:t>
       </w:r>
       <w:r>
         <w:t>,000-rule metadata catalog built independently through scraping, and a custom-built dashboard capable of surfacing and triaging alerts generated by real malware traffic replayed under realistic multi-attacker conditions. Beyond the technical deliverables, some of the most valuable outcomes came from the debugging process itself: tracing disk exhaustion, concurrency bugs, log rotation gaps, and UI refresh issues back to their root causes under real operating constraints.</w:t>
@@ -5881,7 +4845,7 @@
           <w:b/>
         </w:rPr>
       </w:pPr>
-      <w:bookmarkStart w:id="22" w:name="_Toc238740636"/>
+      <w:bookmarkStart w:id="21" w:name="_Toc238740636"/>
       <w:r>
         <w:rPr>
           <w:b/>
@@ -5892,7 +4856,7 @@
         </w:rPr>
         <w:t>Appendix / Links</w:t>
       </w:r>
-      <w:bookmarkEnd w:id="22"/>
+      <w:bookmarkEnd w:id="21"/>
     </w:p>
     <w:p>
       <w:pPr>
@@ -5902,7 +4866,7 @@
           <w:b/>
         </w:rPr>
       </w:pPr>
-      <w:bookmarkStart w:id="23" w:name="_Toc238740637"/>
+      <w:bookmarkStart w:id="22" w:name="_Toc238740637"/>
       <w:r>
         <w:rPr>
           <w:b/>
@@ -5913,7 +4877,7 @@
         </w:rPr>
         <w:t>Project Repositories</w:t>
       </w:r>
-      <w:bookmarkEnd w:id="23"/>
+      <w:bookmarkEnd w:id="22"/>
     </w:p>
     <w:p>
       <w:pPr>
@@ -5925,23 +4889,7 @@
             <w:color w:val="1155CC"/>
             <w:u w:val="single"/>
           </w:rPr>
-          <w:t>github.com/Sameeha135/</w:t>
-        </w:r>
-        <w:proofErr w:type="spellStart"/>
-        <w:r>
-          <w:rPr>
-            <w:color w:val="1155CC"/>
-            <w:u w:val="single"/>
-          </w:rPr>
-          <w:t>suricata</w:t>
-        </w:r>
-        <w:proofErr w:type="spellEnd"/>
-        <w:r>
-          <w:rPr>
-            <w:color w:val="1155CC"/>
-            <w:u w:val="single"/>
-          </w:rPr>
-          <w:t>-dashboard</w:t>
+          <w:t>github.com/Sameeha135/suricata-dashboard</w:t>
         </w:r>
       </w:hyperlink>
     </w:p>
@@ -5959,23 +4907,7 @@
             <w:color w:val="1155CC"/>
             <w:u w:val="single"/>
           </w:rPr>
-          <w:t>github.com/Sameeha135/</w:t>
-        </w:r>
-        <w:proofErr w:type="spellStart"/>
-        <w:r>
-          <w:rPr>
-            <w:color w:val="1155CC"/>
-            <w:u w:val="single"/>
-          </w:rPr>
-          <w:t>suricata</w:t>
-        </w:r>
-        <w:proofErr w:type="spellEnd"/>
-        <w:r>
-          <w:rPr>
-            <w:color w:val="1155CC"/>
-            <w:u w:val="single"/>
-          </w:rPr>
-          <w:t>-ids-lab</w:t>
+          <w:t>github.com/Sameeha135/suricata-ids-lab</w:t>
         </w:r>
       </w:hyperlink>
     </w:p>
@@ -5999,8 +4931,10 @@
           <w:sz w:val="24"/>
           <w:szCs w:val="24"/>
         </w:rPr>
-        <w:t>Notion Notes:</w:t>
-      </w:r>
+        <w:t>Notion Notes</w:t>
+      </w:r>
+      <w:bookmarkStart w:id="23" w:name="_GoBack"/>
+      <w:bookmarkEnd w:id="23"/>
     </w:p>
     <w:bookmarkStart w:id="24" w:name="_Toc238740638"/>
     <w:p>
@@ -6169,7 +5103,6 @@
         <w:spacing w:after="90"/>
       </w:pPr>
       <w:hyperlink r:id="rId10" w:history="1">
-        <w:proofErr w:type="gramStart"/>
         <w:r>
           <w:rPr>
             <w:color w:val="1155CC"/>
@@ -6203,15 +5136,7 @@
             <w:color w:val="1155CC"/>
             <w:u w:val="single"/>
           </w:rPr>
-          <w:t>et</w:t>
-        </w:r>
-        <w:proofErr w:type="gramEnd"/>
-        <w:r>
-          <w:rPr>
-            <w:color w:val="1155CC"/>
-            <w:u w:val="single"/>
-          </w:rPr>
-          <w:t xml:space="preserve">: </w:t>
+          <w:t xml:space="preserve">et: </w:t>
         </w:r>
         <w:r>
           <w:rPr>
@@ -6238,44 +5163,26 @@
         <w:spacing w:after="90"/>
       </w:pPr>
       <w:hyperlink r:id="rId11" w:history="1">
-        <w:proofErr w:type="spellStart"/>
         <w:r>
           <w:rPr>
             <w:color w:val="1155CC"/>
             <w:u w:val="single"/>
           </w:rPr>
-          <w:t>Suricata</w:t>
+          <w:t>Suricata official documentation (OISF)</w:t>
         </w:r>
-        <w:proofErr w:type="spellEnd"/>
+      </w:hyperlink>
+    </w:p>
+    <w:p>
+      <w:pPr>
+        <w:spacing w:after="90"/>
+      </w:pPr>
+      <w:hyperlink r:id="rId12" w:history="1">
         <w:r>
           <w:rPr>
             <w:color w:val="1155CC"/>
             <w:u w:val="single"/>
           </w:rPr>
-          <w:t xml:space="preserve"> official documentation (OISF)</w:t>
-        </w:r>
-      </w:hyperlink>
-    </w:p>
-    <w:p>
-      <w:pPr>
-        <w:spacing w:after="90"/>
-      </w:pPr>
-      <w:hyperlink r:id="rId12" w:history="1">
-        <w:proofErr w:type="spellStart"/>
-        <w:r>
-          <w:rPr>
-            <w:color w:val="1155CC"/>
-            <w:u w:val="single"/>
-          </w:rPr>
-          <w:t>Proofpoint</w:t>
-        </w:r>
-        <w:proofErr w:type="spellEnd"/>
-        <w:r>
-          <w:rPr>
-            <w:color w:val="1155CC"/>
-            <w:u w:val="single"/>
-          </w:rPr>
-          <w:t xml:space="preserve"> Emerging Threats rule documentation (ET Open rule details)</w:t>
+          <w:t>Proofpoint Emerging Threats rule documentation (ET Open rule details)</w:t>
         </w:r>
       </w:hyperlink>
     </w:p>
@@ -6342,7 +5249,7 @@
           <w:rPr>
             <w:noProof/>
           </w:rPr>
-          <w:t>8</w:t>
+          <w:t>7</w:t>
         </w:r>
         <w:r>
           <w:rPr>

--- a/2026-08-24_to_2026-08-28_Documentation/Internship_Completion_Report.docx
+++ b/2026-08-24_to_2026-08-28_Documentation/Internship_Completion_Report.docx
@@ -9,22 +9,289 @@
           <w:b/>
         </w:rPr>
       </w:pPr>
+      <w:r>
+        <w:rPr>
+          <w:b/>
+          <w:noProof/>
+        </w:rPr>
+        <mc:AlternateContent>
+          <mc:Choice Requires="wps">
+            <w:drawing>
+              <wp:anchor distT="0" distB="0" distL="114300" distR="114300" simplePos="0" relativeHeight="251659264" behindDoc="0" locked="0" layoutInCell="1" allowOverlap="1">
+                <wp:simplePos x="0" y="0"/>
+                <wp:positionH relativeFrom="margin">
+                  <wp:align>center</wp:align>
+                </wp:positionH>
+                <wp:positionV relativeFrom="paragraph">
+                  <wp:posOffset>-715396</wp:posOffset>
+                </wp:positionV>
+                <wp:extent cx="6559826" cy="1765190"/>
+                <wp:effectExtent l="0" t="0" r="0" b="0"/>
+                <wp:wrapNone/>
+                <wp:docPr id="2" name="Rectangle 2"/>
+                <wp:cNvGraphicFramePr/>
+                <a:graphic xmlns:a="http://schemas.openxmlformats.org/drawingml/2006/main">
+                  <a:graphicData uri="http://schemas.microsoft.com/office/word/2010/wordprocessingShape">
+                    <wps:wsp>
+                      <wps:cNvSpPr/>
+                      <wps:spPr>
+                        <a:xfrm>
+                          <a:off x="0" y="0"/>
+                          <a:ext cx="6559826" cy="1765190"/>
+                        </a:xfrm>
+                        <a:prstGeom prst="rect">
+                          <a:avLst/>
+                        </a:prstGeom>
+                        <a:noFill/>
+                        <a:ln>
+                          <a:noFill/>
+                        </a:ln>
+                      </wps:spPr>
+                      <wps:style>
+                        <a:lnRef idx="2">
+                          <a:schemeClr val="accent1">
+                            <a:shade val="50000"/>
+                          </a:schemeClr>
+                        </a:lnRef>
+                        <a:fillRef idx="1">
+                          <a:schemeClr val="accent1"/>
+                        </a:fillRef>
+                        <a:effectRef idx="0">
+                          <a:schemeClr val="accent1"/>
+                        </a:effectRef>
+                        <a:fontRef idx="minor">
+                          <a:schemeClr val="lt1"/>
+                        </a:fontRef>
+                      </wps:style>
+                      <wps:txbx>
+                        <w:txbxContent>
+                          <w:p>
+                            <w:pPr>
+                              <w:jc w:val="center"/>
+                              <w:rPr>
+                                <w:color w:val="FFFFFF" w:themeColor="background1"/>
+                                <w14:textFill>
+                                  <w14:noFill/>
+                                </w14:textFill>
+                              </w:rPr>
+                            </w:pPr>
+                            <w:r>
+                              <w:rPr>
+                                <w:noProof/>
+                                <w:color w:val="FFFFFF" w:themeColor="background1"/>
+                                <w14:textFill>
+                                  <w14:noFill/>
+                                </w14:textFill>
+                              </w:rPr>
+                              <w:drawing>
+                                <wp:inline distT="0" distB="0" distL="0" distR="0" wp14:anchorId="48849BA2" wp14:editId="225365F4">
+                                  <wp:extent cx="2798859" cy="1493024"/>
+                                  <wp:effectExtent l="0" t="0" r="0" b="0"/>
+                                  <wp:docPr id="1" name="Picture 1" descr="Home | Information Technology University Information Technology University  Lahore | ITU Pakistan"/>
+                                  <wp:cNvGraphicFramePr>
+                                    <a:graphicFrameLocks xmlns:a="http://schemas.openxmlformats.org/drawingml/2006/main" noChangeAspect="1"/>
+                                  </wp:cNvGraphicFramePr>
+                                  <a:graphic xmlns:a="http://schemas.openxmlformats.org/drawingml/2006/main">
+                                    <a:graphicData uri="http://schemas.openxmlformats.org/drawingml/2006/picture">
+                                      <pic:pic xmlns:pic="http://schemas.openxmlformats.org/drawingml/2006/picture">
+                                        <pic:nvPicPr>
+                                          <pic:cNvPr id="0" name="Picture 1" descr="Home | Information Technology University Information Technology University  Lahore | ITU Pakistan"/>
+                                          <pic:cNvPicPr>
+                                            <a:picLocks noChangeAspect="1" noChangeArrowheads="1"/>
+                                          </pic:cNvPicPr>
+                                        </pic:nvPicPr>
+                                        <pic:blipFill>
+                                          <a:blip r:embed="rId8">
+                                            <a:extLst>
+                                              <a:ext uri="{28A0092B-C50C-407E-A947-70E740481C1C}">
+                                                <a14:useLocalDpi xmlns:a14="http://schemas.microsoft.com/office/drawing/2010/main" val="0"/>
+                                              </a:ext>
+                                            </a:extLst>
+                                          </a:blip>
+                                          <a:srcRect/>
+                                          <a:stretch>
+                                            <a:fillRect/>
+                                          </a:stretch>
+                                        </pic:blipFill>
+                                        <pic:spPr bwMode="auto">
+                                          <a:xfrm>
+                                            <a:off x="0" y="0"/>
+                                            <a:ext cx="2818646" cy="1503579"/>
+                                          </a:xfrm>
+                                          <a:prstGeom prst="rect">
+                                            <a:avLst/>
+                                          </a:prstGeom>
+                                          <a:noFill/>
+                                          <a:ln>
+                                            <a:noFill/>
+                                          </a:ln>
+                                        </pic:spPr>
+                                      </pic:pic>
+                                    </a:graphicData>
+                                  </a:graphic>
+                                </wp:inline>
+                              </w:drawing>
+                            </w:r>
+                          </w:p>
+                        </w:txbxContent>
+                      </wps:txbx>
+                      <wps:bodyPr rot="0" spcFirstLastPara="0" vertOverflow="overflow" horzOverflow="overflow" vert="horz" wrap="square" lIns="91440" tIns="45720" rIns="91440" bIns="45720" numCol="1" spcCol="0" rtlCol="0" fromWordArt="0" anchor="ctr" anchorCtr="0" forceAA="0" compatLnSpc="1">
+                        <a:prstTxWarp prst="textNoShape">
+                          <a:avLst/>
+                        </a:prstTxWarp>
+                        <a:noAutofit/>
+                      </wps:bodyPr>
+                    </wps:wsp>
+                  </a:graphicData>
+                </a:graphic>
+              </wp:anchor>
+            </w:drawing>
+          </mc:Choice>
+          <mc:Fallback>
+            <w:pict>
+              <v:rect id="Rectangle 2" o:spid="_x0000_s1026" style="position:absolute;margin-left:0;margin-top:-56.35pt;width:516.5pt;height:139pt;z-index:251659264;visibility:visible;mso-wrap-style:square;mso-wrap-distance-left:9pt;mso-wrap-distance-top:0;mso-wrap-distance-right:9pt;mso-wrap-distance-bottom:0;mso-position-horizontal:center;mso-position-horizontal-relative:margin;mso-position-vertical:absolute;mso-position-vertical-relative:text;v-text-anchor:middle" o:gfxdata="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" filled="f" stroked="f" strokeweight="1pt">
+                <v:textbox>
+                  <w:txbxContent>
+                    <w:p>
+                      <w:pPr>
+                        <w:jc w:val="center"/>
+                        <w:rPr>
+                          <w:color w:val="FFFFFF" w:themeColor="background1"/>
+                          <w14:textFill>
+                            <w14:noFill/>
+                          </w14:textFill>
+                        </w:rPr>
+                      </w:pPr>
+                      <w:r>
+                        <w:rPr>
+                          <w:noProof/>
+                          <w:color w:val="FFFFFF" w:themeColor="background1"/>
+                          <w14:textFill>
+                            <w14:noFill/>
+                          </w14:textFill>
+                        </w:rPr>
+                        <w:drawing>
+                          <wp:inline distT="0" distB="0" distL="0" distR="0" wp14:anchorId="48849BA2" wp14:editId="225365F4">
+                            <wp:extent cx="2798859" cy="1493024"/>
+                            <wp:effectExtent l="0" t="0" r="0" b="0"/>
+                            <wp:docPr id="1" name="Picture 1" descr="Home | Information Technology University Information Technology University  Lahore | ITU Pakistan"/>
+                            <wp:cNvGraphicFramePr>
+                              <a:graphicFrameLocks xmlns:a="http://schemas.openxmlformats.org/drawingml/2006/main" noChangeAspect="1"/>
+                            </wp:cNvGraphicFramePr>
+                            <a:graphic xmlns:a="http://schemas.openxmlformats.org/drawingml/2006/main">
+                              <a:graphicData uri="http://schemas.openxmlformats.org/drawingml/2006/picture">
+                                <pic:pic xmlns:pic="http://schemas.openxmlformats.org/drawingml/2006/picture">
+                                  <pic:nvPicPr>
+                                    <pic:cNvPr id="0" name="Picture 1" descr="Home | Information Technology University Information Technology University  Lahore | ITU Pakistan"/>
+                                    <pic:cNvPicPr>
+                                      <a:picLocks noChangeAspect="1" noChangeArrowheads="1"/>
+                                    </pic:cNvPicPr>
+                                  </pic:nvPicPr>
+                                  <pic:blipFill>
+                                    <a:blip r:embed="rId8">
+                                      <a:extLst>
+                                        <a:ext uri="{28A0092B-C50C-407E-A947-70E740481C1C}">
+                                          <a14:useLocalDpi xmlns:a14="http://schemas.microsoft.com/office/drawing/2010/main" val="0"/>
+                                        </a:ext>
+                                      </a:extLst>
+                                    </a:blip>
+                                    <a:srcRect/>
+                                    <a:stretch>
+                                      <a:fillRect/>
+                                    </a:stretch>
+                                  </pic:blipFill>
+                                  <pic:spPr bwMode="auto">
+                                    <a:xfrm>
+                                      <a:off x="0" y="0"/>
+                                      <a:ext cx="2818646" cy="1503579"/>
+                                    </a:xfrm>
+                                    <a:prstGeom prst="rect">
+                                      <a:avLst/>
+                                    </a:prstGeom>
+                                    <a:noFill/>
+                                    <a:ln>
+                                      <a:noFill/>
+                                    </a:ln>
+                                  </pic:spPr>
+                                </pic:pic>
+                              </a:graphicData>
+                            </a:graphic>
+                          </wp:inline>
+                        </w:drawing>
+                      </w:r>
+                    </w:p>
+                  </w:txbxContent>
+                </v:textbox>
+                <w10:wrap anchorx="margin"/>
+              </v:rect>
+            </w:pict>
+          </mc:Fallback>
+        </mc:AlternateContent>
+      </w:r>
     </w:p>
     <w:p>
       <w:pPr>
         <w:spacing w:after="80"/>
         <w:jc w:val="center"/>
-        <w:rPr>
-          <w:b/>
-        </w:rPr>
-      </w:pPr>
-      <w:r>
         <w:rPr>
           <w:b/>
           <w:bCs/>
           <w:color w:val="0F6E5B"/>
           <w:spacing w:val="30"/>
         </w:rPr>
+      </w:pPr>
+    </w:p>
+    <w:p>
+      <w:pPr>
+        <w:spacing w:after="80"/>
+        <w:jc w:val="center"/>
+        <w:rPr>
+          <w:b/>
+          <w:bCs/>
+          <w:color w:val="0F6E5B"/>
+          <w:spacing w:val="30"/>
+        </w:rPr>
+      </w:pPr>
+    </w:p>
+    <w:p>
+      <w:pPr>
+        <w:spacing w:after="80"/>
+        <w:jc w:val="center"/>
+        <w:rPr>
+          <w:b/>
+          <w:bCs/>
+          <w:color w:val="0F6E5B"/>
+          <w:spacing w:val="30"/>
+        </w:rPr>
+      </w:pPr>
+    </w:p>
+    <w:p>
+      <w:pPr>
+        <w:spacing w:after="80"/>
+        <w:jc w:val="center"/>
+        <w:rPr>
+          <w:b/>
+          <w:bCs/>
+          <w:color w:val="0F6E5B"/>
+          <w:spacing w:val="30"/>
+        </w:rPr>
+      </w:pPr>
+    </w:p>
+    <w:p>
+      <w:pPr>
+        <w:spacing w:after="80"/>
+        <w:jc w:val="center"/>
+        <w:rPr>
+          <w:b/>
+        </w:rPr>
+      </w:pPr>
+      <w:r>
+        <w:rPr>
+          <w:b/>
+          <w:bCs/>
+          <w:color w:val="0F6E5B"/>
+          <w:spacing w:val="30"/>
+        </w:rPr>
         <w:t>INTERNSHIP COMPLETION REPORT</w:t>
       </w:r>
     </w:p>
@@ -36,6 +303,7 @@
           <w:b/>
         </w:rPr>
       </w:pPr>
+      <w:proofErr w:type="spellStart"/>
       <w:r>
         <w:rPr>
           <w:rFonts w:ascii="Cambria" w:eastAsia="Cambria" w:hAnsi="Cambria" w:cs="Cambria"/>
@@ -44,7 +312,18 @@
           <w:sz w:val="40"/>
           <w:szCs w:val="40"/>
         </w:rPr>
-        <w:t>Suricata IDS Monitoring, Rule Dataset</w:t>
+        <w:t>Suricata</w:t>
+      </w:r>
+      <w:proofErr w:type="spellEnd"/>
+      <w:r>
+        <w:rPr>
+          <w:rFonts w:ascii="Cambria" w:eastAsia="Cambria" w:hAnsi="Cambria" w:cs="Cambria"/>
+          <w:b/>
+          <w:bCs/>
+          <w:sz w:val="40"/>
+          <w:szCs w:val="40"/>
+        </w:rPr>
+        <w:t xml:space="preserve"> IDS Monitoring, Rule Dataset</w:t>
       </w:r>
     </w:p>
     <w:p>
@@ -119,8 +398,13 @@
         </w:rPr>
         <w:t xml:space="preserve">   </w:t>
       </w:r>
-      <w:r>
-        <w:t>Sameeha Shahid</w:t>
+      <w:proofErr w:type="spellStart"/>
+      <w:r>
+        <w:t>Sameeha</w:t>
+      </w:r>
+      <w:proofErr w:type="spellEnd"/>
+      <w:r>
+        <w:t xml:space="preserve"> Shahid</w:t>
       </w:r>
     </w:p>
     <w:p>
@@ -206,9 +490,27 @@
         </w:rPr>
         <w:t xml:space="preserve">   </w:t>
       </w:r>
-      <w:r>
-        <w:t>Fasih Ullah Khan Durrani</w:t>
-      </w:r>
+      <w:proofErr w:type="spellStart"/>
+      <w:r>
+        <w:t>Fasih</w:t>
+      </w:r>
+      <w:proofErr w:type="spellEnd"/>
+      <w:r>
+        <w:t xml:space="preserve"> </w:t>
+      </w:r>
+      <w:proofErr w:type="spellStart"/>
+      <w:r>
+        <w:t>Ullah</w:t>
+      </w:r>
+      <w:proofErr w:type="spellEnd"/>
+      <w:r>
+        <w:t xml:space="preserve"> Khan </w:t>
+      </w:r>
+      <w:proofErr w:type="spellStart"/>
+      <w:r>
+        <w:t>Durrani</w:t>
+      </w:r>
+      <w:proofErr w:type="spellEnd"/>
     </w:p>
     <w:p>
       <w:pPr>
@@ -231,9 +533,19 @@
         </w:rPr>
         <w:t xml:space="preserve">   </w:t>
       </w:r>
-      <w:r>
-        <w:t>Areeb Ahmed Bhutta</w:t>
-      </w:r>
+      <w:proofErr w:type="spellStart"/>
+      <w:r>
+        <w:t>Areeb</w:t>
+      </w:r>
+      <w:proofErr w:type="spellEnd"/>
+      <w:r>
+        <w:t xml:space="preserve"> Ahmed </w:t>
+      </w:r>
+      <w:proofErr w:type="spellStart"/>
+      <w:r>
+        <w:t>Bhutta</w:t>
+      </w:r>
+      <w:proofErr w:type="spellEnd"/>
     </w:p>
     <w:p>
       <w:pPr>
@@ -266,13 +578,15 @@
           <w:b/>
         </w:rPr>
         <w:sectPr>
-          <w:footerReference w:type="default" r:id="rId7"/>
+          <w:footerReference w:type="default" r:id="rId9"/>
           <w:pgSz w:w="12240" w:h="15840"/>
           <w:pgMar w:top="1440" w:right="1440" w:bottom="1440" w:left="1440" w:header="708" w:footer="708" w:gutter="0"/>
           <w:cols w:space="720"/>
           <w:docGrid w:linePitch="360"/>
         </w:sectPr>
       </w:pPr>
+      <w:bookmarkStart w:id="0" w:name="_GoBack"/>
+      <w:bookmarkEnd w:id="0"/>
     </w:p>
     <w:p>
       <w:pPr>
@@ -298,13 +612,32 @@
     </w:p>
     <w:sdt>
       <w:sdtPr>
-        <w:rPr>
-          <w:b/>
-        </w:rPr>
-        <w:id w:val="1638151693"/>
+        <w:id w:val="471644533"/>
+        <w:docPartObj>
+          <w:docPartGallery w:val="Table of Contents"/>
+          <w:docPartUnique/>
+        </w:docPartObj>
       </w:sdtPr>
-      <w:sdtEndPr/>
+      <w:sdtEndPr>
+        <w:rPr>
+          <w:rFonts w:ascii="Calibri" w:eastAsia="Calibri" w:hAnsi="Calibri" w:cs="Calibri"/>
+          <w:b/>
+          <w:bCs/>
+          <w:noProof/>
+          <w:color w:val="1A1F2B"/>
+          <w:sz w:val="22"/>
+          <w:szCs w:val="22"/>
+        </w:rPr>
+      </w:sdtEndPr>
       <w:sdtContent>
+        <w:p>
+          <w:pPr>
+            <w:pStyle w:val="TOCHeading"/>
+            <w:rPr>
+              <w:color w:val="385623" w:themeColor="accent6" w:themeShade="80"/>
+            </w:rPr>
+          </w:pPr>
+        </w:p>
         <w:p>
           <w:pPr>
             <w:pStyle w:val="TOC1"/>
@@ -312,29 +645,21 @@
               <w:tab w:val="right" w:leader="dot" w:pos="10070"/>
             </w:tabs>
             <w:rPr>
-              <w:b/>
+              <w:rFonts w:asciiTheme="minorHAnsi" w:eastAsiaTheme="minorEastAsia" w:hAnsiTheme="minorHAnsi" w:cstheme="minorBidi"/>
               <w:noProof/>
+              <w:color w:val="auto"/>
             </w:rPr>
           </w:pPr>
           <w:r>
-            <w:rPr>
-              <w:b/>
-            </w:rPr>
             <w:fldChar w:fldCharType="begin"/>
           </w:r>
           <w:r>
-            <w:rPr>
-              <w:b/>
-            </w:rPr>
-            <w:instrText>TOC \h \o "1-2"</w:instrText>
+            <w:instrText xml:space="preserve"> TOC \o "1-3" \h \z \u </w:instrText>
           </w:r>
           <w:r>
-            <w:rPr>
-              <w:b/>
-            </w:rPr>
             <w:fldChar w:fldCharType="separate"/>
           </w:r>
-          <w:hyperlink w:anchor="_Toc238740615" w:history="1">
+          <w:hyperlink w:anchor="_Toc238848545" w:history="1">
             <w:r>
               <w:rPr>
                 <w:rStyle w:val="Hyperlink"/>
@@ -346,49 +671,49 @@
             </w:r>
             <w:r>
               <w:rPr>
-                <w:b/>
-                <w:noProof/>
+                <w:noProof/>
+                <w:webHidden/>
               </w:rPr>
               <w:tab/>
             </w:r>
             <w:r>
               <w:rPr>
-                <w:b/>
-                <w:noProof/>
+                <w:noProof/>
+                <w:webHidden/>
               </w:rPr>
               <w:fldChar w:fldCharType="begin"/>
             </w:r>
             <w:r>
               <w:rPr>
-                <w:b/>
-                <w:noProof/>
-              </w:rPr>
-              <w:instrText xml:space="preserve"> PAGEREF _Toc238740615 \h </w:instrText>
-            </w:r>
-            <w:r>
-              <w:rPr>
-                <w:b/>
-                <w:noProof/>
-              </w:rPr>
-            </w:r>
-            <w:r>
-              <w:rPr>
-                <w:b/>
-                <w:noProof/>
+                <w:noProof/>
+                <w:webHidden/>
+              </w:rPr>
+              <w:instrText xml:space="preserve"> PAGEREF _Toc238848545 \h </w:instrText>
+            </w:r>
+            <w:r>
+              <w:rPr>
+                <w:noProof/>
+                <w:webHidden/>
+              </w:rPr>
+            </w:r>
+            <w:r>
+              <w:rPr>
+                <w:noProof/>
+                <w:webHidden/>
               </w:rPr>
               <w:fldChar w:fldCharType="separate"/>
             </w:r>
             <w:r>
               <w:rPr>
-                <w:b/>
-                <w:noProof/>
+                <w:noProof/>
+                <w:webHidden/>
               </w:rPr>
               <w:t>3</w:t>
             </w:r>
             <w:r>
               <w:rPr>
-                <w:b/>
-                <w:noProof/>
+                <w:noProof/>
+                <w:webHidden/>
               </w:rPr>
               <w:fldChar w:fldCharType="end"/>
             </w:r>
@@ -401,11 +726,12 @@
               <w:tab w:val="right" w:leader="dot" w:pos="10070"/>
             </w:tabs>
             <w:rPr>
-              <w:b/>
+              <w:rFonts w:asciiTheme="minorHAnsi" w:eastAsiaTheme="minorEastAsia" w:hAnsiTheme="minorHAnsi" w:cstheme="minorBidi"/>
               <w:noProof/>
+              <w:color w:val="auto"/>
             </w:rPr>
           </w:pPr>
-          <w:hyperlink w:anchor="_Toc238740616" w:history="1">
+          <w:hyperlink w:anchor="_Toc238848546" w:history="1">
             <w:r>
               <w:rPr>
                 <w:rStyle w:val="Hyperlink"/>
@@ -417,49 +743,49 @@
             </w:r>
             <w:r>
               <w:rPr>
-                <w:b/>
-                <w:noProof/>
+                <w:noProof/>
+                <w:webHidden/>
               </w:rPr>
               <w:tab/>
             </w:r>
             <w:r>
               <w:rPr>
-                <w:b/>
-                <w:noProof/>
+                <w:noProof/>
+                <w:webHidden/>
               </w:rPr>
               <w:fldChar w:fldCharType="begin"/>
             </w:r>
             <w:r>
               <w:rPr>
-                <w:b/>
-                <w:noProof/>
-              </w:rPr>
-              <w:instrText xml:space="preserve"> PAGEREF _Toc238740616 \h </w:instrText>
-            </w:r>
-            <w:r>
-              <w:rPr>
-                <w:b/>
-                <w:noProof/>
-              </w:rPr>
-            </w:r>
-            <w:r>
-              <w:rPr>
-                <w:b/>
-                <w:noProof/>
+                <w:noProof/>
+                <w:webHidden/>
+              </w:rPr>
+              <w:instrText xml:space="preserve"> PAGEREF _Toc238848546 \h </w:instrText>
+            </w:r>
+            <w:r>
+              <w:rPr>
+                <w:noProof/>
+                <w:webHidden/>
+              </w:rPr>
+            </w:r>
+            <w:r>
+              <w:rPr>
+                <w:noProof/>
+                <w:webHidden/>
               </w:rPr>
               <w:fldChar w:fldCharType="separate"/>
             </w:r>
             <w:r>
               <w:rPr>
-                <w:b/>
-                <w:noProof/>
+                <w:noProof/>
+                <w:webHidden/>
               </w:rPr>
               <w:t>3</w:t>
             </w:r>
             <w:r>
               <w:rPr>
-                <w:b/>
-                <w:noProof/>
+                <w:noProof/>
+                <w:webHidden/>
               </w:rPr>
               <w:fldChar w:fldCharType="end"/>
             </w:r>
@@ -472,11 +798,12 @@
               <w:tab w:val="right" w:leader="dot" w:pos="10070"/>
             </w:tabs>
             <w:rPr>
-              <w:b/>
+              <w:rFonts w:asciiTheme="minorHAnsi" w:eastAsiaTheme="minorEastAsia" w:hAnsiTheme="minorHAnsi" w:cstheme="minorBidi"/>
               <w:noProof/>
+              <w:color w:val="auto"/>
             </w:rPr>
           </w:pPr>
-          <w:hyperlink w:anchor="_Toc238740617" w:history="1">
+          <w:hyperlink w:anchor="_Toc238848547" w:history="1">
             <w:r>
               <w:rPr>
                 <w:rStyle w:val="Hyperlink"/>
@@ -488,49 +815,49 @@
             </w:r>
             <w:r>
               <w:rPr>
-                <w:b/>
-                <w:noProof/>
+                <w:noProof/>
+                <w:webHidden/>
               </w:rPr>
               <w:tab/>
             </w:r>
             <w:r>
               <w:rPr>
-                <w:b/>
-                <w:noProof/>
+                <w:noProof/>
+                <w:webHidden/>
               </w:rPr>
               <w:fldChar w:fldCharType="begin"/>
             </w:r>
             <w:r>
               <w:rPr>
-                <w:b/>
-                <w:noProof/>
-              </w:rPr>
-              <w:instrText xml:space="preserve"> PAGEREF _Toc238740617 \h </w:instrText>
-            </w:r>
-            <w:r>
-              <w:rPr>
-                <w:b/>
-                <w:noProof/>
-              </w:rPr>
-            </w:r>
-            <w:r>
-              <w:rPr>
-                <w:b/>
-                <w:noProof/>
+                <w:noProof/>
+                <w:webHidden/>
+              </w:rPr>
+              <w:instrText xml:space="preserve"> PAGEREF _Toc238848547 \h </w:instrText>
+            </w:r>
+            <w:r>
+              <w:rPr>
+                <w:noProof/>
+                <w:webHidden/>
+              </w:rPr>
+            </w:r>
+            <w:r>
+              <w:rPr>
+                <w:noProof/>
+                <w:webHidden/>
               </w:rPr>
               <w:fldChar w:fldCharType="separate"/>
             </w:r>
             <w:r>
               <w:rPr>
-                <w:b/>
-                <w:noProof/>
+                <w:noProof/>
+                <w:webHidden/>
               </w:rPr>
               <w:t>3</w:t>
             </w:r>
             <w:r>
               <w:rPr>
-                <w:b/>
-                <w:noProof/>
+                <w:noProof/>
+                <w:webHidden/>
               </w:rPr>
               <w:fldChar w:fldCharType="end"/>
             </w:r>
@@ -543,11 +870,12 @@
               <w:tab w:val="right" w:leader="dot" w:pos="10070"/>
             </w:tabs>
             <w:rPr>
-              <w:b/>
+              <w:rFonts w:asciiTheme="minorHAnsi" w:eastAsiaTheme="minorEastAsia" w:hAnsiTheme="minorHAnsi" w:cstheme="minorBidi"/>
               <w:noProof/>
+              <w:color w:val="auto"/>
             </w:rPr>
           </w:pPr>
-          <w:hyperlink w:anchor="_Toc238740618" w:history="1">
+          <w:hyperlink w:anchor="_Toc238848548" w:history="1">
             <w:r>
               <w:rPr>
                 <w:rStyle w:val="Hyperlink"/>
@@ -559,49 +887,49 @@
             </w:r>
             <w:r>
               <w:rPr>
-                <w:b/>
-                <w:noProof/>
+                <w:noProof/>
+                <w:webHidden/>
               </w:rPr>
               <w:tab/>
             </w:r>
             <w:r>
               <w:rPr>
-                <w:b/>
-                <w:noProof/>
+                <w:noProof/>
+                <w:webHidden/>
               </w:rPr>
               <w:fldChar w:fldCharType="begin"/>
             </w:r>
             <w:r>
               <w:rPr>
-                <w:b/>
-                <w:noProof/>
-              </w:rPr>
-              <w:instrText xml:space="preserve"> PAGEREF _Toc238740618 \h </w:instrText>
-            </w:r>
-            <w:r>
-              <w:rPr>
-                <w:b/>
-                <w:noProof/>
-              </w:rPr>
-            </w:r>
-            <w:r>
-              <w:rPr>
-                <w:b/>
-                <w:noProof/>
+                <w:noProof/>
+                <w:webHidden/>
+              </w:rPr>
+              <w:instrText xml:space="preserve"> PAGEREF _Toc238848548 \h </w:instrText>
+            </w:r>
+            <w:r>
+              <w:rPr>
+                <w:noProof/>
+                <w:webHidden/>
+              </w:rPr>
+            </w:r>
+            <w:r>
+              <w:rPr>
+                <w:noProof/>
+                <w:webHidden/>
               </w:rPr>
               <w:fldChar w:fldCharType="separate"/>
             </w:r>
             <w:r>
               <w:rPr>
-                <w:b/>
-                <w:noProof/>
+                <w:noProof/>
+                <w:webHidden/>
               </w:rPr>
               <w:t>5</w:t>
             </w:r>
             <w:r>
               <w:rPr>
-                <w:b/>
-                <w:noProof/>
+                <w:noProof/>
+                <w:webHidden/>
               </w:rPr>
               <w:fldChar w:fldCharType="end"/>
             </w:r>
@@ -614,11 +942,12 @@
               <w:tab w:val="right" w:leader="dot" w:pos="10070"/>
             </w:tabs>
             <w:rPr>
-              <w:b/>
+              <w:rFonts w:asciiTheme="minorHAnsi" w:eastAsiaTheme="minorEastAsia" w:hAnsiTheme="minorHAnsi" w:cstheme="minorBidi"/>
               <w:noProof/>
+              <w:color w:val="auto"/>
             </w:rPr>
           </w:pPr>
-          <w:hyperlink w:anchor="_Toc238740619" w:history="1">
+          <w:hyperlink w:anchor="_Toc238848549" w:history="1">
             <w:r>
               <w:rPr>
                 <w:rStyle w:val="Hyperlink"/>
@@ -630,49 +959,49 @@
             </w:r>
             <w:r>
               <w:rPr>
-                <w:b/>
-                <w:noProof/>
+                <w:noProof/>
+                <w:webHidden/>
               </w:rPr>
               <w:tab/>
             </w:r>
             <w:r>
               <w:rPr>
-                <w:b/>
-                <w:noProof/>
+                <w:noProof/>
+                <w:webHidden/>
               </w:rPr>
               <w:fldChar w:fldCharType="begin"/>
             </w:r>
             <w:r>
               <w:rPr>
-                <w:b/>
-                <w:noProof/>
-              </w:rPr>
-              <w:instrText xml:space="preserve"> PAGEREF _Toc238740619 \h </w:instrText>
-            </w:r>
-            <w:r>
-              <w:rPr>
-                <w:b/>
-                <w:noProof/>
-              </w:rPr>
-            </w:r>
-            <w:r>
-              <w:rPr>
-                <w:b/>
-                <w:noProof/>
+                <w:noProof/>
+                <w:webHidden/>
+              </w:rPr>
+              <w:instrText xml:space="preserve"> PAGEREF _Toc238848549 \h </w:instrText>
+            </w:r>
+            <w:r>
+              <w:rPr>
+                <w:noProof/>
+                <w:webHidden/>
+              </w:rPr>
+            </w:r>
+            <w:r>
+              <w:rPr>
+                <w:noProof/>
+                <w:webHidden/>
               </w:rPr>
               <w:fldChar w:fldCharType="separate"/>
             </w:r>
             <w:r>
               <w:rPr>
-                <w:b/>
-                <w:noProof/>
+                <w:noProof/>
+                <w:webHidden/>
               </w:rPr>
               <w:t>5</w:t>
             </w:r>
             <w:r>
               <w:rPr>
-                <w:b/>
-                <w:noProof/>
+                <w:noProof/>
+                <w:webHidden/>
               </w:rPr>
               <w:fldChar w:fldCharType="end"/>
             </w:r>
@@ -685,11 +1014,12 @@
               <w:tab w:val="right" w:leader="dot" w:pos="10070"/>
             </w:tabs>
             <w:rPr>
-              <w:b/>
+              <w:rFonts w:asciiTheme="minorHAnsi" w:eastAsiaTheme="minorEastAsia" w:hAnsiTheme="minorHAnsi" w:cstheme="minorBidi"/>
               <w:noProof/>
+              <w:color w:val="auto"/>
             </w:rPr>
           </w:pPr>
-          <w:hyperlink w:anchor="_Toc238740620" w:history="1">
+          <w:hyperlink w:anchor="_Toc238848550" w:history="1">
             <w:r>
               <w:rPr>
                 <w:rStyle w:val="Hyperlink"/>
@@ -701,49 +1031,49 @@
             </w:r>
             <w:r>
               <w:rPr>
-                <w:b/>
-                <w:noProof/>
+                <w:noProof/>
+                <w:webHidden/>
               </w:rPr>
               <w:tab/>
             </w:r>
             <w:r>
               <w:rPr>
-                <w:b/>
-                <w:noProof/>
+                <w:noProof/>
+                <w:webHidden/>
               </w:rPr>
               <w:fldChar w:fldCharType="begin"/>
             </w:r>
             <w:r>
               <w:rPr>
-                <w:b/>
-                <w:noProof/>
-              </w:rPr>
-              <w:instrText xml:space="preserve"> PAGEREF _Toc238740620 \h </w:instrText>
-            </w:r>
-            <w:r>
-              <w:rPr>
-                <w:b/>
-                <w:noProof/>
-              </w:rPr>
-            </w:r>
-            <w:r>
-              <w:rPr>
-                <w:b/>
-                <w:noProof/>
+                <w:noProof/>
+                <w:webHidden/>
+              </w:rPr>
+              <w:instrText xml:space="preserve"> PAGEREF _Toc238848550 \h </w:instrText>
+            </w:r>
+            <w:r>
+              <w:rPr>
+                <w:noProof/>
+                <w:webHidden/>
+              </w:rPr>
+            </w:r>
+            <w:r>
+              <w:rPr>
+                <w:noProof/>
+                <w:webHidden/>
               </w:rPr>
               <w:fldChar w:fldCharType="separate"/>
             </w:r>
             <w:r>
               <w:rPr>
-                <w:b/>
-                <w:noProof/>
+                <w:noProof/>
+                <w:webHidden/>
               </w:rPr>
               <w:t>5</w:t>
             </w:r>
             <w:r>
               <w:rPr>
-                <w:b/>
-                <w:noProof/>
+                <w:noProof/>
+                <w:webHidden/>
               </w:rPr>
               <w:fldChar w:fldCharType="end"/>
             </w:r>
@@ -756,11 +1086,12 @@
               <w:tab w:val="right" w:leader="dot" w:pos="10070"/>
             </w:tabs>
             <w:rPr>
-              <w:b/>
+              <w:rFonts w:asciiTheme="minorHAnsi" w:eastAsiaTheme="minorEastAsia" w:hAnsiTheme="minorHAnsi" w:cstheme="minorBidi"/>
               <w:noProof/>
+              <w:color w:val="auto"/>
             </w:rPr>
           </w:pPr>
-          <w:hyperlink w:anchor="_Toc238740621" w:history="1">
+          <w:hyperlink w:anchor="_Toc238848551" w:history="1">
             <w:r>
               <w:rPr>
                 <w:rStyle w:val="Hyperlink"/>
@@ -772,49 +1103,49 @@
             </w:r>
             <w:r>
               <w:rPr>
-                <w:b/>
-                <w:noProof/>
+                <w:noProof/>
+                <w:webHidden/>
               </w:rPr>
               <w:tab/>
             </w:r>
             <w:r>
               <w:rPr>
-                <w:b/>
-                <w:noProof/>
+                <w:noProof/>
+                <w:webHidden/>
               </w:rPr>
               <w:fldChar w:fldCharType="begin"/>
             </w:r>
             <w:r>
               <w:rPr>
-                <w:b/>
-                <w:noProof/>
-              </w:rPr>
-              <w:instrText xml:space="preserve"> PAGEREF _Toc238740621 \h </w:instrText>
-            </w:r>
-            <w:r>
-              <w:rPr>
-                <w:b/>
-                <w:noProof/>
-              </w:rPr>
-            </w:r>
-            <w:r>
-              <w:rPr>
-                <w:b/>
-                <w:noProof/>
+                <w:noProof/>
+                <w:webHidden/>
+              </w:rPr>
+              <w:instrText xml:space="preserve"> PAGEREF _Toc238848551 \h </w:instrText>
+            </w:r>
+            <w:r>
+              <w:rPr>
+                <w:noProof/>
+                <w:webHidden/>
+              </w:rPr>
+            </w:r>
+            <w:r>
+              <w:rPr>
+                <w:noProof/>
+                <w:webHidden/>
               </w:rPr>
               <w:fldChar w:fldCharType="separate"/>
             </w:r>
             <w:r>
               <w:rPr>
-                <w:b/>
-                <w:noProof/>
+                <w:noProof/>
+                <w:webHidden/>
               </w:rPr>
               <w:t>5</w:t>
             </w:r>
             <w:r>
               <w:rPr>
-                <w:b/>
-                <w:noProof/>
+                <w:noProof/>
+                <w:webHidden/>
               </w:rPr>
               <w:fldChar w:fldCharType="end"/>
             </w:r>
@@ -827,11 +1158,12 @@
               <w:tab w:val="right" w:leader="dot" w:pos="10070"/>
             </w:tabs>
             <w:rPr>
-              <w:b/>
+              <w:rFonts w:asciiTheme="minorHAnsi" w:eastAsiaTheme="minorEastAsia" w:hAnsiTheme="minorHAnsi" w:cstheme="minorBidi"/>
               <w:noProof/>
+              <w:color w:val="auto"/>
             </w:rPr>
           </w:pPr>
-          <w:hyperlink w:anchor="_Toc238740622" w:history="1">
+          <w:hyperlink w:anchor="_Toc238848552" w:history="1">
             <w:r>
               <w:rPr>
                 <w:rStyle w:val="Hyperlink"/>
@@ -843,49 +1175,49 @@
             </w:r>
             <w:r>
               <w:rPr>
-                <w:b/>
-                <w:noProof/>
+                <w:noProof/>
+                <w:webHidden/>
               </w:rPr>
               <w:tab/>
             </w:r>
             <w:r>
               <w:rPr>
-                <w:b/>
-                <w:noProof/>
+                <w:noProof/>
+                <w:webHidden/>
               </w:rPr>
               <w:fldChar w:fldCharType="begin"/>
             </w:r>
             <w:r>
               <w:rPr>
-                <w:b/>
-                <w:noProof/>
-              </w:rPr>
-              <w:instrText xml:space="preserve"> PAGEREF _Toc238740622 \h </w:instrText>
-            </w:r>
-            <w:r>
-              <w:rPr>
-                <w:b/>
-                <w:noProof/>
-              </w:rPr>
-            </w:r>
-            <w:r>
-              <w:rPr>
-                <w:b/>
-                <w:noProof/>
+                <w:noProof/>
+                <w:webHidden/>
+              </w:rPr>
+              <w:instrText xml:space="preserve"> PAGEREF _Toc238848552 \h </w:instrText>
+            </w:r>
+            <w:r>
+              <w:rPr>
+                <w:noProof/>
+                <w:webHidden/>
+              </w:rPr>
+            </w:r>
+            <w:r>
+              <w:rPr>
+                <w:noProof/>
+                <w:webHidden/>
               </w:rPr>
               <w:fldChar w:fldCharType="separate"/>
             </w:r>
             <w:r>
               <w:rPr>
-                <w:b/>
-                <w:noProof/>
+                <w:noProof/>
+                <w:webHidden/>
               </w:rPr>
               <w:t>5</w:t>
             </w:r>
             <w:r>
               <w:rPr>
-                <w:b/>
-                <w:noProof/>
+                <w:noProof/>
+                <w:webHidden/>
               </w:rPr>
               <w:fldChar w:fldCharType="end"/>
             </w:r>
@@ -898,11 +1230,12 @@
               <w:tab w:val="right" w:leader="dot" w:pos="10070"/>
             </w:tabs>
             <w:rPr>
-              <w:b/>
+              <w:rFonts w:asciiTheme="minorHAnsi" w:eastAsiaTheme="minorEastAsia" w:hAnsiTheme="minorHAnsi" w:cstheme="minorBidi"/>
               <w:noProof/>
+              <w:color w:val="auto"/>
             </w:rPr>
           </w:pPr>
-          <w:hyperlink w:anchor="_Toc238740623" w:history="1">
+          <w:hyperlink w:anchor="_Toc238848553" w:history="1">
             <w:r>
               <w:rPr>
                 <w:rStyle w:val="Hyperlink"/>
@@ -914,49 +1247,49 @@
             </w:r>
             <w:r>
               <w:rPr>
-                <w:b/>
-                <w:noProof/>
+                <w:noProof/>
+                <w:webHidden/>
               </w:rPr>
               <w:tab/>
             </w:r>
             <w:r>
               <w:rPr>
-                <w:b/>
-                <w:noProof/>
+                <w:noProof/>
+                <w:webHidden/>
               </w:rPr>
               <w:fldChar w:fldCharType="begin"/>
             </w:r>
             <w:r>
               <w:rPr>
-                <w:b/>
-                <w:noProof/>
-              </w:rPr>
-              <w:instrText xml:space="preserve"> PAGEREF _Toc238740623 \h </w:instrText>
-            </w:r>
-            <w:r>
-              <w:rPr>
-                <w:b/>
-                <w:noProof/>
-              </w:rPr>
-            </w:r>
-            <w:r>
-              <w:rPr>
-                <w:b/>
-                <w:noProof/>
+                <w:noProof/>
+                <w:webHidden/>
+              </w:rPr>
+              <w:instrText xml:space="preserve"> PAGEREF _Toc238848553 \h </w:instrText>
+            </w:r>
+            <w:r>
+              <w:rPr>
+                <w:noProof/>
+                <w:webHidden/>
+              </w:rPr>
+            </w:r>
+            <w:r>
+              <w:rPr>
+                <w:noProof/>
+                <w:webHidden/>
               </w:rPr>
               <w:fldChar w:fldCharType="separate"/>
             </w:r>
             <w:r>
               <w:rPr>
-                <w:b/>
-                <w:noProof/>
+                <w:noProof/>
+                <w:webHidden/>
               </w:rPr>
               <w:t>5</w:t>
             </w:r>
             <w:r>
               <w:rPr>
-                <w:b/>
-                <w:noProof/>
+                <w:noProof/>
+                <w:webHidden/>
               </w:rPr>
               <w:fldChar w:fldCharType="end"/>
             </w:r>
@@ -969,11 +1302,12 @@
               <w:tab w:val="right" w:leader="dot" w:pos="10070"/>
             </w:tabs>
             <w:rPr>
-              <w:b/>
+              <w:rFonts w:asciiTheme="minorHAnsi" w:eastAsiaTheme="minorEastAsia" w:hAnsiTheme="minorHAnsi" w:cstheme="minorBidi"/>
               <w:noProof/>
+              <w:color w:val="auto"/>
             </w:rPr>
           </w:pPr>
-          <w:hyperlink w:anchor="_Toc238740624" w:history="1">
+          <w:hyperlink w:anchor="_Toc238848554" w:history="1">
             <w:r>
               <w:rPr>
                 <w:rStyle w:val="Hyperlink"/>
@@ -985,49 +1319,49 @@
             </w:r>
             <w:r>
               <w:rPr>
-                <w:b/>
-                <w:noProof/>
+                <w:noProof/>
+                <w:webHidden/>
               </w:rPr>
               <w:tab/>
             </w:r>
             <w:r>
               <w:rPr>
-                <w:b/>
-                <w:noProof/>
+                <w:noProof/>
+                <w:webHidden/>
               </w:rPr>
               <w:fldChar w:fldCharType="begin"/>
             </w:r>
             <w:r>
               <w:rPr>
-                <w:b/>
-                <w:noProof/>
-              </w:rPr>
-              <w:instrText xml:space="preserve"> PAGEREF _Toc238740624 \h </w:instrText>
-            </w:r>
-            <w:r>
-              <w:rPr>
-                <w:b/>
-                <w:noProof/>
-              </w:rPr>
-            </w:r>
-            <w:r>
-              <w:rPr>
-                <w:b/>
-                <w:noProof/>
+                <w:noProof/>
+                <w:webHidden/>
+              </w:rPr>
+              <w:instrText xml:space="preserve"> PAGEREF _Toc238848554 \h </w:instrText>
+            </w:r>
+            <w:r>
+              <w:rPr>
+                <w:noProof/>
+                <w:webHidden/>
+              </w:rPr>
+            </w:r>
+            <w:r>
+              <w:rPr>
+                <w:noProof/>
+                <w:webHidden/>
               </w:rPr>
               <w:fldChar w:fldCharType="separate"/>
             </w:r>
             <w:r>
               <w:rPr>
-                <w:b/>
-                <w:noProof/>
+                <w:noProof/>
+                <w:webHidden/>
               </w:rPr>
               <w:t>5</w:t>
             </w:r>
             <w:r>
               <w:rPr>
-                <w:b/>
-                <w:noProof/>
+                <w:noProof/>
+                <w:webHidden/>
               </w:rPr>
               <w:fldChar w:fldCharType="end"/>
             </w:r>
@@ -1040,11 +1374,12 @@
               <w:tab w:val="right" w:leader="dot" w:pos="10070"/>
             </w:tabs>
             <w:rPr>
-              <w:b/>
+              <w:rFonts w:asciiTheme="minorHAnsi" w:eastAsiaTheme="minorEastAsia" w:hAnsiTheme="minorHAnsi" w:cstheme="minorBidi"/>
               <w:noProof/>
+              <w:color w:val="auto"/>
             </w:rPr>
           </w:pPr>
-          <w:hyperlink w:anchor="_Toc238740625" w:history="1">
+          <w:hyperlink w:anchor="_Toc238848555" w:history="1">
             <w:r>
               <w:rPr>
                 <w:rStyle w:val="Hyperlink"/>
@@ -1052,53 +1387,53 @@
                 <w:bCs/>
                 <w:noProof/>
               </w:rPr>
-              <w:t>1. Host disk-space exhaustion during live replay</w:t>
-            </w:r>
-            <w:r>
-              <w:rPr>
-                <w:b/>
-                <w:noProof/>
+              <w:t>1. SQLite “database is locked” errors</w:t>
+            </w:r>
+            <w:r>
+              <w:rPr>
+                <w:noProof/>
+                <w:webHidden/>
               </w:rPr>
               <w:tab/>
             </w:r>
             <w:r>
               <w:rPr>
-                <w:b/>
-                <w:noProof/>
+                <w:noProof/>
+                <w:webHidden/>
               </w:rPr>
               <w:fldChar w:fldCharType="begin"/>
             </w:r>
             <w:r>
               <w:rPr>
-                <w:b/>
-                <w:noProof/>
-              </w:rPr>
-              <w:instrText xml:space="preserve"> PAGEREF _Toc238740625 \h </w:instrText>
-            </w:r>
-            <w:r>
-              <w:rPr>
-                <w:b/>
-                <w:noProof/>
-              </w:rPr>
-            </w:r>
-            <w:r>
-              <w:rPr>
-                <w:b/>
-                <w:noProof/>
+                <w:noProof/>
+                <w:webHidden/>
+              </w:rPr>
+              <w:instrText xml:space="preserve"> PAGEREF _Toc238848555 \h </w:instrText>
+            </w:r>
+            <w:r>
+              <w:rPr>
+                <w:noProof/>
+                <w:webHidden/>
+              </w:rPr>
+            </w:r>
+            <w:r>
+              <w:rPr>
+                <w:noProof/>
+                <w:webHidden/>
               </w:rPr>
               <w:fldChar w:fldCharType="separate"/>
             </w:r>
             <w:r>
               <w:rPr>
-                <w:b/>
-                <w:noProof/>
-              </w:rPr>
-              <w:t>5</w:t>
-            </w:r>
-            <w:r>
-              <w:rPr>
-                <w:b/>
-                <w:noProof/>
+                <w:noProof/>
+                <w:webHidden/>
+              </w:rPr>
+              <w:t>6</w:t>
+            </w:r>
+            <w:r>
+              <w:rPr>
+                <w:noProof/>
+                <w:webHidden/>
               </w:rPr>
               <w:fldChar w:fldCharType="end"/>
             </w:r>
@@ -1111,11 +1446,12 @@
               <w:tab w:val="right" w:leader="dot" w:pos="10070"/>
             </w:tabs>
             <w:rPr>
-              <w:b/>
+              <w:rFonts w:asciiTheme="minorHAnsi" w:eastAsiaTheme="minorEastAsia" w:hAnsiTheme="minorHAnsi" w:cstheme="minorBidi"/>
               <w:noProof/>
+              <w:color w:val="auto"/>
             </w:rPr>
           </w:pPr>
-          <w:hyperlink w:anchor="_Toc238740626" w:history="1">
+          <w:hyperlink w:anchor="_Toc238848556" w:history="1">
             <w:r>
               <w:rPr>
                 <w:rStyle w:val="Hyperlink"/>
@@ -1123,53 +1459,53 @@
                 <w:bCs/>
                 <w:noProof/>
               </w:rPr>
-              <w:t>2. SQLite “database is locked” errors</w:t>
-            </w:r>
-            <w:r>
-              <w:rPr>
-                <w:b/>
-                <w:noProof/>
+              <w:t>2. Unbounded Suricata log growth (no rotation)</w:t>
+            </w:r>
+            <w:r>
+              <w:rPr>
+                <w:noProof/>
+                <w:webHidden/>
               </w:rPr>
               <w:tab/>
             </w:r>
             <w:r>
               <w:rPr>
-                <w:b/>
-                <w:noProof/>
+                <w:noProof/>
+                <w:webHidden/>
               </w:rPr>
               <w:fldChar w:fldCharType="begin"/>
             </w:r>
             <w:r>
               <w:rPr>
-                <w:b/>
-                <w:noProof/>
-              </w:rPr>
-              <w:instrText xml:space="preserve"> PAGEREF _Toc238740626 \h </w:instrText>
-            </w:r>
-            <w:r>
-              <w:rPr>
-                <w:b/>
-                <w:noProof/>
-              </w:rPr>
-            </w:r>
-            <w:r>
-              <w:rPr>
-                <w:b/>
-                <w:noProof/>
+                <w:noProof/>
+                <w:webHidden/>
+              </w:rPr>
+              <w:instrText xml:space="preserve"> PAGEREF _Toc238848556 \h </w:instrText>
+            </w:r>
+            <w:r>
+              <w:rPr>
+                <w:noProof/>
+                <w:webHidden/>
+              </w:rPr>
+            </w:r>
+            <w:r>
+              <w:rPr>
+                <w:noProof/>
+                <w:webHidden/>
               </w:rPr>
               <w:fldChar w:fldCharType="separate"/>
             </w:r>
             <w:r>
               <w:rPr>
-                <w:b/>
-                <w:noProof/>
+                <w:noProof/>
+                <w:webHidden/>
               </w:rPr>
               <w:t>6</w:t>
             </w:r>
             <w:r>
               <w:rPr>
-                <w:b/>
-                <w:noProof/>
+                <w:noProof/>
+                <w:webHidden/>
               </w:rPr>
               <w:fldChar w:fldCharType="end"/>
             </w:r>
@@ -1182,11 +1518,12 @@
               <w:tab w:val="right" w:leader="dot" w:pos="10070"/>
             </w:tabs>
             <w:rPr>
-              <w:b/>
+              <w:rFonts w:asciiTheme="minorHAnsi" w:eastAsiaTheme="minorEastAsia" w:hAnsiTheme="minorHAnsi" w:cstheme="minorBidi"/>
               <w:noProof/>
+              <w:color w:val="auto"/>
             </w:rPr>
           </w:pPr>
-          <w:hyperlink w:anchor="_Toc238740627" w:history="1">
+          <w:hyperlink w:anchor="_Toc238848557" w:history="1">
             <w:r>
               <w:rPr>
                 <w:rStyle w:val="Hyperlink"/>
@@ -1194,53 +1531,125 @@
                 <w:bCs/>
                 <w:noProof/>
               </w:rPr>
-              <w:t>3. Unbounded Suricata log growth (no rotation)</w:t>
-            </w:r>
-            <w:r>
-              <w:rPr>
+              <w:t>3. Dashboard not live-refreshing new alerts</w:t>
+            </w:r>
+            <w:r>
+              <w:rPr>
+                <w:noProof/>
+                <w:webHidden/>
+              </w:rPr>
+              <w:tab/>
+            </w:r>
+            <w:r>
+              <w:rPr>
+                <w:noProof/>
+                <w:webHidden/>
+              </w:rPr>
+              <w:fldChar w:fldCharType="begin"/>
+            </w:r>
+            <w:r>
+              <w:rPr>
+                <w:noProof/>
+                <w:webHidden/>
+              </w:rPr>
+              <w:instrText xml:space="preserve"> PAGEREF _Toc238848557 \h </w:instrText>
+            </w:r>
+            <w:r>
+              <w:rPr>
+                <w:noProof/>
+                <w:webHidden/>
+              </w:rPr>
+            </w:r>
+            <w:r>
+              <w:rPr>
+                <w:noProof/>
+                <w:webHidden/>
+              </w:rPr>
+              <w:fldChar w:fldCharType="separate"/>
+            </w:r>
+            <w:r>
+              <w:rPr>
+                <w:noProof/>
+                <w:webHidden/>
+              </w:rPr>
+              <w:t>6</w:t>
+            </w:r>
+            <w:r>
+              <w:rPr>
+                <w:noProof/>
+                <w:webHidden/>
+              </w:rPr>
+              <w:fldChar w:fldCharType="end"/>
+            </w:r>
+          </w:hyperlink>
+        </w:p>
+        <w:p>
+          <w:pPr>
+            <w:pStyle w:val="TOC1"/>
+            <w:tabs>
+              <w:tab w:val="right" w:leader="dot" w:pos="10070"/>
+            </w:tabs>
+            <w:rPr>
+              <w:rFonts w:asciiTheme="minorHAnsi" w:eastAsiaTheme="minorEastAsia" w:hAnsiTheme="minorHAnsi" w:cstheme="minorBidi"/>
+              <w:noProof/>
+              <w:color w:val="auto"/>
+            </w:rPr>
+          </w:pPr>
+          <w:hyperlink w:anchor="_Toc238848558" w:history="1">
+            <w:r>
+              <w:rPr>
+                <w:rStyle w:val="Hyperlink"/>
                 <w:b/>
-                <w:noProof/>
+                <w:bCs/>
+                <w:noProof/>
+              </w:rPr>
+              <w:t>Skills / Learning Outcomes</w:t>
+            </w:r>
+            <w:r>
+              <w:rPr>
+                <w:noProof/>
+                <w:webHidden/>
               </w:rPr>
               <w:tab/>
             </w:r>
             <w:r>
               <w:rPr>
-                <w:b/>
-                <w:noProof/>
+                <w:noProof/>
+                <w:webHidden/>
               </w:rPr>
               <w:fldChar w:fldCharType="begin"/>
             </w:r>
             <w:r>
               <w:rPr>
-                <w:b/>
-                <w:noProof/>
-              </w:rPr>
-              <w:instrText xml:space="preserve"> PAGEREF _Toc238740627 \h </w:instrText>
-            </w:r>
-            <w:r>
-              <w:rPr>
-                <w:b/>
-                <w:noProof/>
-              </w:rPr>
-            </w:r>
-            <w:r>
-              <w:rPr>
-                <w:b/>
-                <w:noProof/>
+                <w:noProof/>
+                <w:webHidden/>
+              </w:rPr>
+              <w:instrText xml:space="preserve"> PAGEREF _Toc238848558 \h </w:instrText>
+            </w:r>
+            <w:r>
+              <w:rPr>
+                <w:noProof/>
+                <w:webHidden/>
+              </w:rPr>
+            </w:r>
+            <w:r>
+              <w:rPr>
+                <w:noProof/>
+                <w:webHidden/>
               </w:rPr>
               <w:fldChar w:fldCharType="separate"/>
             </w:r>
             <w:r>
               <w:rPr>
-                <w:b/>
-                <w:noProof/>
+                <w:noProof/>
+                <w:webHidden/>
               </w:rPr>
               <w:t>6</w:t>
             </w:r>
             <w:r>
               <w:rPr>
-                <w:b/>
-                <w:noProof/>
+                <w:noProof/>
+                <w:webHidden/>
               </w:rPr>
               <w:fldChar w:fldCharType="end"/>
             </w:r>
@@ -1253,11 +1662,12 @@
               <w:tab w:val="right" w:leader="dot" w:pos="10070"/>
             </w:tabs>
             <w:rPr>
-              <w:b/>
+              <w:rFonts w:asciiTheme="minorHAnsi" w:eastAsiaTheme="minorEastAsia" w:hAnsiTheme="minorHAnsi" w:cstheme="minorBidi"/>
               <w:noProof/>
+              <w:color w:val="auto"/>
             </w:rPr>
           </w:pPr>
-          <w:hyperlink w:anchor="_Toc238740628" w:history="1">
+          <w:hyperlink w:anchor="_Toc238848559" w:history="1">
             <w:r>
               <w:rPr>
                 <w:rStyle w:val="Hyperlink"/>
@@ -1265,53 +1675,269 @@
                 <w:bCs/>
                 <w:noProof/>
               </w:rPr>
-              <w:t>4. Dashboard not live-refreshing new alerts</w:t>
-            </w:r>
-            <w:r>
-              <w:rPr>
+              <w:t>Network security &amp; detection engineering</w:t>
+            </w:r>
+            <w:r>
+              <w:rPr>
+                <w:noProof/>
+                <w:webHidden/>
+              </w:rPr>
+              <w:tab/>
+            </w:r>
+            <w:r>
+              <w:rPr>
+                <w:noProof/>
+                <w:webHidden/>
+              </w:rPr>
+              <w:fldChar w:fldCharType="begin"/>
+            </w:r>
+            <w:r>
+              <w:rPr>
+                <w:noProof/>
+                <w:webHidden/>
+              </w:rPr>
+              <w:instrText xml:space="preserve"> PAGEREF _Toc238848559 \h </w:instrText>
+            </w:r>
+            <w:r>
+              <w:rPr>
+                <w:noProof/>
+                <w:webHidden/>
+              </w:rPr>
+            </w:r>
+            <w:r>
+              <w:rPr>
+                <w:noProof/>
+                <w:webHidden/>
+              </w:rPr>
+              <w:fldChar w:fldCharType="separate"/>
+            </w:r>
+            <w:r>
+              <w:rPr>
+                <w:noProof/>
+                <w:webHidden/>
+              </w:rPr>
+              <w:t>6</w:t>
+            </w:r>
+            <w:r>
+              <w:rPr>
+                <w:noProof/>
+                <w:webHidden/>
+              </w:rPr>
+              <w:fldChar w:fldCharType="end"/>
+            </w:r>
+          </w:hyperlink>
+        </w:p>
+        <w:p>
+          <w:pPr>
+            <w:pStyle w:val="TOC2"/>
+            <w:tabs>
+              <w:tab w:val="right" w:leader="dot" w:pos="10070"/>
+            </w:tabs>
+            <w:rPr>
+              <w:rFonts w:asciiTheme="minorHAnsi" w:eastAsiaTheme="minorEastAsia" w:hAnsiTheme="minorHAnsi" w:cstheme="minorBidi"/>
+              <w:noProof/>
+              <w:color w:val="auto"/>
+            </w:rPr>
+          </w:pPr>
+          <w:hyperlink w:anchor="_Toc238848560" w:history="1">
+            <w:r>
+              <w:rPr>
+                <w:rStyle w:val="Hyperlink"/>
                 <w:b/>
-                <w:noProof/>
+                <w:bCs/>
+                <w:noProof/>
+              </w:rPr>
+              <w:t>Data engineering</w:t>
+            </w:r>
+            <w:r>
+              <w:rPr>
+                <w:noProof/>
+                <w:webHidden/>
               </w:rPr>
               <w:tab/>
             </w:r>
             <w:r>
               <w:rPr>
+                <w:noProof/>
+                <w:webHidden/>
+              </w:rPr>
+              <w:fldChar w:fldCharType="begin"/>
+            </w:r>
+            <w:r>
+              <w:rPr>
+                <w:noProof/>
+                <w:webHidden/>
+              </w:rPr>
+              <w:instrText xml:space="preserve"> PAGEREF _Toc238848560 \h </w:instrText>
+            </w:r>
+            <w:r>
+              <w:rPr>
+                <w:noProof/>
+                <w:webHidden/>
+              </w:rPr>
+            </w:r>
+            <w:r>
+              <w:rPr>
+                <w:noProof/>
+                <w:webHidden/>
+              </w:rPr>
+              <w:fldChar w:fldCharType="separate"/>
+            </w:r>
+            <w:r>
+              <w:rPr>
+                <w:noProof/>
+                <w:webHidden/>
+              </w:rPr>
+              <w:t>7</w:t>
+            </w:r>
+            <w:r>
+              <w:rPr>
+                <w:noProof/>
+                <w:webHidden/>
+              </w:rPr>
+              <w:fldChar w:fldCharType="end"/>
+            </w:r>
+          </w:hyperlink>
+        </w:p>
+        <w:p>
+          <w:pPr>
+            <w:pStyle w:val="TOC2"/>
+            <w:tabs>
+              <w:tab w:val="right" w:leader="dot" w:pos="10070"/>
+            </w:tabs>
+            <w:rPr>
+              <w:rFonts w:asciiTheme="minorHAnsi" w:eastAsiaTheme="minorEastAsia" w:hAnsiTheme="minorHAnsi" w:cstheme="minorBidi"/>
+              <w:noProof/>
+              <w:color w:val="auto"/>
+            </w:rPr>
+          </w:pPr>
+          <w:hyperlink w:anchor="_Toc238848561" w:history="1">
+            <w:r>
+              <w:rPr>
+                <w:rStyle w:val="Hyperlink"/>
                 <w:b/>
-                <w:noProof/>
+                <w:bCs/>
+                <w:noProof/>
+              </w:rPr>
+              <w:t>Full-stack application development</w:t>
+            </w:r>
+            <w:r>
+              <w:rPr>
+                <w:noProof/>
+                <w:webHidden/>
+              </w:rPr>
+              <w:tab/>
+            </w:r>
+            <w:r>
+              <w:rPr>
+                <w:noProof/>
+                <w:webHidden/>
               </w:rPr>
               <w:fldChar w:fldCharType="begin"/>
             </w:r>
             <w:r>
               <w:rPr>
+                <w:noProof/>
+                <w:webHidden/>
+              </w:rPr>
+              <w:instrText xml:space="preserve"> PAGEREF _Toc238848561 \h </w:instrText>
+            </w:r>
+            <w:r>
+              <w:rPr>
+                <w:noProof/>
+                <w:webHidden/>
+              </w:rPr>
+            </w:r>
+            <w:r>
+              <w:rPr>
+                <w:noProof/>
+                <w:webHidden/>
+              </w:rPr>
+              <w:fldChar w:fldCharType="separate"/>
+            </w:r>
+            <w:r>
+              <w:rPr>
+                <w:noProof/>
+                <w:webHidden/>
+              </w:rPr>
+              <w:t>7</w:t>
+            </w:r>
+            <w:r>
+              <w:rPr>
+                <w:noProof/>
+                <w:webHidden/>
+              </w:rPr>
+              <w:fldChar w:fldCharType="end"/>
+            </w:r>
+          </w:hyperlink>
+        </w:p>
+        <w:p>
+          <w:pPr>
+            <w:pStyle w:val="TOC2"/>
+            <w:tabs>
+              <w:tab w:val="right" w:leader="dot" w:pos="10070"/>
+            </w:tabs>
+            <w:rPr>
+              <w:rFonts w:asciiTheme="minorHAnsi" w:eastAsiaTheme="minorEastAsia" w:hAnsiTheme="minorHAnsi" w:cstheme="minorBidi"/>
+              <w:noProof/>
+              <w:color w:val="auto"/>
+            </w:rPr>
+          </w:pPr>
+          <w:hyperlink w:anchor="_Toc238848562" w:history="1">
+            <w:r>
+              <w:rPr>
+                <w:rStyle w:val="Hyperlink"/>
                 <w:b/>
-                <w:noProof/>
-              </w:rPr>
-              <w:instrText xml:space="preserve"> PAGEREF _Toc238740628 \h </w:instrText>
-            </w:r>
-            <w:r>
-              <w:rPr>
-                <w:b/>
-                <w:noProof/>
-              </w:rPr>
-            </w:r>
-            <w:r>
-              <w:rPr>
-                <w:b/>
-                <w:noProof/>
+                <w:bCs/>
+                <w:noProof/>
+              </w:rPr>
+              <w:t>Debugging under real constraints</w:t>
+            </w:r>
+            <w:r>
+              <w:rPr>
+                <w:noProof/>
+                <w:webHidden/>
+              </w:rPr>
+              <w:tab/>
+            </w:r>
+            <w:r>
+              <w:rPr>
+                <w:noProof/>
+                <w:webHidden/>
+              </w:rPr>
+              <w:fldChar w:fldCharType="begin"/>
+            </w:r>
+            <w:r>
+              <w:rPr>
+                <w:noProof/>
+                <w:webHidden/>
+              </w:rPr>
+              <w:instrText xml:space="preserve"> PAGEREF _Toc238848562 \h </w:instrText>
+            </w:r>
+            <w:r>
+              <w:rPr>
+                <w:noProof/>
+                <w:webHidden/>
+              </w:rPr>
+            </w:r>
+            <w:r>
+              <w:rPr>
+                <w:noProof/>
+                <w:webHidden/>
               </w:rPr>
               <w:fldChar w:fldCharType="separate"/>
             </w:r>
             <w:r>
               <w:rPr>
-                <w:b/>
-                <w:noProof/>
-              </w:rPr>
-              <w:t>6</w:t>
-            </w:r>
-            <w:r>
-              <w:rPr>
-                <w:b/>
-                <w:noProof/>
+                <w:noProof/>
+                <w:webHidden/>
+              </w:rPr>
+              <w:t>7</w:t>
+            </w:r>
+            <w:r>
+              <w:rPr>
+                <w:noProof/>
+                <w:webHidden/>
               </w:rPr>
               <w:fldChar w:fldCharType="end"/>
             </w:r>
@@ -1324,11 +1950,12 @@
               <w:tab w:val="right" w:leader="dot" w:pos="10070"/>
             </w:tabs>
             <w:rPr>
-              <w:b/>
+              <w:rFonts w:asciiTheme="minorHAnsi" w:eastAsiaTheme="minorEastAsia" w:hAnsiTheme="minorHAnsi" w:cstheme="minorBidi"/>
               <w:noProof/>
+              <w:color w:val="auto"/>
             </w:rPr>
           </w:pPr>
-          <w:hyperlink w:anchor="_Toc238740629" w:history="1">
+          <w:hyperlink w:anchor="_Toc238848563" w:history="1">
             <w:r>
               <w:rPr>
                 <w:rStyle w:val="Hyperlink"/>
@@ -1336,53 +1963,197 @@
                 <w:bCs/>
                 <w:noProof/>
               </w:rPr>
-              <w:t>Skills / Learning Outcomes</w:t>
-            </w:r>
-            <w:r>
-              <w:rPr>
+              <w:t>Final Deliverables</w:t>
+            </w:r>
+            <w:r>
+              <w:rPr>
+                <w:noProof/>
+                <w:webHidden/>
+              </w:rPr>
+              <w:tab/>
+            </w:r>
+            <w:r>
+              <w:rPr>
+                <w:noProof/>
+                <w:webHidden/>
+              </w:rPr>
+              <w:fldChar w:fldCharType="begin"/>
+            </w:r>
+            <w:r>
+              <w:rPr>
+                <w:noProof/>
+                <w:webHidden/>
+              </w:rPr>
+              <w:instrText xml:space="preserve"> PAGEREF _Toc238848563 \h </w:instrText>
+            </w:r>
+            <w:r>
+              <w:rPr>
+                <w:noProof/>
+                <w:webHidden/>
+              </w:rPr>
+            </w:r>
+            <w:r>
+              <w:rPr>
+                <w:noProof/>
+                <w:webHidden/>
+              </w:rPr>
+              <w:fldChar w:fldCharType="separate"/>
+            </w:r>
+            <w:r>
+              <w:rPr>
+                <w:noProof/>
+                <w:webHidden/>
+              </w:rPr>
+              <w:t>7</w:t>
+            </w:r>
+            <w:r>
+              <w:rPr>
+                <w:noProof/>
+                <w:webHidden/>
+              </w:rPr>
+              <w:fldChar w:fldCharType="end"/>
+            </w:r>
+          </w:hyperlink>
+        </w:p>
+        <w:p>
+          <w:pPr>
+            <w:pStyle w:val="TOC1"/>
+            <w:tabs>
+              <w:tab w:val="right" w:leader="dot" w:pos="10070"/>
+            </w:tabs>
+            <w:rPr>
+              <w:rFonts w:asciiTheme="minorHAnsi" w:eastAsiaTheme="minorEastAsia" w:hAnsiTheme="minorHAnsi" w:cstheme="minorBidi"/>
+              <w:noProof/>
+              <w:color w:val="auto"/>
+            </w:rPr>
+          </w:pPr>
+          <w:hyperlink w:anchor="_Toc238848564" w:history="1">
+            <w:r>
+              <w:rPr>
+                <w:rStyle w:val="Hyperlink"/>
                 <w:b/>
-                <w:noProof/>
+                <w:bCs/>
+                <w:noProof/>
+              </w:rPr>
+              <w:t>Conclusion</w:t>
+            </w:r>
+            <w:r>
+              <w:rPr>
+                <w:noProof/>
+                <w:webHidden/>
               </w:rPr>
               <w:tab/>
             </w:r>
             <w:r>
               <w:rPr>
+                <w:noProof/>
+                <w:webHidden/>
+              </w:rPr>
+              <w:fldChar w:fldCharType="begin"/>
+            </w:r>
+            <w:r>
+              <w:rPr>
+                <w:noProof/>
+                <w:webHidden/>
+              </w:rPr>
+              <w:instrText xml:space="preserve"> PAGEREF _Toc238848564 \h </w:instrText>
+            </w:r>
+            <w:r>
+              <w:rPr>
+                <w:noProof/>
+                <w:webHidden/>
+              </w:rPr>
+            </w:r>
+            <w:r>
+              <w:rPr>
+                <w:noProof/>
+                <w:webHidden/>
+              </w:rPr>
+              <w:fldChar w:fldCharType="separate"/>
+            </w:r>
+            <w:r>
+              <w:rPr>
+                <w:noProof/>
+                <w:webHidden/>
+              </w:rPr>
+              <w:t>7</w:t>
+            </w:r>
+            <w:r>
+              <w:rPr>
+                <w:noProof/>
+                <w:webHidden/>
+              </w:rPr>
+              <w:fldChar w:fldCharType="end"/>
+            </w:r>
+          </w:hyperlink>
+        </w:p>
+        <w:p>
+          <w:pPr>
+            <w:pStyle w:val="TOC1"/>
+            <w:tabs>
+              <w:tab w:val="right" w:leader="dot" w:pos="10070"/>
+            </w:tabs>
+            <w:rPr>
+              <w:rFonts w:asciiTheme="minorHAnsi" w:eastAsiaTheme="minorEastAsia" w:hAnsiTheme="minorHAnsi" w:cstheme="minorBidi"/>
+              <w:noProof/>
+              <w:color w:val="auto"/>
+            </w:rPr>
+          </w:pPr>
+          <w:hyperlink w:anchor="_Toc238848565" w:history="1">
+            <w:r>
+              <w:rPr>
+                <w:rStyle w:val="Hyperlink"/>
                 <w:b/>
-                <w:noProof/>
+                <w:bCs/>
+                <w:noProof/>
+              </w:rPr>
+              <w:t>Appendix / Links</w:t>
+            </w:r>
+            <w:r>
+              <w:rPr>
+                <w:noProof/>
+                <w:webHidden/>
+              </w:rPr>
+              <w:tab/>
+            </w:r>
+            <w:r>
+              <w:rPr>
+                <w:noProof/>
+                <w:webHidden/>
               </w:rPr>
               <w:fldChar w:fldCharType="begin"/>
             </w:r>
             <w:r>
               <w:rPr>
-                <w:b/>
-                <w:noProof/>
-              </w:rPr>
-              <w:instrText xml:space="preserve"> PAGEREF _Toc238740629 \h </w:instrText>
-            </w:r>
-            <w:r>
-              <w:rPr>
-                <w:b/>
-                <w:noProof/>
-              </w:rPr>
-            </w:r>
-            <w:r>
-              <w:rPr>
-                <w:b/>
-                <w:noProof/>
+                <w:noProof/>
+                <w:webHidden/>
+              </w:rPr>
+              <w:instrText xml:space="preserve"> PAGEREF _Toc238848565 \h </w:instrText>
+            </w:r>
+            <w:r>
+              <w:rPr>
+                <w:noProof/>
+                <w:webHidden/>
+              </w:rPr>
+            </w:r>
+            <w:r>
+              <w:rPr>
+                <w:noProof/>
+                <w:webHidden/>
               </w:rPr>
               <w:fldChar w:fldCharType="separate"/>
             </w:r>
             <w:r>
               <w:rPr>
-                <w:b/>
-                <w:noProof/>
-              </w:rPr>
-              <w:t>6</w:t>
-            </w:r>
-            <w:r>
-              <w:rPr>
-                <w:b/>
-                <w:noProof/>
+                <w:noProof/>
+                <w:webHidden/>
+              </w:rPr>
+              <w:t>8</w:t>
+            </w:r>
+            <w:r>
+              <w:rPr>
+                <w:noProof/>
+                <w:webHidden/>
               </w:rPr>
               <w:fldChar w:fldCharType="end"/>
             </w:r>
@@ -1395,11 +2166,12 @@
               <w:tab w:val="right" w:leader="dot" w:pos="10070"/>
             </w:tabs>
             <w:rPr>
-              <w:b/>
+              <w:rFonts w:asciiTheme="minorHAnsi" w:eastAsiaTheme="minorEastAsia" w:hAnsiTheme="minorHAnsi" w:cstheme="minorBidi"/>
               <w:noProof/>
+              <w:color w:val="auto"/>
             </w:rPr>
           </w:pPr>
-          <w:hyperlink w:anchor="_Toc238740630" w:history="1">
+          <w:hyperlink w:anchor="_Toc238848566" w:history="1">
             <w:r>
               <w:rPr>
                 <w:rStyle w:val="Hyperlink"/>
@@ -1407,53 +2179,53 @@
                 <w:bCs/>
                 <w:noProof/>
               </w:rPr>
-              <w:t>Network security &amp; detection engineering</w:t>
-            </w:r>
-            <w:r>
-              <w:rPr>
-                <w:b/>
-                <w:noProof/>
+              <w:t>Project Repositories</w:t>
+            </w:r>
+            <w:r>
+              <w:rPr>
+                <w:noProof/>
+                <w:webHidden/>
               </w:rPr>
               <w:tab/>
             </w:r>
             <w:r>
               <w:rPr>
-                <w:b/>
-                <w:noProof/>
+                <w:noProof/>
+                <w:webHidden/>
               </w:rPr>
               <w:fldChar w:fldCharType="begin"/>
             </w:r>
             <w:r>
               <w:rPr>
-                <w:b/>
-                <w:noProof/>
-              </w:rPr>
-              <w:instrText xml:space="preserve"> PAGEREF _Toc238740630 \h </w:instrText>
-            </w:r>
-            <w:r>
-              <w:rPr>
-                <w:b/>
-                <w:noProof/>
-              </w:rPr>
-            </w:r>
-            <w:r>
-              <w:rPr>
-                <w:b/>
-                <w:noProof/>
+                <w:noProof/>
+                <w:webHidden/>
+              </w:rPr>
+              <w:instrText xml:space="preserve"> PAGEREF _Toc238848566 \h </w:instrText>
+            </w:r>
+            <w:r>
+              <w:rPr>
+                <w:noProof/>
+                <w:webHidden/>
+              </w:rPr>
+            </w:r>
+            <w:r>
+              <w:rPr>
+                <w:noProof/>
+                <w:webHidden/>
               </w:rPr>
               <w:fldChar w:fldCharType="separate"/>
             </w:r>
             <w:r>
               <w:rPr>
-                <w:b/>
-                <w:noProof/>
-              </w:rPr>
-              <w:t>6</w:t>
-            </w:r>
-            <w:r>
-              <w:rPr>
-                <w:b/>
-                <w:noProof/>
+                <w:noProof/>
+                <w:webHidden/>
+              </w:rPr>
+              <w:t>8</w:t>
+            </w:r>
+            <w:r>
+              <w:rPr>
+                <w:noProof/>
+                <w:webHidden/>
               </w:rPr>
               <w:fldChar w:fldCharType="end"/>
             </w:r>
@@ -1466,11 +2238,12 @@
               <w:tab w:val="right" w:leader="dot" w:pos="10070"/>
             </w:tabs>
             <w:rPr>
-              <w:b/>
+              <w:rFonts w:asciiTheme="minorHAnsi" w:eastAsiaTheme="minorEastAsia" w:hAnsiTheme="minorHAnsi" w:cstheme="minorBidi"/>
               <w:noProof/>
+              <w:color w:val="auto"/>
             </w:rPr>
           </w:pPr>
-          <w:hyperlink w:anchor="_Toc238740631" w:history="1">
+          <w:hyperlink w:anchor="_Toc238848567" w:history="1">
             <w:r>
               <w:rPr>
                 <w:rStyle w:val="Hyperlink"/>
@@ -1478,53 +2251,53 @@
                 <w:bCs/>
                 <w:noProof/>
               </w:rPr>
-              <w:t>Data engineering</w:t>
-            </w:r>
-            <w:r>
-              <w:rPr>
-                <w:b/>
-                <w:noProof/>
+              <w:t>Notion Notes</w:t>
+            </w:r>
+            <w:r>
+              <w:rPr>
+                <w:noProof/>
+                <w:webHidden/>
               </w:rPr>
               <w:tab/>
             </w:r>
             <w:r>
               <w:rPr>
-                <w:b/>
-                <w:noProof/>
+                <w:noProof/>
+                <w:webHidden/>
               </w:rPr>
               <w:fldChar w:fldCharType="begin"/>
             </w:r>
             <w:r>
               <w:rPr>
-                <w:b/>
-                <w:noProof/>
-              </w:rPr>
-              <w:instrText xml:space="preserve"> PAGEREF _Toc238740631 \h </w:instrText>
-            </w:r>
-            <w:r>
-              <w:rPr>
-                <w:b/>
-                <w:noProof/>
-              </w:rPr>
-            </w:r>
-            <w:r>
-              <w:rPr>
-                <w:b/>
-                <w:noProof/>
+                <w:noProof/>
+                <w:webHidden/>
+              </w:rPr>
+              <w:instrText xml:space="preserve"> PAGEREF _Toc238848567 \h </w:instrText>
+            </w:r>
+            <w:r>
+              <w:rPr>
+                <w:noProof/>
+                <w:webHidden/>
+              </w:rPr>
+            </w:r>
+            <w:r>
+              <w:rPr>
+                <w:noProof/>
+                <w:webHidden/>
               </w:rPr>
               <w:fldChar w:fldCharType="separate"/>
             </w:r>
             <w:r>
               <w:rPr>
-                <w:b/>
-                <w:noProof/>
-              </w:rPr>
-              <w:t>7</w:t>
-            </w:r>
-            <w:r>
-              <w:rPr>
-                <w:b/>
-                <w:noProof/>
+                <w:noProof/>
+                <w:webHidden/>
+              </w:rPr>
+              <w:t>8</w:t>
+            </w:r>
+            <w:r>
+              <w:rPr>
+                <w:noProof/>
+                <w:webHidden/>
               </w:rPr>
               <w:fldChar w:fldCharType="end"/>
             </w:r>
@@ -1537,11 +2310,12 @@
               <w:tab w:val="right" w:leader="dot" w:pos="10070"/>
             </w:tabs>
             <w:rPr>
-              <w:b/>
+              <w:rFonts w:asciiTheme="minorHAnsi" w:eastAsiaTheme="minorEastAsia" w:hAnsiTheme="minorHAnsi" w:cstheme="minorBidi"/>
               <w:noProof/>
+              <w:color w:val="auto"/>
             </w:rPr>
           </w:pPr>
-          <w:hyperlink w:anchor="_Toc238740632" w:history="1">
+          <w:hyperlink w:anchor="_Toc238848568" w:history="1">
             <w:r>
               <w:rPr>
                 <w:rStyle w:val="Hyperlink"/>
@@ -1549,53 +2323,53 @@
                 <w:bCs/>
                 <w:noProof/>
               </w:rPr>
-              <w:t>Full-stack application development</w:t>
-            </w:r>
-            <w:r>
-              <w:rPr>
-                <w:b/>
-                <w:noProof/>
+              <w:t>Google Drive</w:t>
+            </w:r>
+            <w:r>
+              <w:rPr>
+                <w:noProof/>
+                <w:webHidden/>
               </w:rPr>
               <w:tab/>
             </w:r>
             <w:r>
               <w:rPr>
-                <w:b/>
-                <w:noProof/>
+                <w:noProof/>
+                <w:webHidden/>
               </w:rPr>
               <w:fldChar w:fldCharType="begin"/>
             </w:r>
             <w:r>
               <w:rPr>
-                <w:b/>
-                <w:noProof/>
-              </w:rPr>
-              <w:instrText xml:space="preserve"> PAGEREF _Toc238740632 \h </w:instrText>
-            </w:r>
-            <w:r>
-              <w:rPr>
-                <w:b/>
-                <w:noProof/>
-              </w:rPr>
-            </w:r>
-            <w:r>
-              <w:rPr>
-                <w:b/>
-                <w:noProof/>
+                <w:noProof/>
+                <w:webHidden/>
+              </w:rPr>
+              <w:instrText xml:space="preserve"> PAGEREF _Toc238848568 \h </w:instrText>
+            </w:r>
+            <w:r>
+              <w:rPr>
+                <w:noProof/>
+                <w:webHidden/>
+              </w:rPr>
+            </w:r>
+            <w:r>
+              <w:rPr>
+                <w:noProof/>
+                <w:webHidden/>
               </w:rPr>
               <w:fldChar w:fldCharType="separate"/>
             </w:r>
             <w:r>
               <w:rPr>
-                <w:b/>
-                <w:noProof/>
-              </w:rPr>
-              <w:t>7</w:t>
-            </w:r>
-            <w:r>
-              <w:rPr>
-                <w:b/>
-                <w:noProof/>
+                <w:noProof/>
+                <w:webHidden/>
+              </w:rPr>
+              <w:t>8</w:t>
+            </w:r>
+            <w:r>
+              <w:rPr>
+                <w:noProof/>
+                <w:webHidden/>
               </w:rPr>
               <w:fldChar w:fldCharType="end"/>
             </w:r>
@@ -1608,11 +2382,12 @@
               <w:tab w:val="right" w:leader="dot" w:pos="10070"/>
             </w:tabs>
             <w:rPr>
-              <w:b/>
+              <w:rFonts w:asciiTheme="minorHAnsi" w:eastAsiaTheme="minorEastAsia" w:hAnsiTheme="minorHAnsi" w:cstheme="minorBidi"/>
               <w:noProof/>
+              <w:color w:val="auto"/>
             </w:rPr>
           </w:pPr>
-          <w:hyperlink w:anchor="_Toc238740633" w:history="1">
+          <w:hyperlink w:anchor="_Toc238848569" w:history="1">
             <w:r>
               <w:rPr>
                 <w:rStyle w:val="Hyperlink"/>
@@ -1620,493 +2395,64 @@
                 <w:bCs/>
                 <w:noProof/>
               </w:rPr>
-              <w:t>Debugging under real constraints</w:t>
-            </w:r>
-            <w:r>
-              <w:rPr>
-                <w:b/>
-                <w:noProof/>
+              <w:t>Reference Sources</w:t>
+            </w:r>
+            <w:r>
+              <w:rPr>
+                <w:noProof/>
+                <w:webHidden/>
               </w:rPr>
               <w:tab/>
             </w:r>
             <w:r>
               <w:rPr>
-                <w:b/>
-                <w:noProof/>
+                <w:noProof/>
+                <w:webHidden/>
               </w:rPr>
               <w:fldChar w:fldCharType="begin"/>
             </w:r>
             <w:r>
               <w:rPr>
-                <w:b/>
-                <w:noProof/>
-              </w:rPr>
-              <w:instrText xml:space="preserve"> PAGEREF _Toc238740633 \h </w:instrText>
-            </w:r>
-            <w:r>
-              <w:rPr>
-                <w:b/>
-                <w:noProof/>
-              </w:rPr>
-            </w:r>
-            <w:r>
-              <w:rPr>
-                <w:b/>
-                <w:noProof/>
+                <w:noProof/>
+                <w:webHidden/>
+              </w:rPr>
+              <w:instrText xml:space="preserve"> PAGEREF _Toc238848569 \h </w:instrText>
+            </w:r>
+            <w:r>
+              <w:rPr>
+                <w:noProof/>
+                <w:webHidden/>
+              </w:rPr>
+            </w:r>
+            <w:r>
+              <w:rPr>
+                <w:noProof/>
+                <w:webHidden/>
               </w:rPr>
               <w:fldChar w:fldCharType="separate"/>
             </w:r>
             <w:r>
               <w:rPr>
-                <w:b/>
-                <w:noProof/>
-              </w:rPr>
-              <w:t>7</w:t>
-            </w:r>
-            <w:r>
-              <w:rPr>
-                <w:b/>
-                <w:noProof/>
+                <w:noProof/>
+                <w:webHidden/>
+              </w:rPr>
+              <w:t>8</w:t>
+            </w:r>
+            <w:r>
+              <w:rPr>
+                <w:noProof/>
+                <w:webHidden/>
               </w:rPr>
               <w:fldChar w:fldCharType="end"/>
             </w:r>
           </w:hyperlink>
         </w:p>
         <w:p>
-          <w:pPr>
-            <w:pStyle w:val="TOC1"/>
-            <w:tabs>
-              <w:tab w:val="right" w:leader="dot" w:pos="10070"/>
-            </w:tabs>
-            <w:rPr>
-              <w:b/>
-              <w:noProof/>
-            </w:rPr>
-          </w:pPr>
-          <w:hyperlink w:anchor="_Toc238740634" w:history="1">
-            <w:r>
-              <w:rPr>
-                <w:rStyle w:val="Hyperlink"/>
-                <w:b/>
-                <w:bCs/>
-                <w:noProof/>
-              </w:rPr>
-              <w:t>Final Deliverables</w:t>
-            </w:r>
-            <w:r>
-              <w:rPr>
-                <w:b/>
-                <w:noProof/>
-              </w:rPr>
-              <w:tab/>
-            </w:r>
-            <w:r>
-              <w:rPr>
-                <w:b/>
-                <w:noProof/>
-              </w:rPr>
-              <w:fldChar w:fldCharType="begin"/>
-            </w:r>
-            <w:r>
-              <w:rPr>
-                <w:b/>
-                <w:noProof/>
-              </w:rPr>
-              <w:instrText xml:space="preserve"> PAGEREF _Toc238740634 \h </w:instrText>
-            </w:r>
-            <w:r>
-              <w:rPr>
-                <w:b/>
-                <w:noProof/>
-              </w:rPr>
-            </w:r>
-            <w:r>
-              <w:rPr>
-                <w:b/>
-                <w:noProof/>
-              </w:rPr>
-              <w:fldChar w:fldCharType="separate"/>
-            </w:r>
-            <w:r>
-              <w:rPr>
-                <w:b/>
-                <w:noProof/>
-              </w:rPr>
-              <w:t>7</w:t>
-            </w:r>
-            <w:r>
-              <w:rPr>
-                <w:b/>
-                <w:noProof/>
-              </w:rPr>
-              <w:fldChar w:fldCharType="end"/>
-            </w:r>
-          </w:hyperlink>
-        </w:p>
-        <w:p>
-          <w:pPr>
-            <w:pStyle w:val="TOC1"/>
-            <w:tabs>
-              <w:tab w:val="right" w:leader="dot" w:pos="10070"/>
-            </w:tabs>
-            <w:rPr>
-              <w:b/>
-              <w:noProof/>
-            </w:rPr>
-          </w:pPr>
-          <w:hyperlink w:anchor="_Toc238740635" w:history="1">
-            <w:r>
-              <w:rPr>
-                <w:rStyle w:val="Hyperlink"/>
-                <w:b/>
-                <w:bCs/>
-                <w:noProof/>
-              </w:rPr>
-              <w:t>Conclusion</w:t>
-            </w:r>
-            <w:r>
-              <w:rPr>
-                <w:b/>
-                <w:noProof/>
-              </w:rPr>
-              <w:tab/>
-            </w:r>
-            <w:r>
-              <w:rPr>
-                <w:b/>
-                <w:noProof/>
-              </w:rPr>
-              <w:fldChar w:fldCharType="begin"/>
-            </w:r>
-            <w:r>
-              <w:rPr>
-                <w:b/>
-                <w:noProof/>
-              </w:rPr>
-              <w:instrText xml:space="preserve"> PAGEREF _Toc238740635 \h </w:instrText>
-            </w:r>
-            <w:r>
-              <w:rPr>
-                <w:b/>
-                <w:noProof/>
-              </w:rPr>
-            </w:r>
-            <w:r>
-              <w:rPr>
-                <w:b/>
-                <w:noProof/>
-              </w:rPr>
-              <w:fldChar w:fldCharType="separate"/>
-            </w:r>
-            <w:r>
-              <w:rPr>
-                <w:b/>
-                <w:noProof/>
-              </w:rPr>
-              <w:t>8</w:t>
-            </w:r>
-            <w:r>
-              <w:rPr>
-                <w:b/>
-                <w:noProof/>
-              </w:rPr>
-              <w:fldChar w:fldCharType="end"/>
-            </w:r>
-          </w:hyperlink>
-        </w:p>
-        <w:p>
-          <w:pPr>
-            <w:pStyle w:val="TOC1"/>
-            <w:tabs>
-              <w:tab w:val="right" w:leader="dot" w:pos="10070"/>
-            </w:tabs>
-            <w:rPr>
-              <w:b/>
-              <w:noProof/>
-            </w:rPr>
-          </w:pPr>
-          <w:hyperlink w:anchor="_Toc238740636" w:history="1">
-            <w:r>
-              <w:rPr>
-                <w:rStyle w:val="Hyperlink"/>
-                <w:b/>
-                <w:bCs/>
-                <w:noProof/>
-              </w:rPr>
-              <w:t>Appendix / Links</w:t>
-            </w:r>
-            <w:r>
-              <w:rPr>
-                <w:b/>
-                <w:noProof/>
-              </w:rPr>
-              <w:tab/>
-            </w:r>
-            <w:r>
-              <w:rPr>
-                <w:b/>
-                <w:noProof/>
-              </w:rPr>
-              <w:fldChar w:fldCharType="begin"/>
-            </w:r>
-            <w:r>
-              <w:rPr>
-                <w:b/>
-                <w:noProof/>
-              </w:rPr>
-              <w:instrText xml:space="preserve"> PAGEREF _Toc238740636 \h </w:instrText>
-            </w:r>
-            <w:r>
-              <w:rPr>
-                <w:b/>
-                <w:noProof/>
-              </w:rPr>
-            </w:r>
-            <w:r>
-              <w:rPr>
-                <w:b/>
-                <w:noProof/>
-              </w:rPr>
-              <w:fldChar w:fldCharType="separate"/>
-            </w:r>
-            <w:r>
-              <w:rPr>
-                <w:b/>
-                <w:noProof/>
-              </w:rPr>
-              <w:t>8</w:t>
-            </w:r>
-            <w:r>
-              <w:rPr>
-                <w:b/>
-                <w:noProof/>
-              </w:rPr>
-              <w:fldChar w:fldCharType="end"/>
-            </w:r>
-          </w:hyperlink>
-        </w:p>
-        <w:p>
-          <w:pPr>
-            <w:pStyle w:val="TOC2"/>
-            <w:tabs>
-              <w:tab w:val="right" w:leader="dot" w:pos="10070"/>
-            </w:tabs>
-            <w:rPr>
-              <w:b/>
-              <w:noProof/>
-            </w:rPr>
-          </w:pPr>
-          <w:hyperlink w:anchor="_Toc238740637" w:history="1">
-            <w:r>
-              <w:rPr>
-                <w:rStyle w:val="Hyperlink"/>
-                <w:b/>
-                <w:bCs/>
-                <w:noProof/>
-              </w:rPr>
-              <w:t>Project Repositories</w:t>
-            </w:r>
-            <w:r>
-              <w:rPr>
-                <w:b/>
-                <w:noProof/>
-              </w:rPr>
-              <w:tab/>
-            </w:r>
-            <w:r>
-              <w:rPr>
-                <w:b/>
-                <w:noProof/>
-              </w:rPr>
-              <w:fldChar w:fldCharType="begin"/>
-            </w:r>
-            <w:r>
-              <w:rPr>
-                <w:b/>
-                <w:noProof/>
-              </w:rPr>
-              <w:instrText xml:space="preserve"> PAGEREF _Toc238740637 \h </w:instrText>
-            </w:r>
-            <w:r>
-              <w:rPr>
-                <w:b/>
-                <w:noProof/>
-              </w:rPr>
-            </w:r>
-            <w:r>
-              <w:rPr>
-                <w:b/>
-                <w:noProof/>
-              </w:rPr>
-              <w:fldChar w:fldCharType="separate"/>
-            </w:r>
-            <w:r>
-              <w:rPr>
-                <w:b/>
-                <w:noProof/>
-              </w:rPr>
-              <w:t>8</w:t>
-            </w:r>
-            <w:r>
-              <w:rPr>
-                <w:b/>
-                <w:noProof/>
-              </w:rPr>
-              <w:fldChar w:fldCharType="end"/>
-            </w:r>
-          </w:hyperlink>
-        </w:p>
-        <w:p>
-          <w:pPr>
-            <w:pStyle w:val="TOC2"/>
-            <w:tabs>
-              <w:tab w:val="right" w:leader="dot" w:pos="10070"/>
-            </w:tabs>
-            <w:rPr>
-              <w:b/>
-              <w:noProof/>
-            </w:rPr>
-          </w:pPr>
-          <w:hyperlink w:anchor="_Toc238740638" w:history="1">
-            <w:r>
-              <w:rPr>
-                <w:rStyle w:val="Hyperlink"/>
-                <w:b/>
-                <w:bCs/>
-                <w:noProof/>
-              </w:rPr>
-              <w:t>Google Drive</w:t>
-            </w:r>
-            <w:r>
-              <w:rPr>
-                <w:b/>
-                <w:noProof/>
-              </w:rPr>
-              <w:tab/>
-            </w:r>
-            <w:r>
-              <w:rPr>
-                <w:b/>
-                <w:noProof/>
-              </w:rPr>
-              <w:fldChar w:fldCharType="begin"/>
-            </w:r>
-            <w:r>
-              <w:rPr>
-                <w:b/>
-                <w:noProof/>
-              </w:rPr>
-              <w:instrText xml:space="preserve"> PAGEREF _Toc238740638 \h </w:instrText>
-            </w:r>
-            <w:r>
-              <w:rPr>
-                <w:b/>
-                <w:noProof/>
-              </w:rPr>
-            </w:r>
-            <w:r>
-              <w:rPr>
-                <w:b/>
-                <w:noProof/>
-              </w:rPr>
-              <w:fldChar w:fldCharType="separate"/>
-            </w:r>
-            <w:r>
-              <w:rPr>
-                <w:b/>
-                <w:noProof/>
-              </w:rPr>
-              <w:t>8</w:t>
-            </w:r>
-            <w:r>
-              <w:rPr>
-                <w:b/>
-                <w:noProof/>
-              </w:rPr>
-              <w:fldChar w:fldCharType="end"/>
-            </w:r>
-          </w:hyperlink>
-        </w:p>
-        <w:p>
-          <w:pPr>
-            <w:pStyle w:val="TOC2"/>
-            <w:tabs>
-              <w:tab w:val="right" w:leader="dot" w:pos="10070"/>
-            </w:tabs>
-            <w:rPr>
-              <w:b/>
-              <w:noProof/>
-            </w:rPr>
-          </w:pPr>
-          <w:hyperlink w:anchor="_Toc238740639" w:history="1">
-            <w:r>
-              <w:rPr>
-                <w:rStyle w:val="Hyperlink"/>
-                <w:b/>
-                <w:bCs/>
-                <w:noProof/>
-              </w:rPr>
-              <w:t>Reference Sources</w:t>
-            </w:r>
-            <w:r>
-              <w:rPr>
-                <w:b/>
-                <w:noProof/>
-              </w:rPr>
-              <w:tab/>
-            </w:r>
-            <w:r>
-              <w:rPr>
-                <w:b/>
-                <w:noProof/>
-              </w:rPr>
-              <w:fldChar w:fldCharType="begin"/>
-            </w:r>
-            <w:r>
-              <w:rPr>
-                <w:b/>
-                <w:noProof/>
-              </w:rPr>
-              <w:instrText xml:space="preserve"> PAGEREF _Toc238740639 \h </w:instrText>
-            </w:r>
-            <w:r>
-              <w:rPr>
-                <w:b/>
-                <w:noProof/>
-              </w:rPr>
-            </w:r>
-            <w:r>
-              <w:rPr>
-                <w:b/>
-                <w:noProof/>
-              </w:rPr>
-              <w:fldChar w:fldCharType="separate"/>
-            </w:r>
-            <w:r>
-              <w:rPr>
-                <w:b/>
-                <w:noProof/>
-              </w:rPr>
-              <w:t>8</w:t>
-            </w:r>
-            <w:r>
-              <w:rPr>
-                <w:b/>
-                <w:noProof/>
-              </w:rPr>
-              <w:fldChar w:fldCharType="end"/>
-            </w:r>
-          </w:hyperlink>
-        </w:p>
-        <w:p>
-          <w:pPr>
-            <w:rPr>
-              <w:b/>
-            </w:rPr>
-          </w:pPr>
           <w:r>
             <w:rPr>
               <w:b/>
+              <w:bCs/>
+              <w:noProof/>
             </w:rPr>
             <w:fldChar w:fldCharType="end"/>
           </w:r>
@@ -2119,6 +2465,13 @@
           <w:b/>
         </w:rPr>
       </w:pPr>
+    </w:p>
+    <w:p>
+      <w:pPr>
+        <w:rPr>
+          <w:b/>
+        </w:rPr>
+      </w:pPr>
       <w:r>
         <w:rPr>
           <w:b/>
@@ -2137,7 +2490,8 @@
           <w:b/>
         </w:rPr>
       </w:pPr>
-      <w:bookmarkStart w:id="0" w:name="_Toc238740615"/>
+      <w:bookmarkStart w:id="1" w:name="_Toc238740615"/>
+      <w:bookmarkStart w:id="2" w:name="_Toc238848545"/>
       <w:r>
         <w:rPr>
           <w:b/>
@@ -2149,20 +2503,32 @@
         <w:lastRenderedPageBreak/>
         <w:t>Introduction / Objectives</w:t>
       </w:r>
-      <w:bookmarkEnd w:id="0"/>
+      <w:bookmarkEnd w:id="1"/>
+      <w:bookmarkEnd w:id="2"/>
     </w:p>
     <w:p>
       <w:pPr>
         <w:spacing w:after="160" w:line="300" w:lineRule="auto"/>
       </w:pPr>
       <w:r>
-        <w:t>This internship at the Cyber Intelligence Lab (CIL), ITU, was built around a single practical goal: stand up a working intrusion detection lab and use it to test detection under realistic conditions. The work spanned three linked objectives: deploying and validating a live Suricata IDS sensor across an isolated multi-VM network, building an independent rule meta</w:t>
-      </w:r>
-      <w:r>
-        <w:t>data dataset covering roughly 70</w:t>
-      </w:r>
-      <w:r>
-        <w:t>,000 signatures for context enrichment, and building a custom analyst dashboard from scratch to review, filter, and triage alerts. All three components were then tested together by replaying real, publicly documented malware traffic (sourced from malware-traffic-analysis.net) through the lab under multi-attacker, multi-victim conditions.</w:t>
+        <w:t xml:space="preserve">This internship at the Cyber Intelligence Lab (CIL), ITU, was built around a single practical goal: stand up a working intrusion detection lab and use it to test detection under realistic conditions. The work spanned three linked objectives: deploying and validating a live </w:t>
+      </w:r>
+      <w:proofErr w:type="spellStart"/>
+      <w:r>
+        <w:t>Suricata</w:t>
+      </w:r>
+      <w:proofErr w:type="spellEnd"/>
+      <w:r>
+        <w:t xml:space="preserve"> IDS sensor across an isolated multi-VM network, building an independent rule meta</w:t>
+      </w:r>
+      <w:r>
+        <w:t xml:space="preserve">data dataset covering </w:t>
+      </w:r>
+      <w:r>
+        <w:t>a large number of</w:t>
+      </w:r>
+      <w:r>
+        <w:t xml:space="preserve"> signatures for context enrichment, and building a custom analyst dashboard from scratch to review, filter, and triage alerts. All three components were then tested together by replaying real, publicly documented malware traffic (sourced from malware-traffic-analysis.net) through the lab under multi-attacker, multi-victim conditions.</w:t>
       </w:r>
     </w:p>
     <w:p>
@@ -2176,7 +2542,8 @@
           <w:b/>
         </w:rPr>
       </w:pPr>
-      <w:bookmarkStart w:id="1" w:name="_Toc238740616"/>
+      <w:bookmarkStart w:id="3" w:name="_Toc238740616"/>
+      <w:bookmarkStart w:id="4" w:name="_Toc238848546"/>
       <w:r>
         <w:rPr>
           <w:b/>
@@ -2187,7 +2554,8 @@
         </w:rPr>
         <w:t>Tools &amp; Technologies Used</w:t>
       </w:r>
-      <w:bookmarkEnd w:id="1"/>
+      <w:bookmarkEnd w:id="3"/>
+      <w:bookmarkEnd w:id="4"/>
     </w:p>
     <w:p>
       <w:pPr>
@@ -2198,11 +2566,19 @@
         </w:numPr>
         <w:spacing w:after="90" w:line="280" w:lineRule="auto"/>
       </w:pPr>
-      <w:r>
-        <w:rPr>
-          <w:b/>
-        </w:rPr>
-        <w:t>Suricata 8.0.6:</w:t>
+      <w:proofErr w:type="spellStart"/>
+      <w:r>
+        <w:rPr>
+          <w:b/>
+        </w:rPr>
+        <w:t>Suricata</w:t>
+      </w:r>
+      <w:proofErr w:type="spellEnd"/>
+      <w:r>
+        <w:rPr>
+          <w:b/>
+        </w:rPr>
+        <w:t xml:space="preserve"> 8.0.6:</w:t>
       </w:r>
       <w:r>
         <w:t xml:space="preserve"> network intrusion detection engine (core of the lab)</w:t>
@@ -2224,7 +2600,15 @@
         <w:t>VMware Workstation:</w:t>
       </w:r>
       <w:r>
-        <w:t xml:space="preserve"> isolated 3-VM lab (Kali attacker, Ubuntu-Benign target, Ubuntu-Suricata sensor)</w:t>
+        <w:t xml:space="preserve"> isolated 3-VM lab (Kali attacker, Ubuntu-Benign target, Ubuntu-</w:t>
+      </w:r>
+      <w:proofErr w:type="spellStart"/>
+      <w:r>
+        <w:t>Suricata</w:t>
+      </w:r>
+      <w:proofErr w:type="spellEnd"/>
+      <w:r>
+        <w:t xml:space="preserve"> sensor)</w:t>
       </w:r>
     </w:p>
     <w:p>
@@ -2274,11 +2658,19 @@
         </w:numPr>
         <w:spacing w:after="90" w:line="280" w:lineRule="auto"/>
       </w:pPr>
-      <w:r>
-        <w:rPr>
-          <w:b/>
-        </w:rPr>
-        <w:t>Streamlit:</w:t>
+      <w:proofErr w:type="spellStart"/>
+      <w:r>
+        <w:rPr>
+          <w:b/>
+        </w:rPr>
+        <w:t>Streamlit</w:t>
+      </w:r>
+      <w:proofErr w:type="spellEnd"/>
+      <w:r>
+        <w:rPr>
+          <w:b/>
+        </w:rPr>
+        <w:t>:</w:t>
       </w:r>
       <w:r>
         <w:t xml:space="preserve"> the dashboard framework used to build the analyst UI from scratch</w:t>
@@ -2316,10 +2708,32 @@
         <w:rPr>
           <w:b/>
         </w:rPr>
-        <w:t>Playwright + BeautifulSoup:</w:t>
-      </w:r>
-      <w:r>
-        <w:t xml:space="preserve"> asynchronous web scraper for ET Open rule metadata (Proofpoint portal)</w:t>
+        <w:t xml:space="preserve">Playwright + </w:t>
+      </w:r>
+      <w:proofErr w:type="spellStart"/>
+      <w:r>
+        <w:rPr>
+          <w:b/>
+        </w:rPr>
+        <w:t>BeautifulSoup</w:t>
+      </w:r>
+      <w:proofErr w:type="spellEnd"/>
+      <w:r>
+        <w:rPr>
+          <w:b/>
+        </w:rPr>
+        <w:t>:</w:t>
+      </w:r>
+      <w:r>
+        <w:t xml:space="preserve"> asynchronous web scraper for ET Open rule metadata (</w:t>
+      </w:r>
+      <w:proofErr w:type="spellStart"/>
+      <w:r>
+        <w:t>Proofpoint</w:t>
+      </w:r>
+      <w:proofErr w:type="spellEnd"/>
+      <w:r>
+        <w:t xml:space="preserve"> portal)</w:t>
       </w:r>
     </w:p>
     <w:p>
@@ -2331,14 +2745,86 @@
         </w:numPr>
         <w:spacing w:after="90" w:line="280" w:lineRule="auto"/>
       </w:pPr>
-      <w:r>
-        <w:rPr>
-          <w:b/>
-        </w:rPr>
-        <w:t>tcpdump, tshark, tcprewrite, tcpreplay, mergecap:</w:t>
-      </w:r>
-      <w:r>
-        <w:t xml:space="preserve"> the packet capture / IP-remap / replay pipeline (the tcpreplay suite)</w:t>
+      <w:proofErr w:type="spellStart"/>
+      <w:r>
+        <w:rPr>
+          <w:b/>
+        </w:rPr>
+        <w:t>tcpdump</w:t>
+      </w:r>
+      <w:proofErr w:type="spellEnd"/>
+      <w:r>
+        <w:rPr>
+          <w:b/>
+        </w:rPr>
+        <w:t xml:space="preserve">, </w:t>
+      </w:r>
+      <w:proofErr w:type="spellStart"/>
+      <w:r>
+        <w:rPr>
+          <w:b/>
+        </w:rPr>
+        <w:t>tshark</w:t>
+      </w:r>
+      <w:proofErr w:type="spellEnd"/>
+      <w:r>
+        <w:rPr>
+          <w:b/>
+        </w:rPr>
+        <w:t xml:space="preserve">, </w:t>
+      </w:r>
+      <w:proofErr w:type="spellStart"/>
+      <w:r>
+        <w:rPr>
+          <w:b/>
+        </w:rPr>
+        <w:t>tcprewrite</w:t>
+      </w:r>
+      <w:proofErr w:type="spellEnd"/>
+      <w:r>
+        <w:rPr>
+          <w:b/>
+        </w:rPr>
+        <w:t xml:space="preserve">, </w:t>
+      </w:r>
+      <w:proofErr w:type="spellStart"/>
+      <w:r>
+        <w:rPr>
+          <w:b/>
+        </w:rPr>
+        <w:t>tcpreplay</w:t>
+      </w:r>
+      <w:proofErr w:type="spellEnd"/>
+      <w:r>
+        <w:rPr>
+          <w:b/>
+        </w:rPr>
+        <w:t xml:space="preserve">, </w:t>
+      </w:r>
+      <w:proofErr w:type="spellStart"/>
+      <w:r>
+        <w:rPr>
+          <w:b/>
+        </w:rPr>
+        <w:t>mergecap</w:t>
+      </w:r>
+      <w:proofErr w:type="spellEnd"/>
+      <w:r>
+        <w:rPr>
+          <w:b/>
+        </w:rPr>
+        <w:t>:</w:t>
+      </w:r>
+      <w:r>
+        <w:t xml:space="preserve"> the packet capture / IP-remap / replay pipeline (the </w:t>
+      </w:r>
+      <w:proofErr w:type="spellStart"/>
+      <w:r>
+        <w:t>tcpreplay</w:t>
+      </w:r>
+      <w:proofErr w:type="spellEnd"/>
+      <w:r>
+        <w:t xml:space="preserve"> suite)</w:t>
       </w:r>
     </w:p>
     <w:p>
@@ -2354,10 +2840,32 @@
         <w:rPr>
           <w:b/>
         </w:rPr>
-        <w:t>Apache2, vsftpd:</w:t>
-      </w:r>
-      <w:r>
-        <w:t xml:space="preserve"> realistic target services running on Ubuntu-Benign for Suricata to observe</w:t>
+        <w:t xml:space="preserve">Apache2, </w:t>
+      </w:r>
+      <w:proofErr w:type="spellStart"/>
+      <w:r>
+        <w:rPr>
+          <w:b/>
+        </w:rPr>
+        <w:t>vsftpd</w:t>
+      </w:r>
+      <w:proofErr w:type="spellEnd"/>
+      <w:r>
+        <w:rPr>
+          <w:b/>
+        </w:rPr>
+        <w:t>:</w:t>
+      </w:r>
+      <w:r>
+        <w:t xml:space="preserve"> realistic target services running on Ubuntu-Benign for </w:t>
+      </w:r>
+      <w:proofErr w:type="spellStart"/>
+      <w:r>
+        <w:t>Suricata</w:t>
+      </w:r>
+      <w:proofErr w:type="spellEnd"/>
+      <w:r>
+        <w:t xml:space="preserve"> to observe</w:t>
       </w:r>
     </w:p>
     <w:p>
@@ -2369,11 +2877,33 @@
         </w:numPr>
         <w:spacing w:after="90" w:line="280" w:lineRule="auto"/>
       </w:pPr>
-      <w:r>
-        <w:rPr>
-          <w:b/>
-        </w:rPr>
-        <w:t>Git / GitHub:</w:t>
+      <w:proofErr w:type="spellStart"/>
+      <w:r>
+        <w:rPr>
+          <w:b/>
+        </w:rPr>
+        <w:t>Git</w:t>
+      </w:r>
+      <w:proofErr w:type="spellEnd"/>
+      <w:r>
+        <w:rPr>
+          <w:b/>
+        </w:rPr>
+        <w:t xml:space="preserve"> / </w:t>
+      </w:r>
+      <w:proofErr w:type="spellStart"/>
+      <w:r>
+        <w:rPr>
+          <w:b/>
+        </w:rPr>
+        <w:t>GitHub</w:t>
+      </w:r>
+      <w:proofErr w:type="spellEnd"/>
+      <w:r>
+        <w:rPr>
+          <w:b/>
+        </w:rPr>
+        <w:t>:</w:t>
       </w:r>
       <w:r>
         <w:t xml:space="preserve"> version control and public documentation for both project repositories</w:t>
@@ -2390,7 +2920,8 @@
           <w:b/>
         </w:rPr>
       </w:pPr>
-      <w:bookmarkStart w:id="2" w:name="_Toc238740617"/>
+      <w:bookmarkStart w:id="5" w:name="_Toc238740617"/>
+      <w:bookmarkStart w:id="6" w:name="_Toc238848547"/>
       <w:r>
         <w:rPr>
           <w:b/>
@@ -2401,7 +2932,8 @@
         </w:rPr>
         <w:t>Day-Wise Task &amp; Results</w:t>
       </w:r>
-      <w:bookmarkEnd w:id="2"/>
+      <w:bookmarkEnd w:id="5"/>
+      <w:bookmarkEnd w:id="6"/>
     </w:p>
     <w:p>
       <w:pPr>
@@ -2581,7 +3113,23 @@
                 <w:sz w:val="19"/>
                 <w:szCs w:val="19"/>
               </w:rPr>
-              <w:t>Set up VMware lab: Kali (attacker), Ubuntu-Benign (victim), Ubuntu-Suricata (sensor) VMs</w:t>
+              <w:t>Set up VMware lab: Kali (attacker), Ubuntu-Benign (victim), Ubuntu-</w:t>
+            </w:r>
+            <w:proofErr w:type="spellStart"/>
+            <w:r>
+              <w:rPr>
+                <w:sz w:val="19"/>
+                <w:szCs w:val="19"/>
+              </w:rPr>
+              <w:t>Suricata</w:t>
+            </w:r>
+            <w:proofErr w:type="spellEnd"/>
+            <w:r>
+              <w:rPr>
+                <w:sz w:val="19"/>
+                <w:szCs w:val="19"/>
+              </w:rPr>
+              <w:t xml:space="preserve"> (sensor) VMs</w:t>
             </w:r>
           </w:p>
         </w:tc>
@@ -2656,7 +3204,23 @@
                 <w:sz w:val="19"/>
                 <w:szCs w:val="19"/>
               </w:rPr>
-              <w:t>Explored ET Open and community Suricata rule sets</w:t>
+              <w:t xml:space="preserve">Explored ET Open and community </w:t>
+            </w:r>
+            <w:proofErr w:type="spellStart"/>
+            <w:r>
+              <w:rPr>
+                <w:sz w:val="19"/>
+                <w:szCs w:val="19"/>
+              </w:rPr>
+              <w:t>Suricata</w:t>
+            </w:r>
+            <w:proofErr w:type="spellEnd"/>
+            <w:r>
+              <w:rPr>
+                <w:sz w:val="19"/>
+                <w:szCs w:val="19"/>
+              </w:rPr>
+              <w:t xml:space="preserve"> rule sets</w:t>
             </w:r>
           </w:p>
         </w:tc>
@@ -2731,7 +3295,23 @@
                 <w:sz w:val="19"/>
                 <w:szCs w:val="19"/>
               </w:rPr>
-              <w:t>Researched existing open-source Suricata dashboard solutions</w:t>
+              <w:t xml:space="preserve">Researched existing open-source </w:t>
+            </w:r>
+            <w:proofErr w:type="spellStart"/>
+            <w:r>
+              <w:rPr>
+                <w:sz w:val="19"/>
+                <w:szCs w:val="19"/>
+              </w:rPr>
+              <w:t>Suricata</w:t>
+            </w:r>
+            <w:proofErr w:type="spellEnd"/>
+            <w:r>
+              <w:rPr>
+                <w:sz w:val="19"/>
+                <w:szCs w:val="19"/>
+              </w:rPr>
+              <w:t xml:space="preserve"> dashboard solutions</w:t>
             </w:r>
           </w:p>
         </w:tc>
@@ -2755,7 +3335,23 @@
                 <w:sz w:val="19"/>
                 <w:szCs w:val="19"/>
               </w:rPr>
-              <w:t>Decided to build a custom Streamlit dashboard instead of adopting an existing tool</w:t>
+              <w:t xml:space="preserve">Decided to build a custom </w:t>
+            </w:r>
+            <w:proofErr w:type="spellStart"/>
+            <w:r>
+              <w:rPr>
+                <w:sz w:val="19"/>
+                <w:szCs w:val="19"/>
+              </w:rPr>
+              <w:t>Streamlit</w:t>
+            </w:r>
+            <w:proofErr w:type="spellEnd"/>
+            <w:r>
+              <w:rPr>
+                <w:sz w:val="19"/>
+                <w:szCs w:val="19"/>
+              </w:rPr>
+              <w:t xml:space="preserve"> dashboard instead of adopting an existing tool</w:t>
             </w:r>
           </w:p>
         </w:tc>
@@ -2806,7 +3402,39 @@
                 <w:sz w:val="19"/>
                 <w:szCs w:val="19"/>
               </w:rPr>
-              <w:t>Researched Suricata rule categories, classtypes, and metadata fields</w:t>
+              <w:t xml:space="preserve">Researched </w:t>
+            </w:r>
+            <w:proofErr w:type="spellStart"/>
+            <w:r>
+              <w:rPr>
+                <w:sz w:val="19"/>
+                <w:szCs w:val="19"/>
+              </w:rPr>
+              <w:t>Suricata</w:t>
+            </w:r>
+            <w:proofErr w:type="spellEnd"/>
+            <w:r>
+              <w:rPr>
+                <w:sz w:val="19"/>
+                <w:szCs w:val="19"/>
+              </w:rPr>
+              <w:t xml:space="preserve"> rule categories, </w:t>
+            </w:r>
+            <w:proofErr w:type="spellStart"/>
+            <w:r>
+              <w:rPr>
+                <w:sz w:val="19"/>
+                <w:szCs w:val="19"/>
+              </w:rPr>
+              <w:t>classtypes</w:t>
+            </w:r>
+            <w:proofErr w:type="spellEnd"/>
+            <w:r>
+              <w:rPr>
+                <w:sz w:val="19"/>
+                <w:szCs w:val="19"/>
+              </w:rPr>
+              <w:t>, and metadata fields</w:t>
             </w:r>
           </w:p>
         </w:tc>
@@ -2882,7 +3510,23 @@
                 <w:sz w:val="19"/>
                 <w:szCs w:val="19"/>
               </w:rPr>
-              <w:t>Began building a Playwright-based scraper for ET Open rule metadata (Proofpoint portal)</w:t>
+              <w:t>Began building a Playwright-based scraper for ET Open rule metadata (</w:t>
+            </w:r>
+            <w:proofErr w:type="spellStart"/>
+            <w:r>
+              <w:rPr>
+                <w:sz w:val="19"/>
+                <w:szCs w:val="19"/>
+              </w:rPr>
+              <w:t>Proofpoint</w:t>
+            </w:r>
+            <w:proofErr w:type="spellEnd"/>
+            <w:r>
+              <w:rPr>
+                <w:sz w:val="19"/>
+                <w:szCs w:val="19"/>
+              </w:rPr>
+              <w:t xml:space="preserve"> portal)</w:t>
             </w:r>
           </w:p>
         </w:tc>
@@ -2957,7 +3601,39 @@
                 <w:sz w:val="19"/>
                 <w:szCs w:val="19"/>
               </w:rPr>
-              <w:t>Initialized the Suricata dashboard project (Streamlit + SQLite)</w:t>
+              <w:t xml:space="preserve">Initialized the </w:t>
+            </w:r>
+            <w:proofErr w:type="spellStart"/>
+            <w:r>
+              <w:rPr>
+                <w:sz w:val="19"/>
+                <w:szCs w:val="19"/>
+              </w:rPr>
+              <w:t>Suricata</w:t>
+            </w:r>
+            <w:proofErr w:type="spellEnd"/>
+            <w:r>
+              <w:rPr>
+                <w:sz w:val="19"/>
+                <w:szCs w:val="19"/>
+              </w:rPr>
+              <w:t xml:space="preserve"> dashboard project (</w:t>
+            </w:r>
+            <w:proofErr w:type="spellStart"/>
+            <w:r>
+              <w:rPr>
+                <w:sz w:val="19"/>
+                <w:szCs w:val="19"/>
+              </w:rPr>
+              <w:t>Streamlit</w:t>
+            </w:r>
+            <w:proofErr w:type="spellEnd"/>
+            <w:r>
+              <w:rPr>
+                <w:sz w:val="19"/>
+                <w:szCs w:val="19"/>
+              </w:rPr>
+              <w:t xml:space="preserve"> + SQLite)</w:t>
             </w:r>
           </w:p>
         </w:tc>
@@ -3032,7 +3708,23 @@
                 <w:sz w:val="19"/>
                 <w:szCs w:val="19"/>
               </w:rPr>
-              <w:t>Built the eve.json log ingestion pipeline and SQLite schema</w:t>
+              <w:t xml:space="preserve">Built the </w:t>
+            </w:r>
+            <w:proofErr w:type="spellStart"/>
+            <w:r>
+              <w:rPr>
+                <w:sz w:val="19"/>
+                <w:szCs w:val="19"/>
+              </w:rPr>
+              <w:t>eve.json</w:t>
+            </w:r>
+            <w:proofErr w:type="spellEnd"/>
+            <w:r>
+              <w:rPr>
+                <w:sz w:val="19"/>
+                <w:szCs w:val="19"/>
+              </w:rPr>
+              <w:t xml:space="preserve"> log ingestion pipeline and SQLite schema</w:t>
             </w:r>
           </w:p>
         </w:tc>
@@ -3131,8 +3823,33 @@
                 <w:sz w:val="19"/>
                 <w:szCs w:val="19"/>
               </w:rPr>
-              <w:t>Working, browsable live alert table in Streamlit</w:t>
-            </w:r>
+              <w:t xml:space="preserve">Working, </w:t>
+            </w:r>
+            <w:proofErr w:type="spellStart"/>
+            <w:r>
+              <w:rPr>
+                <w:sz w:val="19"/>
+                <w:szCs w:val="19"/>
+              </w:rPr>
+              <w:t>browsable</w:t>
+            </w:r>
+            <w:proofErr w:type="spellEnd"/>
+            <w:r>
+              <w:rPr>
+                <w:sz w:val="19"/>
+                <w:szCs w:val="19"/>
+              </w:rPr>
+              <w:t xml:space="preserve"> live alert table in </w:t>
+            </w:r>
+            <w:proofErr w:type="spellStart"/>
+            <w:r>
+              <w:rPr>
+                <w:sz w:val="19"/>
+                <w:szCs w:val="19"/>
+              </w:rPr>
+              <w:t>Streamlit</w:t>
+            </w:r>
+            <w:proofErr w:type="spellEnd"/>
           </w:p>
         </w:tc>
       </w:tr>
@@ -3482,7 +4199,39 @@
                 <w:sz w:val="19"/>
                 <w:szCs w:val="19"/>
               </w:rPr>
-              <w:t>Sourced and tested a real malicious pcap (Nikto scan) from malware-traffic-analysis.net</w:t>
+              <w:t xml:space="preserve">Sourced and tested a real malicious </w:t>
+            </w:r>
+            <w:proofErr w:type="spellStart"/>
+            <w:r>
+              <w:rPr>
+                <w:sz w:val="19"/>
+                <w:szCs w:val="19"/>
+              </w:rPr>
+              <w:t>pcap</w:t>
+            </w:r>
+            <w:proofErr w:type="spellEnd"/>
+            <w:r>
+              <w:rPr>
+                <w:sz w:val="19"/>
+                <w:szCs w:val="19"/>
+              </w:rPr>
+              <w:t xml:space="preserve"> (</w:t>
+            </w:r>
+            <w:proofErr w:type="spellStart"/>
+            <w:r>
+              <w:rPr>
+                <w:sz w:val="19"/>
+                <w:szCs w:val="19"/>
+              </w:rPr>
+              <w:t>Nikto</w:t>
+            </w:r>
+            <w:proofErr w:type="spellEnd"/>
+            <w:r>
+              <w:rPr>
+                <w:sz w:val="19"/>
+                <w:szCs w:val="19"/>
+              </w:rPr>
+              <w:t xml:space="preserve"> scan) from malware-traffic-analysis.net</w:t>
             </w:r>
           </w:p>
         </w:tc>
@@ -3506,7 +4255,23 @@
                 <w:sz w:val="19"/>
                 <w:szCs w:val="19"/>
               </w:rPr>
-              <w:t>Confirmed pcap suitable for lab replay</w:t>
+              <w:t xml:space="preserve">Confirmed </w:t>
+            </w:r>
+            <w:proofErr w:type="spellStart"/>
+            <w:r>
+              <w:rPr>
+                <w:sz w:val="19"/>
+                <w:szCs w:val="19"/>
+              </w:rPr>
+              <w:t>pcap</w:t>
+            </w:r>
+            <w:proofErr w:type="spellEnd"/>
+            <w:r>
+              <w:rPr>
+                <w:sz w:val="19"/>
+                <w:szCs w:val="19"/>
+              </w:rPr>
+              <w:t xml:space="preserve"> suitable for lab replay</w:t>
             </w:r>
           </w:p>
         </w:tc>
@@ -3557,7 +4322,39 @@
                 <w:sz w:val="19"/>
                 <w:szCs w:val="19"/>
               </w:rPr>
-              <w:t>Ran a Nikto attack-replay simulation (tcprewrite, 5 disguised attacker IPs) against the lab victim</w:t>
+              <w:t xml:space="preserve">Ran a </w:t>
+            </w:r>
+            <w:proofErr w:type="spellStart"/>
+            <w:r>
+              <w:rPr>
+                <w:sz w:val="19"/>
+                <w:szCs w:val="19"/>
+              </w:rPr>
+              <w:t>Nikto</w:t>
+            </w:r>
+            <w:proofErr w:type="spellEnd"/>
+            <w:r>
+              <w:rPr>
+                <w:sz w:val="19"/>
+                <w:szCs w:val="19"/>
+              </w:rPr>
+              <w:t xml:space="preserve"> attack-replay simulation (</w:t>
+            </w:r>
+            <w:proofErr w:type="spellStart"/>
+            <w:r>
+              <w:rPr>
+                <w:sz w:val="19"/>
+                <w:szCs w:val="19"/>
+              </w:rPr>
+              <w:t>tcprewrite</w:t>
+            </w:r>
+            <w:proofErr w:type="spellEnd"/>
+            <w:r>
+              <w:rPr>
+                <w:sz w:val="19"/>
+                <w:szCs w:val="19"/>
+              </w:rPr>
+              <w:t>, 5 disguised attacker IPs) against the lab victim</w:t>
             </w:r>
           </w:p>
         </w:tc>
@@ -3581,7 +4378,23 @@
                 <w:sz w:val="19"/>
                 <w:szCs w:val="19"/>
               </w:rPr>
-              <w:t>Verified Suricata generated correct alerts end-to-end, visible live on dashboard</w:t>
+              <w:t xml:space="preserve">Verified </w:t>
+            </w:r>
+            <w:proofErr w:type="spellStart"/>
+            <w:r>
+              <w:rPr>
+                <w:sz w:val="19"/>
+                <w:szCs w:val="19"/>
+              </w:rPr>
+              <w:t>Suricata</w:t>
+            </w:r>
+            <w:proofErr w:type="spellEnd"/>
+            <w:r>
+              <w:rPr>
+                <w:sz w:val="19"/>
+                <w:szCs w:val="19"/>
+              </w:rPr>
+              <w:t xml:space="preserve"> generated correct alerts end-to-end, visible live on dashboard</w:t>
             </w:r>
           </w:p>
         </w:tc>
@@ -3656,7 +4469,23 @@
                 <w:sz w:val="19"/>
                 <w:szCs w:val="19"/>
               </w:rPr>
-              <w:t>Finished suricata_et_rules.json rule catalog for dashboard enrichment</w:t>
+              <w:t xml:space="preserve">Finished </w:t>
+            </w:r>
+            <w:proofErr w:type="spellStart"/>
+            <w:r>
+              <w:rPr>
+                <w:sz w:val="19"/>
+                <w:szCs w:val="19"/>
+              </w:rPr>
+              <w:t>suricata_et_rules.json</w:t>
+            </w:r>
+            <w:proofErr w:type="spellEnd"/>
+            <w:r>
+              <w:rPr>
+                <w:sz w:val="19"/>
+                <w:szCs w:val="19"/>
+              </w:rPr>
+              <w:t xml:space="preserve"> rule catalog for dashboard enrichment</w:t>
             </w:r>
           </w:p>
         </w:tc>
@@ -3707,7 +4536,71 @@
                 <w:sz w:val="19"/>
                 <w:szCs w:val="19"/>
               </w:rPr>
-              <w:t>Built a combined 15-attacker-vs-5-victim simulation from 3 real attack pcaps (Formbook C2, web-probe scans, GuLoader/AgentTesla FTP exfil)</w:t>
+              <w:t xml:space="preserve">Built a combined 15-attacker-vs-5-victim simulation from 3 real attack </w:t>
+            </w:r>
+            <w:proofErr w:type="spellStart"/>
+            <w:r>
+              <w:rPr>
+                <w:sz w:val="19"/>
+                <w:szCs w:val="19"/>
+              </w:rPr>
+              <w:t>pcaps</w:t>
+            </w:r>
+            <w:proofErr w:type="spellEnd"/>
+            <w:r>
+              <w:rPr>
+                <w:sz w:val="19"/>
+                <w:szCs w:val="19"/>
+              </w:rPr>
+              <w:t xml:space="preserve"> (Formbook C2, web-probe scans, </w:t>
+            </w:r>
+            <w:proofErr w:type="spellStart"/>
+            <w:r>
+              <w:rPr>
+                <w:sz w:val="19"/>
+                <w:szCs w:val="19"/>
+              </w:rPr>
+              <w:t>GuLoader</w:t>
+            </w:r>
+            <w:proofErr w:type="spellEnd"/>
+            <w:r>
+              <w:rPr>
+                <w:sz w:val="19"/>
+                <w:szCs w:val="19"/>
+              </w:rPr>
+              <w:t>/</w:t>
+            </w:r>
+            <w:proofErr w:type="spellStart"/>
+            <w:r>
+              <w:rPr>
+                <w:sz w:val="19"/>
+                <w:szCs w:val="19"/>
+              </w:rPr>
+              <w:t>AgentTesla</w:t>
+            </w:r>
+            <w:proofErr w:type="spellEnd"/>
+            <w:r>
+              <w:rPr>
+                <w:sz w:val="19"/>
+                <w:szCs w:val="19"/>
+              </w:rPr>
+              <w:t xml:space="preserve"> FTP </w:t>
+            </w:r>
+            <w:proofErr w:type="spellStart"/>
+            <w:r>
+              <w:rPr>
+                <w:sz w:val="19"/>
+                <w:szCs w:val="19"/>
+              </w:rPr>
+              <w:t>exfil</w:t>
+            </w:r>
+            <w:proofErr w:type="spellEnd"/>
+            <w:r>
+              <w:rPr>
+                <w:sz w:val="19"/>
+                <w:szCs w:val="19"/>
+              </w:rPr>
+              <w:t>)</w:t>
             </w:r>
           </w:p>
         </w:tc>
@@ -3782,7 +4675,39 @@
                 <w:sz w:val="19"/>
                 <w:szCs w:val="19"/>
               </w:rPr>
-              <w:t>Rebuilt the simulation as a smaller, controlled 5-attacker-vs-5-victim set (2 Formbook, 2 webprobe, 1 ftpexfil)</w:t>
+              <w:t xml:space="preserve">Rebuilt the simulation as a smaller, controlled 5-attacker-vs-5-victim set (2 Formbook, 2 </w:t>
+            </w:r>
+            <w:proofErr w:type="spellStart"/>
+            <w:r>
+              <w:rPr>
+                <w:sz w:val="19"/>
+                <w:szCs w:val="19"/>
+              </w:rPr>
+              <w:t>webprobe</w:t>
+            </w:r>
+            <w:proofErr w:type="spellEnd"/>
+            <w:r>
+              <w:rPr>
+                <w:sz w:val="19"/>
+                <w:szCs w:val="19"/>
+              </w:rPr>
+              <w:t xml:space="preserve">, 1 </w:t>
+            </w:r>
+            <w:proofErr w:type="spellStart"/>
+            <w:r>
+              <w:rPr>
+                <w:sz w:val="19"/>
+                <w:szCs w:val="19"/>
+              </w:rPr>
+              <w:t>ftpexfil</w:t>
+            </w:r>
+            <w:proofErr w:type="spellEnd"/>
+            <w:r>
+              <w:rPr>
+                <w:sz w:val="19"/>
+                <w:szCs w:val="19"/>
+              </w:rPr>
+              <w:t>)</w:t>
             </w:r>
           </w:p>
         </w:tc>
@@ -3857,7 +4782,23 @@
                 <w:sz w:val="19"/>
                 <w:szCs w:val="19"/>
               </w:rPr>
-              <w:t>Wrote the full dashboard README and reorganized the GitHub repo structure</w:t>
+              <w:t xml:space="preserve">Wrote the full dashboard README and reorganized the </w:t>
+            </w:r>
+            <w:proofErr w:type="spellStart"/>
+            <w:r>
+              <w:rPr>
+                <w:sz w:val="19"/>
+                <w:szCs w:val="19"/>
+              </w:rPr>
+              <w:t>GitHub</w:t>
+            </w:r>
+            <w:proofErr w:type="spellEnd"/>
+            <w:r>
+              <w:rPr>
+                <w:sz w:val="19"/>
+                <w:szCs w:val="19"/>
+              </w:rPr>
+              <w:t xml:space="preserve"> repo structure</w:t>
             </w:r>
           </w:p>
         </w:tc>
@@ -3911,7 +4852,8 @@
           <w:b/>
         </w:rPr>
       </w:pPr>
-      <w:bookmarkStart w:id="3" w:name="_Toc238740618"/>
+      <w:bookmarkStart w:id="7" w:name="_Toc238740618"/>
+      <w:bookmarkStart w:id="8" w:name="_Toc238848548"/>
       <w:r>
         <w:rPr>
           <w:b/>
@@ -3923,7 +4865,8 @@
         <w:lastRenderedPageBreak/>
         <w:t>Project Phases: Narrative Summary</w:t>
       </w:r>
-      <w:bookmarkEnd w:id="3"/>
+      <w:bookmarkEnd w:id="7"/>
+      <w:bookmarkEnd w:id="8"/>
     </w:p>
     <w:p>
       <w:pPr>
@@ -3933,7 +4876,8 @@
           <w:b/>
         </w:rPr>
       </w:pPr>
-      <w:bookmarkStart w:id="4" w:name="_Toc238740619"/>
+      <w:bookmarkStart w:id="9" w:name="_Toc238740619"/>
+      <w:bookmarkStart w:id="10" w:name="_Toc238848549"/>
       <w:r>
         <w:rPr>
           <w:b/>
@@ -3944,14 +4888,39 @@
         </w:rPr>
         <w:t>Phase 1: Lab &amp; Research Setup (Jul 14–17)</w:t>
       </w:r>
-      <w:bookmarkEnd w:id="4"/>
+      <w:bookmarkEnd w:id="9"/>
+      <w:bookmarkEnd w:id="10"/>
     </w:p>
     <w:p>
       <w:pPr>
         <w:spacing w:after="160" w:line="300" w:lineRule="auto"/>
       </w:pPr>
       <w:r>
-        <w:t>Built the three-VM foundation for the entire project: a Kali attacker, an Ubuntu-Benign target running realistic services (Apache, vsftpd), and an Ubuntu-Suricata sensor, all bridged on an isolated VMnet1 host-only network (192.168.93.0/24) so lab traffic never touched the host's regular internet connection. Spent the remaining days researching Suricata's rule ecosystem and evaluating existing open-source dashboard tooling, which led to the deliberate decision to build a custom dashboard rather than adopt an off-the-shelf one.</w:t>
+        <w:t xml:space="preserve">Built the three-VM foundation for the entire project: a Kali attacker, an Ubuntu-Benign target running realistic services (Apache, </w:t>
+      </w:r>
+      <w:proofErr w:type="spellStart"/>
+      <w:r>
+        <w:t>vsftpd</w:t>
+      </w:r>
+      <w:proofErr w:type="spellEnd"/>
+      <w:r>
+        <w:t>), and an Ubuntu-</w:t>
+      </w:r>
+      <w:proofErr w:type="spellStart"/>
+      <w:r>
+        <w:t>Suricata</w:t>
+      </w:r>
+      <w:proofErr w:type="spellEnd"/>
+      <w:r>
+        <w:t xml:space="preserve"> sensor, all bridged on an isolated VMnet1 host-only network (192.168.93.0/24) so lab traffic never touched the host's regular internet connection. Spent the remaining days researching </w:t>
+      </w:r>
+      <w:proofErr w:type="spellStart"/>
+      <w:r>
+        <w:t>Suricata's</w:t>
+      </w:r>
+      <w:proofErr w:type="spellEnd"/>
+      <w:r>
+        <w:t xml:space="preserve"> rule ecosystem and evaluating existing open-source dashboard tooling, which led to the deliberate decision to build a custom dashboard rather than adopt an off-the-shelf one.</w:t>
       </w:r>
     </w:p>
     <w:p>
@@ -3962,7 +4931,8 @@
           <w:b/>
         </w:rPr>
       </w:pPr>
-      <w:bookmarkStart w:id="5" w:name="_Toc238740620"/>
+      <w:bookmarkStart w:id="11" w:name="_Toc238740620"/>
+      <w:bookmarkStart w:id="12" w:name="_Toc238848550"/>
       <w:r>
         <w:rPr>
           <w:b/>
@@ -3973,14 +4943,23 @@
         </w:rPr>
         <w:t>Phase 2: Rule Scraping &amp; Dashboard Foundation (Jul 20–31)</w:t>
       </w:r>
-      <w:bookmarkEnd w:id="5"/>
+      <w:bookmarkEnd w:id="11"/>
+      <w:bookmarkEnd w:id="12"/>
     </w:p>
     <w:p>
       <w:pPr>
         <w:spacing w:after="160" w:line="300" w:lineRule="auto"/>
       </w:pPr>
       <w:r>
-        <w:t>Started an automated Playwright-based scraper for ET Open rule metadata in parallel with building the dashboard's core: eve.json log ingestion, SQLite storage, and the first working alert table UI. This phase established the two main components, the rule scraper and the dashboard, that every later phase built on and refined.</w:t>
+        <w:t xml:space="preserve">Started an automated Playwright-based scraper for ET Open rule metadata in parallel with building the dashboard's core: </w:t>
+      </w:r>
+      <w:proofErr w:type="spellStart"/>
+      <w:r>
+        <w:t>eve.json</w:t>
+      </w:r>
+      <w:proofErr w:type="spellEnd"/>
+      <w:r>
+        <w:t xml:space="preserve"> log ingestion, SQLite storage, and the first working alert table UI. This phase established the two main components, the rule scraper and the dashboard, that every later phase built on and refined.</w:t>
       </w:r>
     </w:p>
     <w:p>
@@ -3991,7 +4970,8 @@
           <w:b/>
         </w:rPr>
       </w:pPr>
-      <w:bookmarkStart w:id="6" w:name="_Toc238740621"/>
+      <w:bookmarkStart w:id="13" w:name="_Toc238740621"/>
+      <w:bookmarkStart w:id="14" w:name="_Toc238848551"/>
       <w:r>
         <w:rPr>
           <w:b/>
@@ -4002,14 +4982,23 @@
         </w:rPr>
         <w:t>Phase 3: Dashboard Optimization &amp; PCAP Prep (Aug 3–12)</w:t>
       </w:r>
-      <w:bookmarkEnd w:id="6"/>
+      <w:bookmarkEnd w:id="13"/>
+      <w:bookmarkEnd w:id="14"/>
     </w:p>
     <w:p>
       <w:pPr>
         <w:spacing w:after="160" w:line="300" w:lineRule="auto"/>
       </w:pPr>
       <w:r>
-        <w:t xml:space="preserve">Diagnosed and fixed a performance bottleneck in the dashboard caused by repeated JSON re-parsing on every render, resolving it with caching and documenting the before/after benchmarks. Shifted focus to sourcing and validating real-world attack PCAPs (starting with a Nikto scan) for later simulation work, while finishing the full-scale ET rule </w:t>
+        <w:t xml:space="preserve">Diagnosed and fixed a performance bottleneck in the dashboard caused by repeated JSON re-parsing on every render, resolving it with caching and documenting the before/after benchmarks. Shifted focus to sourcing and validating real-world attack PCAPs (starting with a </w:t>
+      </w:r>
+      <w:proofErr w:type="spellStart"/>
+      <w:r>
+        <w:t>Nikto</w:t>
+      </w:r>
+      <w:proofErr w:type="spellEnd"/>
+      <w:r>
+        <w:t xml:space="preserve"> scan) for later simulation work, while finishing the full-scale ET rule </w:t>
       </w:r>
       <w:r>
         <w:t>scraping run covering roughly 70</w:t>
@@ -4026,7 +5015,8 @@
           <w:b/>
         </w:rPr>
       </w:pPr>
-      <w:bookmarkStart w:id="7" w:name="_Toc238740622"/>
+      <w:bookmarkStart w:id="15" w:name="_Toc238740622"/>
+      <w:bookmarkStart w:id="16" w:name="_Toc238848552"/>
       <w:r>
         <w:rPr>
           <w:b/>
@@ -4037,14 +5027,47 @@
         </w:rPr>
         <w:t>Phase 4: Attack Simulation &amp; Debugging (Aug 13–20)</w:t>
       </w:r>
-      <w:bookmarkEnd w:id="7"/>
+      <w:bookmarkEnd w:id="15"/>
+      <w:bookmarkEnd w:id="16"/>
     </w:p>
     <w:p>
       <w:pPr>
         <w:spacing w:after="160" w:line="300" w:lineRule="auto"/>
       </w:pPr>
       <w:r>
-        <w:t>Built and replayed increasingly refined multi-attack simulations: first a larger 15-attacker-vs-5-victim scenario combining three real malware PCAPs (Formbook/XLoader C2, web reconnaissance probes, and GuLoader→AgentTesla FTP exfiltration), then a cleaner, more controlled 5-vs-5 version. This phase surfaced and resolved several genuine infrastructure issues, including Suricata log rotation, SQLite write-lock contention, a host disk-space exhaustion that froze a VM mid-replay, and a Streamlit live-refresh gap, each traced to its root cause and fixed rather than worked around.</w:t>
+        <w:t>Built and replayed increasingly refined multi-attack simulations: first a larger 15-attacker-vs-5-victim scenario combining three real malware PCAPs (Formbook/</w:t>
+      </w:r>
+      <w:proofErr w:type="spellStart"/>
+      <w:r>
+        <w:t>XLoader</w:t>
+      </w:r>
+      <w:proofErr w:type="spellEnd"/>
+      <w:r>
+        <w:t xml:space="preserve"> C2, web reconnaissance probes, and </w:t>
+      </w:r>
+      <w:proofErr w:type="spellStart"/>
+      <w:r>
+        <w:t>GuLoader→AgentTesla</w:t>
+      </w:r>
+      <w:proofErr w:type="spellEnd"/>
+      <w:r>
+        <w:t xml:space="preserve"> FTP exfiltration), then a cleaner, more controlled 5-vs-5 version. This phase surfaced and resolved several genuine infrastructure issues, including </w:t>
+      </w:r>
+      <w:proofErr w:type="spellStart"/>
+      <w:r>
+        <w:t>Suricata</w:t>
+      </w:r>
+      <w:proofErr w:type="spellEnd"/>
+      <w:r>
+        <w:t xml:space="preserve"> log rotation, SQLite write-lock contention and a </w:t>
+      </w:r>
+      <w:proofErr w:type="spellStart"/>
+      <w:r>
+        <w:t>Streamlit</w:t>
+      </w:r>
+      <w:proofErr w:type="spellEnd"/>
+      <w:r>
+        <w:t xml:space="preserve"> live-refresh gap, each traced to its root cause and fixed rather than worked around.</w:t>
       </w:r>
     </w:p>
     <w:p>
@@ -4055,7 +5078,8 @@
           <w:b/>
         </w:rPr>
       </w:pPr>
-      <w:bookmarkStart w:id="8" w:name="_Toc238740623"/>
+      <w:bookmarkStart w:id="17" w:name="_Toc238740623"/>
+      <w:bookmarkStart w:id="18" w:name="_Toc238848553"/>
       <w:r>
         <w:rPr>
           <w:b/>
@@ -4066,14 +5090,23 @@
         </w:rPr>
         <w:t>Phase 5: Documentation &amp; Finalization (Aug 24–28)</w:t>
       </w:r>
-      <w:bookmarkEnd w:id="8"/>
+      <w:bookmarkEnd w:id="17"/>
+      <w:bookmarkEnd w:id="18"/>
     </w:p>
     <w:p>
       <w:pPr>
         <w:spacing w:after="160" w:line="300" w:lineRule="auto"/>
       </w:pPr>
       <w:r>
-        <w:t>Closed out the internship by writing complete setup, architecture, and troubleshooting documentation for the dashboard, and reorganizing both GitHub repositories into a clear, dated structure ahead of final submission.</w:t>
+        <w:t xml:space="preserve">Closed out the internship by writing complete setup, architecture, and troubleshooting documentation for the dashboard, and reorganizing both </w:t>
+      </w:r>
+      <w:proofErr w:type="spellStart"/>
+      <w:r>
+        <w:t>GitHub</w:t>
+      </w:r>
+      <w:proofErr w:type="spellEnd"/>
+      <w:r>
+        <w:t xml:space="preserve"> repositories into a clear, dated structure ahead of final submission.</w:t>
       </w:r>
     </w:p>
     <w:p>
@@ -4087,7 +5120,8 @@
           <w:b/>
         </w:rPr>
       </w:pPr>
-      <w:bookmarkStart w:id="9" w:name="_Toc238740624"/>
+      <w:bookmarkStart w:id="19" w:name="_Toc238740624"/>
+      <w:bookmarkStart w:id="20" w:name="_Toc238848554"/>
       <w:r>
         <w:rPr>
           <w:b/>
@@ -4098,15 +5132,27 @@
         </w:rPr>
         <w:t>Challenges Faced &amp; Solutions</w:t>
       </w:r>
-      <w:bookmarkEnd w:id="9"/>
+      <w:bookmarkEnd w:id="19"/>
+      <w:bookmarkEnd w:id="20"/>
     </w:p>
     <w:p>
       <w:pPr>
         <w:spacing w:after="160" w:line="300" w:lineRule="auto"/>
       </w:pPr>
       <w:r>
-        <w:t>Several of the most valuable parts of this internship came from debugging real infrastructure failures rather than following a clean, pre-planned path. The four issues below were each traced to a specific root cause and fixed directly, not worked around.</w:t>
-      </w:r>
+        <w:t xml:space="preserve">Several of the most valuable parts of this internship came from debugging real infrastructure failures rather than following a clean, pre-planned path. The </w:t>
+      </w:r>
+      <w:r>
+        <w:t>three</w:t>
+      </w:r>
+      <w:r>
+        <w:t xml:space="preserve"> issues below were each traced to a specific root cause and fixed directly, not worked around.</w:t>
+      </w:r>
+    </w:p>
+    <w:p>
+      <w:pPr>
+        <w:spacing w:after="160" w:line="300" w:lineRule="auto"/>
+      </w:pPr>
     </w:p>
     <w:p>
       <w:pPr>
@@ -4116,7 +5162,8 @@
           <w:b/>
         </w:rPr>
       </w:pPr>
-      <w:bookmarkStart w:id="10" w:name="_Toc238740625"/>
+      <w:bookmarkStart w:id="21" w:name="_Toc238740626"/>
+      <w:bookmarkStart w:id="22" w:name="_Toc238848555"/>
       <w:r>
         <w:rPr>
           <w:b/>
@@ -4126,9 +5173,20 @@
           <w:szCs w:val="24"/>
         </w:rPr>
         <w:lastRenderedPageBreak/>
-        <w:t>1. Host disk-space exhaustion during live replay</w:t>
-      </w:r>
-      <w:bookmarkEnd w:id="10"/>
+        <w:t>1</w:t>
+      </w:r>
+      <w:r>
+        <w:rPr>
+          <w:b/>
+          <w:bCs/>
+          <w:color w:val="1A1F2B"/>
+          <w:sz w:val="24"/>
+          <w:szCs w:val="24"/>
+        </w:rPr>
+        <w:t>. SQLite “database is locked” errors</w:t>
+      </w:r>
+      <w:bookmarkEnd w:id="21"/>
+      <w:bookmarkEnd w:id="22"/>
     </w:p>
     <w:p>
       <w:pPr>
@@ -4146,7 +5204,7 @@
         <w:t xml:space="preserve">What happened: </w:t>
       </w:r>
       <w:r>
-        <w:t>During the first full replay of the combined 15-attacker-vs-5-victim simulation, the guest VM froze mid-test.</w:t>
+        <w:t>The dashboard intermittently threw a “database is locked” error during live ingestion.</w:t>
       </w:r>
     </w:p>
     <w:p>
@@ -4165,7 +5223,15 @@
         <w:t xml:space="preserve">Root cause: </w:t>
       </w:r>
       <w:r>
-        <w:t>The Windows host's own disk (not the guest VM's virtual disk) had run out of space, stalling the VM entirely.</w:t>
+        <w:t xml:space="preserve">The ingestion module's SQLite connection was using the default 5-second busy timeout, and a possible multi-tab </w:t>
+      </w:r>
+      <w:proofErr w:type="spellStart"/>
+      <w:r>
+        <w:t>Streamlit</w:t>
+      </w:r>
+      <w:proofErr w:type="spellEnd"/>
+      <w:r>
+        <w:t xml:space="preserve"> session could spawn duplicate ingestion threads writing to the same table concurrently.</w:t>
       </w:r>
     </w:p>
     <w:p>
@@ -4184,7 +5250,15 @@
         <w:t xml:space="preserve">Fix: </w:t>
       </w:r>
       <w:r>
-        <w:t>Freed space on the host drive; the VM recovered immediately and the replay was re-run successfully at a controlled packet rate.</w:t>
+        <w:t xml:space="preserve">Gave one module sole ownership of </w:t>
+      </w:r>
+      <w:proofErr w:type="spellStart"/>
+      <w:r>
+        <w:t>writes</w:t>
+      </w:r>
+      <w:proofErr w:type="spellEnd"/>
+      <w:r>
+        <w:t xml:space="preserve"> to the alerts table, and applied a longer busy timeout with a threading lock around the ingestion routine to serialize concurrent writes safely.</w:t>
       </w:r>
     </w:p>
     <w:p>
@@ -4195,7 +5269,8 @@
           <w:b/>
         </w:rPr>
       </w:pPr>
-      <w:bookmarkStart w:id="11" w:name="_Toc238740626"/>
+      <w:bookmarkStart w:id="23" w:name="_Toc238740627"/>
+      <w:bookmarkStart w:id="24" w:name="_Toc238848556"/>
       <w:r>
         <w:rPr>
           <w:b/>
@@ -4204,9 +5279,42 @@
           <w:sz w:val="24"/>
           <w:szCs w:val="24"/>
         </w:rPr>
-        <w:t>2. SQLite “database is locked” errors</w:t>
-      </w:r>
-      <w:bookmarkEnd w:id="11"/>
+        <w:t>2</w:t>
+      </w:r>
+      <w:r>
+        <w:rPr>
+          <w:b/>
+          <w:bCs/>
+          <w:color w:val="1A1F2B"/>
+          <w:sz w:val="24"/>
+          <w:szCs w:val="24"/>
+        </w:rPr>
+        <w:t xml:space="preserve">. Unbounded </w:t>
+      </w:r>
+      <w:proofErr w:type="spellStart"/>
+      <w:r>
+        <w:rPr>
+          <w:b/>
+          <w:bCs/>
+          <w:color w:val="1A1F2B"/>
+          <w:sz w:val="24"/>
+          <w:szCs w:val="24"/>
+        </w:rPr>
+        <w:t>Suricata</w:t>
+      </w:r>
+      <w:proofErr w:type="spellEnd"/>
+      <w:r>
+        <w:rPr>
+          <w:b/>
+          <w:bCs/>
+          <w:color w:val="1A1F2B"/>
+          <w:sz w:val="24"/>
+          <w:szCs w:val="24"/>
+        </w:rPr>
+        <w:t xml:space="preserve"> log growth (no rotation)</w:t>
+      </w:r>
+      <w:bookmarkEnd w:id="23"/>
+      <w:bookmarkEnd w:id="24"/>
     </w:p>
     <w:p>
       <w:pPr>
@@ -4224,7 +5332,15 @@
         <w:t xml:space="preserve">What happened: </w:t>
       </w:r>
       <w:r>
-        <w:t>The dashboard intermittently threw a “database is locked” error during live ingestion.</w:t>
+        <w:t xml:space="preserve">The live dashboard appeared to show nothing during an actual replay test, despite </w:t>
+      </w:r>
+      <w:proofErr w:type="spellStart"/>
+      <w:r>
+        <w:t>Suricata</w:t>
+      </w:r>
+      <w:proofErr w:type="spellEnd"/>
+      <w:r>
+        <w:t xml:space="preserve"> clearly generating alerts.</w:t>
       </w:r>
     </w:p>
     <w:p>
@@ -4242,8 +5358,13 @@
         </w:rPr>
         <w:t xml:space="preserve">Root cause: </w:t>
       </w:r>
-      <w:r>
-        <w:t>The ingestion module's SQLite connection was using the default 5-second busy timeout, and a possible multi-tab Streamlit session could spawn duplicate ingestion threads writing to the same table concurrently.</w:t>
+      <w:proofErr w:type="spellStart"/>
+      <w:r>
+        <w:t>eve.json</w:t>
+      </w:r>
+      <w:proofErr w:type="spellEnd"/>
+      <w:r>
+        <w:t xml:space="preserve"> and stats.log had grown unbounded (369MB+ and 231MB respectively) since initial setup, with no log rotation ever configured.</w:t>
       </w:r>
     </w:p>
     <w:p>
@@ -4262,7 +5383,23 @@
         <w:t xml:space="preserve">Fix: </w:t>
       </w:r>
       <w:r>
-        <w:t>Gave one module sole ownership of writes to the alerts table, and applied a longer busy timeout with a threading lock around the ingestion routine to serialize concurrent writes safely.</w:t>
+        <w:t xml:space="preserve">Added </w:t>
+      </w:r>
+      <w:proofErr w:type="spellStart"/>
+      <w:r>
+        <w:t>Suricata's</w:t>
+      </w:r>
+      <w:proofErr w:type="spellEnd"/>
+      <w:r>
+        <w:t xml:space="preserve"> native daily rotate-interval plus a supporting </w:t>
+      </w:r>
+      <w:proofErr w:type="spellStart"/>
+      <w:r>
+        <w:t>logrotate</w:t>
+      </w:r>
+      <w:proofErr w:type="spellEnd"/>
+      <w:r>
+        <w:t xml:space="preserve"> policy (size-capped, 3 rotations retained, corrected file ownership permissions), keeping logs bounded going forward.</w:t>
       </w:r>
     </w:p>
     <w:p>
@@ -4273,7 +5410,8 @@
           <w:b/>
         </w:rPr>
       </w:pPr>
-      <w:bookmarkStart w:id="12" w:name="_Toc238740627"/>
+      <w:bookmarkStart w:id="25" w:name="_Toc238740628"/>
+      <w:bookmarkStart w:id="26" w:name="_Toc238848557"/>
       <w:r>
         <w:rPr>
           <w:b/>
@@ -4282,9 +5420,20 @@
           <w:sz w:val="24"/>
           <w:szCs w:val="24"/>
         </w:rPr>
-        <w:t>3. Unbounded Suricata log growth (no rotation)</w:t>
-      </w:r>
-      <w:bookmarkEnd w:id="12"/>
+        <w:t>3</w:t>
+      </w:r>
+      <w:r>
+        <w:rPr>
+          <w:b/>
+          <w:bCs/>
+          <w:color w:val="1A1F2B"/>
+          <w:sz w:val="24"/>
+          <w:szCs w:val="24"/>
+        </w:rPr>
+        <w:t>. Dashboard not live-refreshing new alerts</w:t>
+      </w:r>
+      <w:bookmarkEnd w:id="25"/>
+      <w:bookmarkEnd w:id="26"/>
     </w:p>
     <w:p>
       <w:pPr>
@@ -4302,7 +5451,23 @@
         <w:t xml:space="preserve">What happened: </w:t>
       </w:r>
       <w:r>
-        <w:t>The live dashboard appeared to show nothing during an actual replay test, despite Suricata clearly generating alerts.</w:t>
+        <w:t xml:space="preserve">New alerts were visibly arriving in the </w:t>
+      </w:r>
+      <w:proofErr w:type="spellStart"/>
+      <w:r>
+        <w:t>eve.json</w:t>
+      </w:r>
+      <w:proofErr w:type="spellEnd"/>
+      <w:r>
+        <w:t xml:space="preserve"> log (confirmed via tail -f) but the </w:t>
+      </w:r>
+      <w:proofErr w:type="spellStart"/>
+      <w:r>
+        <w:t>Streamlit</w:t>
+      </w:r>
+      <w:proofErr w:type="spellEnd"/>
+      <w:r>
+        <w:t xml:space="preserve"> dashboard's alert table stayed static until manually reloaded.</w:t>
       </w:r>
     </w:p>
     <w:p>
@@ -4320,8 +5485,13 @@
         </w:rPr>
         <w:t xml:space="preserve">Root cause: </w:t>
       </w:r>
-      <w:r>
-        <w:t>eve.json and stats.log had grown unbounded (369MB+ and 231MB respectively) since initial setup, with no log rotation ever configured.</w:t>
+      <w:proofErr w:type="spellStart"/>
+      <w:r>
+        <w:t>Streamlit</w:t>
+      </w:r>
+      <w:proofErr w:type="spellEnd"/>
+      <w:r>
+        <w:t xml:space="preserve"> does not automatically re-run a page when new rows are written to the underlying database; it only re-runs on user interaction or an explicit refresh.</w:t>
       </w:r>
     </w:p>
     <w:p>
@@ -4340,8 +5510,168 @@
         <w:t xml:space="preserve">Fix: </w:t>
       </w:r>
       <w:r>
-        <w:t>Added Suricata's native daily rotate-interval plus a supporting logrotate policy (size-capped, 3 rotations retained, corrected file ownership permissions), keeping logs bounded going forward.</w:t>
-      </w:r>
+        <w:t xml:space="preserve">Wrapped the alert table in a </w:t>
+      </w:r>
+      <w:proofErr w:type="spellStart"/>
+      <w:r>
+        <w:t>Streamlit</w:t>
+      </w:r>
+      <w:proofErr w:type="spellEnd"/>
+      <w:r>
+        <w:t xml:space="preserve"> fragment set to auto-run on a fixed interval, so the table refreshes on its own without a manual page reload.</w:t>
+      </w:r>
+    </w:p>
+    <w:p>
+      <w:pPr>
+        <w:spacing w:after="160" w:line="300" w:lineRule="auto"/>
+        <w:rPr>
+          <w:b/>
+          <w:i/>
+          <w:iCs/>
+          <w:color w:val="5B6472"/>
+          <w:sz w:val="20"/>
+          <w:szCs w:val="20"/>
+        </w:rPr>
+      </w:pPr>
+      <w:r>
+        <w:rPr>
+          <w:b/>
+          <w:i/>
+          <w:iCs/>
+          <w:color w:val="5B6472"/>
+          <w:sz w:val="20"/>
+          <w:szCs w:val="20"/>
+        </w:rPr>
+        <w:t xml:space="preserve">Beyond these </w:t>
+      </w:r>
+      <w:r>
+        <w:rPr>
+          <w:b/>
+          <w:i/>
+          <w:iCs/>
+          <w:color w:val="5B6472"/>
+          <w:sz w:val="20"/>
+          <w:szCs w:val="20"/>
+        </w:rPr>
+        <w:t>three</w:t>
+      </w:r>
+      <w:r>
+        <w:rPr>
+          <w:b/>
+          <w:i/>
+          <w:iCs/>
+          <w:color w:val="5B6472"/>
+          <w:sz w:val="20"/>
+          <w:szCs w:val="20"/>
+        </w:rPr>
+        <w:t xml:space="preserve">, the PCAP replay pipeline itself surfaced a long list of smaller but instructive issues: capturing on the wrong network interface, oversized “super-packets” caused by NIC segmentation offload, missing destination MAC addresses causing silent Layer-2 frame drops, and a subtle IP-remapping bug that split a single real conversation into two unrelated fake identities, breaking </w:t>
+      </w:r>
+      <w:proofErr w:type="spellStart"/>
+      <w:r>
+        <w:rPr>
+          <w:b/>
+          <w:i/>
+          <w:iCs/>
+          <w:color w:val="5B6472"/>
+          <w:sz w:val="20"/>
+          <w:szCs w:val="20"/>
+        </w:rPr>
+        <w:t>Suricata's</w:t>
+      </w:r>
+      <w:proofErr w:type="spellEnd"/>
+      <w:r>
+        <w:rPr>
+          <w:b/>
+          <w:i/>
+          <w:iCs/>
+          <w:color w:val="5B6472"/>
+          <w:sz w:val="20"/>
+          <w:szCs w:val="20"/>
+        </w:rPr>
+        <w:t xml:space="preserve"> stream-reassembly logic. Each was diagnosed methodically using </w:t>
+      </w:r>
+      <w:proofErr w:type="spellStart"/>
+      <w:r>
+        <w:rPr>
+          <w:b/>
+          <w:i/>
+          <w:iCs/>
+          <w:color w:val="5B6472"/>
+          <w:sz w:val="20"/>
+          <w:szCs w:val="20"/>
+        </w:rPr>
+        <w:t>tshark</w:t>
+      </w:r>
+      <w:proofErr w:type="spellEnd"/>
+      <w:r>
+        <w:rPr>
+          <w:b/>
+          <w:i/>
+          <w:iCs/>
+          <w:color w:val="5B6472"/>
+          <w:sz w:val="20"/>
+          <w:szCs w:val="20"/>
+        </w:rPr>
+        <w:t xml:space="preserve"> and </w:t>
+      </w:r>
+      <w:proofErr w:type="spellStart"/>
+      <w:r>
+        <w:rPr>
+          <w:b/>
+          <w:i/>
+          <w:iCs/>
+          <w:color w:val="5B6472"/>
+          <w:sz w:val="20"/>
+          <w:szCs w:val="20"/>
+        </w:rPr>
+        <w:t>Suricata's</w:t>
+      </w:r>
+      <w:proofErr w:type="spellEnd"/>
+      <w:r>
+        <w:rPr>
+          <w:b/>
+          <w:i/>
+          <w:iCs/>
+          <w:color w:val="5B6472"/>
+          <w:sz w:val="20"/>
+          <w:szCs w:val="20"/>
+        </w:rPr>
+        <w:t xml:space="preserve"> own debug output before being fixed at the source.</w:t>
+      </w:r>
+    </w:p>
+    <w:p>
+      <w:pPr>
+        <w:spacing w:after="160" w:line="300" w:lineRule="auto"/>
+        <w:rPr>
+          <w:b/>
+        </w:rPr>
+      </w:pPr>
+    </w:p>
+    <w:p>
+      <w:pPr>
+        <w:pStyle w:val="Heading1"/>
+        <w:pBdr>
+          <w:bottom w:val="single" w:sz="8" w:space="6" w:color="0F6E5B"/>
+        </w:pBdr>
+        <w:spacing w:before="420" w:after="200"/>
+        <w:rPr>
+          <w:b/>
+        </w:rPr>
+      </w:pPr>
+      <w:bookmarkStart w:id="27" w:name="_Toc238740629"/>
+      <w:bookmarkStart w:id="28" w:name="_Toc238848558"/>
+      <w:r>
+        <w:rPr>
+          <w:b/>
+          <w:bCs/>
+          <w:color w:val="0F6E5B"/>
+          <w:sz w:val="30"/>
+          <w:szCs w:val="30"/>
+        </w:rPr>
+        <w:t>Skills / Learning Outcomes</w:t>
+      </w:r>
+      <w:bookmarkEnd w:id="27"/>
+      <w:bookmarkEnd w:id="28"/>
     </w:p>
     <w:p>
       <w:pPr>
@@ -4351,7 +5681,8 @@
           <w:b/>
         </w:rPr>
       </w:pPr>
-      <w:bookmarkStart w:id="13" w:name="_Toc238740628"/>
+      <w:bookmarkStart w:id="29" w:name="_Toc238740630"/>
+      <w:bookmarkStart w:id="30" w:name="_Toc238848559"/>
       <w:r>
         <w:rPr>
           <w:b/>
@@ -4360,9 +5691,10 @@
           <w:sz w:val="24"/>
           <w:szCs w:val="24"/>
         </w:rPr>
-        <w:t>4. Dashboard not live-refreshing new alerts</w:t>
-      </w:r>
-      <w:bookmarkEnd w:id="13"/>
+        <w:t>Network security &amp; detection engineering</w:t>
+      </w:r>
+      <w:bookmarkEnd w:id="29"/>
+      <w:bookmarkEnd w:id="30"/>
     </w:p>
     <w:p>
       <w:pPr>
@@ -4374,13 +5706,15 @@
         <w:spacing w:after="90" w:line="280" w:lineRule="auto"/>
       </w:pPr>
       <w:r>
-        <w:rPr>
-          <w:bCs/>
-        </w:rPr>
-        <w:t xml:space="preserve">What happened: </w:t>
-      </w:r>
-      <w:r>
-        <w:t>New alerts were visibly arriving in the eve.json log (confirmed via tail -f) but the Streamlit dashboard's alert table stayed static until manually reloaded.</w:t>
+        <w:t xml:space="preserve">Working knowledge of the </w:t>
+      </w:r>
+      <w:proofErr w:type="spellStart"/>
+      <w:r>
+        <w:t>Suricata</w:t>
+      </w:r>
+      <w:proofErr w:type="spellEnd"/>
+      <w:r>
+        <w:t xml:space="preserve"> rule engine: rule anatomy, SID/reference systems, fast-pattern matching, and how a packet moves from capture through decode, fast filter, full match, to alert.</w:t>
       </w:r>
     </w:p>
     <w:p>
@@ -4393,14 +5727,64 @@
         <w:spacing w:after="90" w:line="280" w:lineRule="auto"/>
       </w:pPr>
       <w:r>
-        <w:rPr>
+        <w:t xml:space="preserve">Hands-on packet capture and replay methodology using </w:t>
+      </w:r>
+      <w:proofErr w:type="spellStart"/>
+      <w:r>
+        <w:t>tcpdump</w:t>
+      </w:r>
+      <w:proofErr w:type="spellEnd"/>
+      <w:r>
+        <w:t xml:space="preserve">, </w:t>
+      </w:r>
+      <w:proofErr w:type="spellStart"/>
+      <w:r>
+        <w:t>tshark</w:t>
+      </w:r>
+      <w:proofErr w:type="spellEnd"/>
+      <w:r>
+        <w:t xml:space="preserve">, </w:t>
+      </w:r>
+      <w:proofErr w:type="spellStart"/>
+      <w:r>
+        <w:t>tcprewrite</w:t>
+      </w:r>
+      <w:proofErr w:type="spellEnd"/>
+      <w:r>
+        <w:t xml:space="preserve">, and </w:t>
+      </w:r>
+      <w:proofErr w:type="spellStart"/>
+      <w:r>
+        <w:t>tcpreplay</w:t>
+      </w:r>
+      <w:proofErr w:type="spellEnd"/>
+      <w:r>
+        <w:t>, including the subtleties of IP remapping and Layer 2 delivery in a virtualized network.</w:t>
+      </w:r>
+    </w:p>
+    <w:p>
+      <w:pPr>
+        <w:pStyle w:val="Heading2"/>
+        <w:spacing w:before="260" w:after="120"/>
+        <w:rPr>
+          <w:b/>
+        </w:rPr>
+      </w:pPr>
+      <w:bookmarkStart w:id="31" w:name="_Toc238740631"/>
+      <w:bookmarkStart w:id="32" w:name="_Toc238848560"/>
+      <w:r>
+        <w:rPr>
+          <w:b/>
           <w:bCs/>
-        </w:rPr>
-        <w:t xml:space="preserve">Root cause: </w:t>
-      </w:r>
-      <w:r>
-        <w:t>Streamlit does not automatically re-run a page when new rows are written to the underlying database; it only re-runs on user interaction or an explicit refresh.</w:t>
-      </w:r>
+          <w:color w:val="1A1F2B"/>
+          <w:sz w:val="24"/>
+          <w:szCs w:val="24"/>
+        </w:rPr>
+        <w:lastRenderedPageBreak/>
+        <w:t>Data engineering</w:t>
+      </w:r>
+      <w:bookmarkEnd w:id="31"/>
+      <w:bookmarkEnd w:id="32"/>
     </w:p>
     <w:p>
       <w:pPr>
@@ -4412,92 +5796,14 @@
         <w:spacing w:after="90" w:line="280" w:lineRule="auto"/>
       </w:pPr>
       <w:r>
-        <w:rPr>
-          <w:bCs/>
-        </w:rPr>
-        <w:t xml:space="preserve">Fix: </w:t>
-      </w:r>
-      <w:r>
-        <w:t>Wrapped the alert table in a Streamlit fragment set to auto-run on a fixed interval, so the table refreshes on its own without a manual page reload.</w:t>
-      </w:r>
-    </w:p>
-    <w:p>
-      <w:pPr>
-        <w:spacing w:after="160" w:line="300" w:lineRule="auto"/>
-        <w:rPr>
-          <w:b/>
-          <w:i/>
-          <w:iCs/>
-          <w:color w:val="5B6472"/>
-          <w:sz w:val="20"/>
-          <w:szCs w:val="20"/>
-        </w:rPr>
-      </w:pPr>
-      <w:r>
-        <w:rPr>
-          <w:b/>
-          <w:i/>
-          <w:iCs/>
-          <w:color w:val="5B6472"/>
-          <w:sz w:val="20"/>
-          <w:szCs w:val="20"/>
-        </w:rPr>
-        <w:t>Beyond these four, the PCAP replay pipeline itself surfaced a long list of smaller but instructive issues: capturing on the wrong network interface, oversized “super-packets” caused by NIC segmentation offload, missing destination MAC addresses causing silent Layer-2 frame drops, and a subtle IP-remapping bug that split a single real conversation into two unrelated fake identities, breaking Suricata's stream-reassembly logic. Each was diagnosed methodically using tshark and Suricata's own debug output before being fixed at the source.</w:t>
-      </w:r>
-    </w:p>
-    <w:p>
-      <w:pPr>
-        <w:spacing w:after="160" w:line="300" w:lineRule="auto"/>
-        <w:rPr>
-          <w:b/>
-        </w:rPr>
-      </w:pPr>
-    </w:p>
-    <w:p>
-      <w:pPr>
-        <w:pStyle w:val="Heading1"/>
-        <w:pBdr>
-          <w:bottom w:val="single" w:sz="8" w:space="6" w:color="0F6E5B"/>
-        </w:pBdr>
-        <w:spacing w:before="420" w:after="200"/>
-        <w:rPr>
-          <w:b/>
-        </w:rPr>
-      </w:pPr>
-      <w:bookmarkStart w:id="14" w:name="_Toc238740629"/>
-      <w:r>
-        <w:rPr>
-          <w:b/>
-          <w:bCs/>
-          <w:color w:val="0F6E5B"/>
-          <w:sz w:val="30"/>
-          <w:szCs w:val="30"/>
-        </w:rPr>
-        <w:lastRenderedPageBreak/>
-        <w:t>Skills / Learning Outcomes</w:t>
-      </w:r>
-      <w:bookmarkEnd w:id="14"/>
-    </w:p>
-    <w:p>
-      <w:pPr>
-        <w:pStyle w:val="Heading2"/>
-        <w:spacing w:before="260" w:after="120"/>
-        <w:rPr>
-          <w:b/>
-        </w:rPr>
-      </w:pPr>
-      <w:bookmarkStart w:id="15" w:name="_Toc238740630"/>
-      <w:r>
-        <w:rPr>
-          <w:b/>
-          <w:bCs/>
-          <w:color w:val="1A1F2B"/>
-          <w:sz w:val="24"/>
-          <w:szCs w:val="24"/>
-        </w:rPr>
-        <w:t>Network security &amp; detection engineering</w:t>
-      </w:r>
-      <w:bookmarkEnd w:id="15"/>
+        <w:t xml:space="preserve">Built a resilient, </w:t>
+      </w:r>
+      <w:r>
+        <w:t>check pointed</w:t>
+      </w:r>
+      <w:r>
+        <w:t xml:space="preserve"> asynchronous scraper capable of resuming after interruption and recovering from a corrupted save file.</w:t>
+      </w:r>
     </w:p>
     <w:p>
       <w:pPr>
@@ -4509,8 +5815,37 @@
         <w:spacing w:after="90" w:line="280" w:lineRule="auto"/>
       </w:pPr>
       <w:r>
-        <w:t>Working knowledge of the Suricata rule engine: rule anatomy, SID/reference systems, fast-pattern matching, and how a packet moves from capture through decode, fast filter, full match, to alert.</w:t>
-      </w:r>
+        <w:t xml:space="preserve">Transformed unstructured, scraped web content into a clean, structured, </w:t>
+      </w:r>
+      <w:r>
+        <w:t>query able</w:t>
+      </w:r>
+      <w:r>
+        <w:t xml:space="preserve"> JSON dataset covering tens of thousands of records.</w:t>
+      </w:r>
+    </w:p>
+    <w:p>
+      <w:pPr>
+        <w:pStyle w:val="Heading2"/>
+        <w:spacing w:before="260" w:after="120"/>
+        <w:rPr>
+          <w:b/>
+        </w:rPr>
+      </w:pPr>
+      <w:bookmarkStart w:id="33" w:name="_Toc238740632"/>
+      <w:bookmarkStart w:id="34" w:name="_Toc238848561"/>
+      <w:r>
+        <w:rPr>
+          <w:b/>
+          <w:bCs/>
+          <w:color w:val="1A1F2B"/>
+          <w:sz w:val="24"/>
+          <w:szCs w:val="24"/>
+        </w:rPr>
+        <w:t>Full-stack application development</w:t>
+      </w:r>
+      <w:bookmarkEnd w:id="33"/>
+      <w:bookmarkEnd w:id="34"/>
     </w:p>
     <w:p>
       <w:pPr>
@@ -4522,29 +5857,16 @@
         <w:spacing w:after="90" w:line="280" w:lineRule="auto"/>
       </w:pPr>
       <w:r>
-        <w:t>Hands-on packet capture and replay methodology using tcpdump, tshark, tcprewrite, and tcpreplay, including the subtleties of IP remapping and Layer 2 delivery in a virtualized network.</w:t>
-      </w:r>
-    </w:p>
-    <w:p>
-      <w:pPr>
-        <w:pStyle w:val="Heading2"/>
-        <w:spacing w:before="260" w:after="120"/>
-        <w:rPr>
-          <w:b/>
-        </w:rPr>
-      </w:pPr>
-      <w:bookmarkStart w:id="16" w:name="_Toc238740631"/>
-      <w:r>
-        <w:rPr>
-          <w:b/>
-          <w:bCs/>
-          <w:color w:val="1A1F2B"/>
-          <w:sz w:val="24"/>
-          <w:szCs w:val="24"/>
-        </w:rPr>
-        <w:t>Data engineering</w:t>
-      </w:r>
-      <w:bookmarkEnd w:id="16"/>
+        <w:t xml:space="preserve">Took a dashboard from a memory-only prototype script to a persistent </w:t>
+      </w:r>
+      <w:proofErr w:type="spellStart"/>
+      <w:r>
+        <w:t>Streamlit</w:t>
+      </w:r>
+      <w:proofErr w:type="spellEnd"/>
+      <w:r>
+        <w:t xml:space="preserve"> + SQLite application with a real review workflow.</w:t>
+      </w:r>
     </w:p>
     <w:p>
       <w:pPr>
@@ -4556,8 +5878,39 @@
         <w:spacing w:after="90" w:line="280" w:lineRule="auto"/>
       </w:pPr>
       <w:r>
-        <w:t>Built a resilient, checkpointed asynchronous scraper capable of resuming after interruption and recovering from a corrupted save file.</w:t>
-      </w:r>
+        <w:t xml:space="preserve">Designed features (grouping, regex search, severity sorting, </w:t>
+      </w:r>
+      <w:proofErr w:type="gramStart"/>
+      <w:r>
+        <w:t>CSV</w:t>
+      </w:r>
+      <w:proofErr w:type="gramEnd"/>
+      <w:r>
+        <w:t xml:space="preserve"> export) around what an analyst actually needs when triaging a flood of alerts.</w:t>
+      </w:r>
+    </w:p>
+    <w:p>
+      <w:pPr>
+        <w:pStyle w:val="Heading2"/>
+        <w:spacing w:before="260" w:after="120"/>
+        <w:rPr>
+          <w:b/>
+        </w:rPr>
+      </w:pPr>
+      <w:bookmarkStart w:id="35" w:name="_Toc238740633"/>
+      <w:bookmarkStart w:id="36" w:name="_Toc238848562"/>
+      <w:r>
+        <w:rPr>
+          <w:b/>
+          <w:bCs/>
+          <w:color w:val="1A1F2B"/>
+          <w:sz w:val="24"/>
+          <w:szCs w:val="24"/>
+        </w:rPr>
+        <w:t>Debugging under real constraints</w:t>
+      </w:r>
+      <w:bookmarkEnd w:id="35"/>
+      <w:bookmarkEnd w:id="36"/>
     </w:p>
     <w:p>
       <w:pPr>
@@ -4569,29 +5922,16 @@
         <w:spacing w:after="90" w:line="280" w:lineRule="auto"/>
       </w:pPr>
       <w:r>
-        <w:t>Transformed unstructured, scraped web content into a clean, structured, queryable JSON dataset covering tens of thousands of records.</w:t>
-      </w:r>
-    </w:p>
-    <w:p>
-      <w:pPr>
-        <w:pStyle w:val="Heading2"/>
-        <w:spacing w:before="260" w:after="120"/>
-        <w:rPr>
-          <w:b/>
-        </w:rPr>
-      </w:pPr>
-      <w:bookmarkStart w:id="17" w:name="_Toc238740632"/>
-      <w:r>
-        <w:rPr>
-          <w:b/>
-          <w:bCs/>
-          <w:color w:val="1A1F2B"/>
-          <w:sz w:val="24"/>
-          <w:szCs w:val="24"/>
-        </w:rPr>
-        <w:t>Full-stack application development</w:t>
-      </w:r>
-      <w:bookmarkEnd w:id="17"/>
+        <w:t>Diagnosed concurrency issues (SQLite locking), infrastructure limits (disk exhaustion, unbounded logs), and UI framework quirks (</w:t>
+      </w:r>
+      <w:proofErr w:type="spellStart"/>
+      <w:r>
+        <w:t>Streamlit's</w:t>
+      </w:r>
+      <w:proofErr w:type="spellEnd"/>
+      <w:r>
+        <w:t xml:space="preserve"> refresh model) methodically rather than by guesswork.</w:t>
+      </w:r>
     </w:p>
     <w:p>
       <w:pPr>
@@ -4603,7 +5943,41 @@
         <w:spacing w:after="90" w:line="280" w:lineRule="auto"/>
       </w:pPr>
       <w:r>
-        <w:t>Took a dashboard from a memory-only prototype script to a persistent Streamlit + SQLite application with a real review workflow.</w:t>
+        <w:t>Learned to verify data integrity end-to-end (byte-for-byte sample checks, 0-failure verification runs) rather than assuming a pipeline worked simply because it completed.</w:t>
+      </w:r>
+    </w:p>
+    <w:p>
+      <w:pPr>
+        <w:pStyle w:val="Heading1"/>
+        <w:pBdr>
+          <w:bottom w:val="single" w:sz="8" w:space="6" w:color="0F6E5B"/>
+        </w:pBdr>
+        <w:spacing w:before="420" w:after="200"/>
+        <w:rPr>
+          <w:b/>
+        </w:rPr>
+      </w:pPr>
+      <w:bookmarkStart w:id="37" w:name="_Toc238740634"/>
+      <w:bookmarkStart w:id="38" w:name="_Toc238848563"/>
+      <w:r>
+        <w:rPr>
+          <w:b/>
+          <w:bCs/>
+          <w:color w:val="0F6E5B"/>
+          <w:sz w:val="30"/>
+          <w:szCs w:val="30"/>
+        </w:rPr>
+        <w:t>Final Deliverables</w:t>
+      </w:r>
+      <w:bookmarkEnd w:id="37"/>
+      <w:bookmarkEnd w:id="38"/>
+    </w:p>
+    <w:p>
+      <w:pPr>
+        <w:spacing w:after="160" w:line="300" w:lineRule="auto"/>
+      </w:pPr>
+      <w:r>
+        <w:t>The following are being submitted as the complete output of this internship:</w:t>
       </w:r>
     </w:p>
     <w:p>
@@ -4615,30 +5989,31 @@
         </w:numPr>
         <w:spacing w:after="90" w:line="280" w:lineRule="auto"/>
       </w:pPr>
-      <w:r>
-        <w:t>Designed features (grouping, regex search, severity sorting, CSV export) around what an analyst actually needs when triaging a flood of alerts.</w:t>
-      </w:r>
-    </w:p>
-    <w:p>
-      <w:pPr>
-        <w:pStyle w:val="Heading2"/>
-        <w:spacing w:before="260" w:after="120"/>
-        <w:rPr>
-          <w:b/>
-        </w:rPr>
-      </w:pPr>
-      <w:bookmarkStart w:id="18" w:name="_Toc238740633"/>
-      <w:r>
-        <w:rPr>
-          <w:b/>
-          <w:bCs/>
-          <w:color w:val="1A1F2B"/>
-          <w:sz w:val="24"/>
-          <w:szCs w:val="24"/>
-        </w:rPr>
-        <w:t>Debugging under real constraints</w:t>
-      </w:r>
-      <w:bookmarkEnd w:id="18"/>
+      <w:proofErr w:type="spellStart"/>
+      <w:r>
+        <w:rPr>
+          <w:b/>
+        </w:rPr>
+        <w:t>GitHub</w:t>
+      </w:r>
+      <w:proofErr w:type="spellEnd"/>
+      <w:r>
+        <w:rPr>
+          <w:b/>
+        </w:rPr>
+        <w:t xml:space="preserve"> repository:</w:t>
+      </w:r>
+      <w:r>
+        <w:t xml:space="preserve"> </w:t>
+      </w:r>
+      <w:proofErr w:type="spellStart"/>
+      <w:r>
+        <w:t>suricata</w:t>
+      </w:r>
+      <w:proofErr w:type="spellEnd"/>
+      <w:r>
+        <w:t>-dashboard, the dashboard codebase (app, ingestion, alert store, filters, charts, README)</w:t>
+      </w:r>
     </w:p>
     <w:p>
       <w:pPr>
@@ -4649,8 +6024,30 @@
         </w:numPr>
         <w:spacing w:after="90" w:line="280" w:lineRule="auto"/>
       </w:pPr>
-      <w:r>
-        <w:t>Diagnosed concurrency issues (SQLite locking), infrastructure limits (disk exhaustion, unbounded logs), and UI framework quirks (Streamlit's refresh model) methodically rather than by guesswork.</w:t>
+      <w:proofErr w:type="spellStart"/>
+      <w:r>
+        <w:rPr>
+          <w:b/>
+        </w:rPr>
+        <w:t>GitHub</w:t>
+      </w:r>
+      <w:proofErr w:type="spellEnd"/>
+      <w:r>
+        <w:rPr>
+          <w:b/>
+        </w:rPr>
+        <w:t xml:space="preserve"> repository:</w:t>
+      </w:r>
+      <w:r>
+        <w:t xml:space="preserve"> </w:t>
+      </w:r>
+      <w:proofErr w:type="spellStart"/>
+      <w:r>
+        <w:t>suricata</w:t>
+      </w:r>
+      <w:proofErr w:type="spellEnd"/>
+      <w:r>
+        <w:t>-ids-lab, lab setup, research notes, rule-dataset scripts, PCAP simulation work, and this presentation, organized into dated folders</w:t>
       </w:r>
     </w:p>
     <w:p>
@@ -4663,39 +6060,36 @@
         <w:spacing w:after="90" w:line="280" w:lineRule="auto"/>
       </w:pPr>
       <w:r>
-        <w:t>Learned to verify data integrity end-to-end (byte-for-byte sample checks, 0-failure verification runs) rather than assuming a pipeline worked simply because it completed.</w:t>
-      </w:r>
-    </w:p>
-    <w:p>
-      <w:pPr>
-        <w:pStyle w:val="Heading1"/>
-        <w:pBdr>
-          <w:bottom w:val="single" w:sz="8" w:space="6" w:color="0F6E5B"/>
-        </w:pBdr>
-        <w:spacing w:before="420" w:after="200"/>
-        <w:rPr>
-          <w:b/>
-        </w:rPr>
-      </w:pPr>
-      <w:bookmarkStart w:id="19" w:name="_Toc238740634"/>
-      <w:r>
-        <w:rPr>
-          <w:b/>
-          <w:bCs/>
-          <w:color w:val="0F6E5B"/>
-          <w:sz w:val="30"/>
-          <w:szCs w:val="30"/>
-        </w:rPr>
-        <w:t>Final Deliverables</w:t>
-      </w:r>
-      <w:bookmarkEnd w:id="19"/>
-    </w:p>
-    <w:p>
-      <w:pPr>
-        <w:spacing w:after="160" w:line="300" w:lineRule="auto"/>
-      </w:pPr>
-      <w:r>
-        <w:t>The following are being submitted as the complete output of this internship:</w:t>
+        <w:rPr>
+          <w:b/>
+        </w:rPr>
+        <w:t>Rule catalog datas</w:t>
+      </w:r>
+      <w:r>
+        <w:rPr>
+          <w:b/>
+        </w:rPr>
+        <w:t>et (</w:t>
+      </w:r>
+      <w:proofErr w:type="spellStart"/>
+      <w:r>
+        <w:rPr>
+          <w:b/>
+        </w:rPr>
+        <w:t>suricata_et_rules.json</w:t>
+      </w:r>
+      <w:proofErr w:type="spellEnd"/>
+      <w:r>
+        <w:rPr>
+          <w:b/>
+        </w:rPr>
+        <w:t>):</w:t>
+      </w:r>
+      <w:r>
+        <w:t xml:space="preserve"> ~70</w:t>
+      </w:r>
+      <w:r>
+        <w:t>,000 scraped ET Open rule records with full metadata</w:t>
       </w:r>
     </w:p>
     <w:p>
@@ -4708,7 +6102,24 @@
         <w:spacing w:after="90" w:line="280" w:lineRule="auto"/>
       </w:pPr>
       <w:r>
-        <w:t>GitHub repository: suricata-dashboard, the dashboard codebase (app, ingestion, alert store, filters, charts, README)</w:t>
+        <w:rPr>
+          <w:b/>
+        </w:rPr>
+        <w:t>Community rule sample dataset</w:t>
+      </w:r>
+      <w:r>
+        <w:t xml:space="preserve">: </w:t>
+      </w:r>
+      <w:r>
+        <w:t>(</w:t>
+      </w:r>
+      <w:proofErr w:type="spellStart"/>
+      <w:r>
+        <w:t>suricata_community_sample.json</w:t>
+      </w:r>
+      <w:proofErr w:type="spellEnd"/>
+      <w:r>
+        <w:t>)</w:t>
       </w:r>
     </w:p>
     <w:p>
@@ -4721,7 +6132,40 @@
         <w:spacing w:after="90" w:line="280" w:lineRule="auto"/>
       </w:pPr>
       <w:r>
-        <w:t>GitHub repository: suricata-ids-lab, lab setup, research notes, rule-dataset scripts, PCAP simulation work, and this presentation, organized into dated folders</w:t>
+        <w:t xml:space="preserve">Captured and rewritten attack </w:t>
+      </w:r>
+      <w:r>
+        <w:rPr>
+          <w:b/>
+        </w:rPr>
+        <w:t>PCAPs</w:t>
+      </w:r>
+      <w:r>
+        <w:t xml:space="preserve"> used in the multi-attacker simulations (Formbook/</w:t>
+      </w:r>
+      <w:proofErr w:type="spellStart"/>
+      <w:r>
+        <w:t>XLoader</w:t>
+      </w:r>
+      <w:proofErr w:type="spellEnd"/>
+      <w:r>
+        <w:t xml:space="preserve">, web-probe, </w:t>
+      </w:r>
+      <w:proofErr w:type="spellStart"/>
+      <w:r>
+        <w:t>GuLoader</w:t>
+      </w:r>
+      <w:proofErr w:type="spellEnd"/>
+      <w:r>
+        <w:t>/</w:t>
+      </w:r>
+      <w:proofErr w:type="spellStart"/>
+      <w:r>
+        <w:t>AgentTesla</w:t>
+      </w:r>
+      <w:proofErr w:type="spellEnd"/>
+      <w:r>
+        <w:t xml:space="preserve"> FTP exfiltration, and the merged simulation files)</w:t>
       </w:r>
     </w:p>
     <w:p>
@@ -4734,13 +6178,16 @@
         <w:spacing w:after="90" w:line="280" w:lineRule="auto"/>
       </w:pPr>
       <w:r>
-        <w:t>Rule catalog datas</w:t>
-      </w:r>
-      <w:r>
-        <w:t>et (suricata_et_rules.json): ~70</w:t>
-      </w:r>
-      <w:r>
-        <w:t>,000 scraped ET Open rule records with full metadata</w:t>
+        <w:t xml:space="preserve">Final project </w:t>
+      </w:r>
+      <w:r>
+        <w:rPr>
+          <w:b/>
+        </w:rPr>
+        <w:t>presentation</w:t>
+      </w:r>
+      <w:r>
+        <w:t xml:space="preserve"> (slide deck)</w:t>
       </w:r>
     </w:p>
     <w:p>
@@ -4753,47 +6200,21 @@
         <w:spacing w:after="90" w:line="280" w:lineRule="auto"/>
       </w:pPr>
       <w:r>
-        <w:t>Community rule sample dataset (suricata_community_sample.json)</w:t>
-      </w:r>
-    </w:p>
-    <w:p>
-      <w:pPr>
-        <w:pStyle w:val="ListParagraph"/>
-        <w:numPr>
-          <w:ilvl w:val="0"/>
-          <w:numId w:val="2"/>
-        </w:numPr>
-        <w:spacing w:after="90" w:line="280" w:lineRule="auto"/>
-      </w:pPr>
-      <w:r>
-        <w:t>Captured and rewritten attack PCAPs used in the multi-attacker simulations (Formbook/XLoader, web-probe, GuLoader/AgentTesla FTP exfiltration, and the merged simulation files)</w:t>
-      </w:r>
-    </w:p>
-    <w:p>
-      <w:pPr>
-        <w:pStyle w:val="ListParagraph"/>
-        <w:numPr>
-          <w:ilvl w:val="0"/>
-          <w:numId w:val="2"/>
-        </w:numPr>
-        <w:spacing w:after="90" w:line="280" w:lineRule="auto"/>
-      </w:pPr>
-      <w:r>
-        <w:t>Final project presentation (slide deck)</w:t>
-      </w:r>
-    </w:p>
-    <w:p>
-      <w:pPr>
-        <w:pStyle w:val="ListParagraph"/>
-        <w:numPr>
-          <w:ilvl w:val="0"/>
-          <w:numId w:val="2"/>
-        </w:numPr>
-        <w:spacing w:after="90" w:line="280" w:lineRule="auto"/>
-      </w:pPr>
-      <w:r>
-        <w:lastRenderedPageBreak/>
-        <w:t>Google Drive folder with the above large assets (datasets and PCAPs kept out of git)</w:t>
+        <w:rPr>
+          <w:b/>
+        </w:rPr>
+        <w:t>Google Drive</w:t>
+      </w:r>
+      <w:r>
+        <w:t xml:space="preserve"> folder with the above large assets (datasets and PCAPs kept out of </w:t>
+      </w:r>
+      <w:proofErr w:type="spellStart"/>
+      <w:r>
+        <w:t>git</w:t>
+      </w:r>
+      <w:proofErr w:type="spellEnd"/>
+      <w:r>
+        <w:t>)</w:t>
       </w:r>
     </w:p>
     <w:p>
@@ -4807,7 +6228,8 @@
           <w:b/>
         </w:rPr>
       </w:pPr>
-      <w:bookmarkStart w:id="20" w:name="_Toc238740635"/>
+      <w:bookmarkStart w:id="39" w:name="_Toc238740635"/>
+      <w:bookmarkStart w:id="40" w:name="_Toc238848564"/>
       <w:r>
         <w:rPr>
           <w:b/>
@@ -4818,7 +6240,8 @@
         </w:rPr>
         <w:t>Conclusion</w:t>
       </w:r>
-      <w:bookmarkEnd w:id="20"/>
+      <w:bookmarkEnd w:id="39"/>
+      <w:bookmarkEnd w:id="40"/>
     </w:p>
     <w:p>
       <w:pPr>
@@ -4828,10 +6251,25 @@
         <w:t>This internship moved from a blank virtual lab to a working, end-to-end detection pipeline: a prope</w:t>
       </w:r>
       <w:r>
-        <w:t>rly tuned Suricata sensor, a ~70</w:t>
-      </w:r>
-      <w:r>
-        <w:t>,000-rule metadata catalog built independently through scraping, and a custom-built dashboard capable of surfacing and triaging alerts generated by real malware traffic replayed under realistic multi-attacker conditions. Beyond the technical deliverables, some of the most valuable outcomes came from the debugging process itself: tracing disk exhaustion, concurrency bugs, log rotation gaps, and UI refresh issues back to their root causes under real operating constraints.</w:t>
+        <w:t xml:space="preserve">rly tuned </w:t>
+      </w:r>
+      <w:proofErr w:type="spellStart"/>
+      <w:r>
+        <w:t>Suricata</w:t>
+      </w:r>
+      <w:proofErr w:type="spellEnd"/>
+      <w:r>
+        <w:t xml:space="preserve"> sensor, a </w:t>
+      </w:r>
+      <w:r>
+        <w:t>large rule</w:t>
+      </w:r>
+      <w:r>
+        <w:t xml:space="preserve"> metadata catalog built independently through scraping, and a custom-built dashboard capable of surfacing and triaging alerts generated by real malware traffic replayed under realistic multi-attacker conditions. Beyond the technical deliverables, some of the most valuable outcomes came from </w:t>
+      </w:r>
+      <w:r>
+        <w:lastRenderedPageBreak/>
+        <w:t>the debugging process itself: tracing disk exhaustion, concurrency bugs, log rotation gaps, and UI refresh issues back to their root causes under real operating constraints.</w:t>
       </w:r>
     </w:p>
     <w:p>
@@ -4845,7 +6283,8 @@
           <w:b/>
         </w:rPr>
       </w:pPr>
-      <w:bookmarkStart w:id="21" w:name="_Toc238740636"/>
+      <w:bookmarkStart w:id="41" w:name="_Toc238740636"/>
+      <w:bookmarkStart w:id="42" w:name="_Toc238848565"/>
       <w:r>
         <w:rPr>
           <w:b/>
@@ -4856,7 +6295,8 @@
         </w:rPr>
         <w:t>Appendix / Links</w:t>
       </w:r>
-      <w:bookmarkEnd w:id="21"/>
+      <w:bookmarkEnd w:id="41"/>
+      <w:bookmarkEnd w:id="42"/>
     </w:p>
     <w:p>
       <w:pPr>
@@ -4866,7 +6306,8 @@
           <w:b/>
         </w:rPr>
       </w:pPr>
-      <w:bookmarkStart w:id="22" w:name="_Toc238740637"/>
+      <w:bookmarkStart w:id="43" w:name="_Toc238740637"/>
+      <w:bookmarkStart w:id="44" w:name="_Toc238848566"/>
       <w:r>
         <w:rPr>
           <w:b/>
@@ -4877,226 +6318,8 @@
         </w:rPr>
         <w:t>Project Repositories</w:t>
       </w:r>
-      <w:bookmarkEnd w:id="22"/>
-    </w:p>
-    <w:p>
-      <w:pPr>
-        <w:spacing w:after="90"/>
-      </w:pPr>
-      <w:hyperlink r:id="rId8" w:history="1">
-        <w:r>
-          <w:rPr>
-            <w:color w:val="1155CC"/>
-            <w:u w:val="single"/>
-          </w:rPr>
-          <w:t>github.com/Sameeha135/suricata-dashboard</w:t>
-        </w:r>
-      </w:hyperlink>
-    </w:p>
-    <w:p>
-      <w:pPr>
-        <w:spacing w:after="90"/>
-        <w:rPr>
-          <w:color w:val="1155CC"/>
-          <w:u w:val="single"/>
-        </w:rPr>
-      </w:pPr>
-      <w:hyperlink r:id="rId9" w:history="1">
-        <w:r>
-          <w:rPr>
-            <w:color w:val="1155CC"/>
-            <w:u w:val="single"/>
-          </w:rPr>
-          <w:t>github.com/Sameeha135/suricata-ids-lab</w:t>
-        </w:r>
-      </w:hyperlink>
-    </w:p>
-    <w:p>
-      <w:pPr>
-        <w:pStyle w:val="Heading2"/>
-        <w:spacing w:before="260" w:after="120"/>
-        <w:rPr>
-          <w:b/>
-          <w:bCs/>
-          <w:color w:val="1A1F2B"/>
-          <w:sz w:val="24"/>
-          <w:szCs w:val="24"/>
-        </w:rPr>
-      </w:pPr>
-      <w:r>
-        <w:rPr>
-          <w:b/>
-          <w:bCs/>
-          <w:color w:val="1A1F2B"/>
-          <w:sz w:val="24"/>
-          <w:szCs w:val="24"/>
-        </w:rPr>
-        <w:t>Notion Notes</w:t>
-      </w:r>
-      <w:bookmarkStart w:id="23" w:name="_GoBack"/>
-      <w:bookmarkEnd w:id="23"/>
-    </w:p>
-    <w:bookmarkStart w:id="24" w:name="_Toc238740638"/>
-    <w:p>
-      <w:pPr>
-        <w:pStyle w:val="Heading2"/>
-        <w:spacing w:before="260" w:after="120"/>
-        <w:rPr>
-          <w:color w:val="1A1F2B"/>
-          <w:sz w:val="24"/>
-          <w:szCs w:val="24"/>
-        </w:rPr>
-      </w:pPr>
-      <w:r>
-        <w:rPr>
-          <w:color w:val="1A1F2B"/>
-          <w:sz w:val="24"/>
-          <w:szCs w:val="24"/>
-        </w:rPr>
-        <w:fldChar w:fldCharType="begin"/>
-      </w:r>
-      <w:r>
-        <w:rPr>
-          <w:color w:val="1A1F2B"/>
-          <w:sz w:val="24"/>
-          <w:szCs w:val="24"/>
-        </w:rPr>
-        <w:instrText xml:space="preserve"> HYPERLINK "</w:instrText>
-      </w:r>
-      <w:r>
-        <w:rPr>
-          <w:color w:val="1A1F2B"/>
-          <w:sz w:val="24"/>
-          <w:szCs w:val="24"/>
-        </w:rPr>
-        <w:instrText>https://believed-workshop-f82.notion.site/3a0c97a1a689806983dbd28741cfe5d9?v=3a0c97a1a68980cd946b000c9504a805&amp;pvs=74</w:instrText>
-      </w:r>
-      <w:r>
-        <w:rPr>
-          <w:color w:val="1A1F2B"/>
-          <w:sz w:val="24"/>
-          <w:szCs w:val="24"/>
-        </w:rPr>
-        <w:instrText xml:space="preserve">" </w:instrText>
-      </w:r>
-      <w:r>
-        <w:rPr>
-          <w:color w:val="1A1F2B"/>
-          <w:sz w:val="24"/>
-          <w:szCs w:val="24"/>
-        </w:rPr>
-        <w:fldChar w:fldCharType="separate"/>
-      </w:r>
-      <w:r>
-        <w:rPr>
-          <w:rStyle w:val="Hyperlink"/>
-          <w:sz w:val="24"/>
-          <w:szCs w:val="24"/>
-        </w:rPr>
-        <w:t>https://belie</w:t>
-      </w:r>
-      <w:r>
-        <w:rPr>
-          <w:rStyle w:val="Hyperlink"/>
-          <w:sz w:val="24"/>
-          <w:szCs w:val="24"/>
-        </w:rPr>
-        <w:t>v</w:t>
-      </w:r>
-      <w:r>
-        <w:rPr>
-          <w:rStyle w:val="Hyperlink"/>
-          <w:sz w:val="24"/>
-          <w:szCs w:val="24"/>
-        </w:rPr>
-        <w:t>ed-workshop-f82.notion.site/3a0c97a1a689806983dbd28741cfe5d9?v=3a0c97a1a689</w:t>
-      </w:r>
-      <w:r>
-        <w:rPr>
-          <w:rStyle w:val="Hyperlink"/>
-          <w:sz w:val="24"/>
-          <w:szCs w:val="24"/>
-        </w:rPr>
-        <w:t>8</w:t>
-      </w:r>
-      <w:r>
-        <w:rPr>
-          <w:rStyle w:val="Hyperlink"/>
-          <w:sz w:val="24"/>
-          <w:szCs w:val="24"/>
-        </w:rPr>
-        <w:t>0cd946b000c9504a805&amp;pvs=74</w:t>
-      </w:r>
-      <w:r>
-        <w:rPr>
-          <w:color w:val="1A1F2B"/>
-          <w:sz w:val="24"/>
-          <w:szCs w:val="24"/>
-        </w:rPr>
-        <w:fldChar w:fldCharType="end"/>
-      </w:r>
-    </w:p>
-    <w:p>
-      <w:pPr>
-        <w:pStyle w:val="Heading2"/>
-        <w:spacing w:before="260" w:after="120"/>
-        <w:rPr>
-          <w:b/>
-          <w:bCs/>
-          <w:color w:val="1A1F2B"/>
-          <w:sz w:val="24"/>
-          <w:szCs w:val="24"/>
-        </w:rPr>
-      </w:pPr>
-      <w:r>
-        <w:rPr>
-          <w:b/>
-          <w:bCs/>
-          <w:color w:val="1A1F2B"/>
-          <w:sz w:val="24"/>
-          <w:szCs w:val="24"/>
-        </w:rPr>
-        <w:t>Google Drive</w:t>
-      </w:r>
-      <w:bookmarkEnd w:id="24"/>
-    </w:p>
-    <w:p>
-      <w:pPr>
-        <w:pStyle w:val="Heading2"/>
-        <w:spacing w:before="260" w:after="120"/>
-        <w:rPr>
-          <w:sz w:val="24"/>
-          <w:szCs w:val="24"/>
-        </w:rPr>
-      </w:pPr>
-      <w:r>
-        <w:rPr>
-          <w:sz w:val="24"/>
-          <w:szCs w:val="24"/>
-        </w:rPr>
-        <w:t>https://drive.google.com/drive/folders/1T34UG8KOcZlSBnYT4ovgHsslwKf3OgWv?usp=sharing</w:t>
-      </w:r>
-    </w:p>
-    <w:p>
-      <w:pPr>
-        <w:pStyle w:val="Heading2"/>
-        <w:spacing w:before="260" w:after="120"/>
-        <w:rPr>
-          <w:b/>
-        </w:rPr>
-      </w:pPr>
-      <w:bookmarkStart w:id="25" w:name="_Toc238740639"/>
-      <w:r>
-        <w:rPr>
-          <w:b/>
-          <w:bCs/>
-          <w:color w:val="1A1F2B"/>
-          <w:sz w:val="24"/>
-          <w:szCs w:val="24"/>
-        </w:rPr>
-        <w:t>Reference Sources</w:t>
-      </w:r>
-      <w:bookmarkEnd w:id="25"/>
+      <w:bookmarkEnd w:id="43"/>
+      <w:bookmarkEnd w:id="44"/>
     </w:p>
     <w:p>
       <w:pPr>
@@ -5108,59 +6331,33 @@
             <w:color w:val="1155CC"/>
             <w:u w:val="single"/>
           </w:rPr>
-          <w:t>malware-traffic-a</w:t>
+          <w:t>github.com/Sameeha135/</w:t>
         </w:r>
+        <w:proofErr w:type="spellStart"/>
         <w:r>
           <w:rPr>
             <w:color w:val="1155CC"/>
             <w:u w:val="single"/>
           </w:rPr>
-          <w:t>n</w:t>
+          <w:t>suricata</w:t>
         </w:r>
+        <w:proofErr w:type="spellEnd"/>
         <w:r>
           <w:rPr>
             <w:color w:val="1155CC"/>
             <w:u w:val="single"/>
           </w:rPr>
-          <w:t>alysis.</w:t>
-        </w:r>
-        <w:r>
-          <w:rPr>
-            <w:color w:val="1155CC"/>
-            <w:u w:val="single"/>
-          </w:rPr>
-          <w:t>n</w:t>
-        </w:r>
-        <w:r>
-          <w:rPr>
-            <w:color w:val="1155CC"/>
-            <w:u w:val="single"/>
-          </w:rPr>
-          <w:t xml:space="preserve">et: </w:t>
-        </w:r>
-        <w:r>
-          <w:rPr>
-            <w:color w:val="1155CC"/>
-          </w:rPr>
-          <w:t>source of all replayed at</w:t>
-        </w:r>
-        <w:r>
-          <w:rPr>
-            <w:color w:val="1155CC"/>
-          </w:rPr>
-          <w:t>t</w:t>
-        </w:r>
-        <w:r>
-          <w:rPr>
-            <w:color w:val="1155CC"/>
-          </w:rPr>
-          <w:t>ack PCAPs</w:t>
+          <w:t>-dashboard</w:t>
         </w:r>
       </w:hyperlink>
     </w:p>
     <w:p>
       <w:pPr>
         <w:spacing w:after="90"/>
+        <w:rPr>
+          <w:color w:val="1155CC"/>
+          <w:u w:val="single"/>
+        </w:rPr>
       </w:pPr>
       <w:hyperlink r:id="rId11" w:history="1">
         <w:r>
@@ -5168,21 +6365,227 @@
             <w:color w:val="1155CC"/>
             <w:u w:val="single"/>
           </w:rPr>
-          <w:t>Suricata official documentation (OISF)</w:t>
+          <w:t>github.com/Sameeha135/</w:t>
         </w:r>
-      </w:hyperlink>
-    </w:p>
-    <w:p>
-      <w:pPr>
-        <w:spacing w:after="90"/>
-      </w:pPr>
-      <w:hyperlink r:id="rId12" w:history="1">
+        <w:proofErr w:type="spellStart"/>
         <w:r>
           <w:rPr>
             <w:color w:val="1155CC"/>
             <w:u w:val="single"/>
           </w:rPr>
-          <w:t>Proofpoint Emerging Threats rule documentation (ET Open rule details)</w:t>
+          <w:t>suricata</w:t>
+        </w:r>
+        <w:proofErr w:type="spellEnd"/>
+        <w:r>
+          <w:rPr>
+            <w:color w:val="1155CC"/>
+            <w:u w:val="single"/>
+          </w:rPr>
+          <w:t>-ids-lab</w:t>
+        </w:r>
+      </w:hyperlink>
+    </w:p>
+    <w:p>
+      <w:pPr>
+        <w:pStyle w:val="Heading2"/>
+        <w:spacing w:before="260" w:after="120"/>
+        <w:rPr>
+          <w:b/>
+          <w:bCs/>
+          <w:color w:val="1A1F2B"/>
+          <w:sz w:val="24"/>
+          <w:szCs w:val="24"/>
+        </w:rPr>
+      </w:pPr>
+      <w:bookmarkStart w:id="45" w:name="_Toc238848567"/>
+      <w:r>
+        <w:rPr>
+          <w:b/>
+          <w:bCs/>
+          <w:color w:val="1A1F2B"/>
+          <w:sz w:val="24"/>
+          <w:szCs w:val="24"/>
+        </w:rPr>
+        <w:t>Notion Notes</w:t>
+      </w:r>
+      <w:bookmarkEnd w:id="45"/>
+    </w:p>
+    <w:bookmarkStart w:id="46" w:name="_Toc238740638"/>
+    <w:p>
+      <w:r>
+        <w:fldChar w:fldCharType="begin"/>
+      </w:r>
+      <w:r>
+        <w:instrText xml:space="preserve"> HYPERLINK "</w:instrText>
+      </w:r>
+      <w:r>
+        <w:instrText>https://believed-workshop-f82.notion.site/3a0c97a1a689806983dbd28741cfe5d9?v=3a0c97a1a68980cd946b000c9504a805&amp;pvs=74</w:instrText>
+      </w:r>
+      <w:r>
+        <w:instrText xml:space="preserve">" </w:instrText>
+      </w:r>
+      <w:r>
+        <w:fldChar w:fldCharType="separate"/>
+      </w:r>
+      <w:r>
+        <w:rPr>
+          <w:rStyle w:val="Hyperlink"/>
+          <w:sz w:val="24"/>
+          <w:szCs w:val="24"/>
+        </w:rPr>
+        <w:t>https://believed-workshop-f82.noti</w:t>
+      </w:r>
+      <w:r>
+        <w:rPr>
+          <w:rStyle w:val="Hyperlink"/>
+          <w:sz w:val="24"/>
+          <w:szCs w:val="24"/>
+        </w:rPr>
+        <w:t>o</w:t>
+      </w:r>
+      <w:r>
+        <w:rPr>
+          <w:rStyle w:val="Hyperlink"/>
+          <w:sz w:val="24"/>
+          <w:szCs w:val="24"/>
+        </w:rPr>
+        <w:t>n.site/3a0c97a1a689806983dbd28741cfe5d9?v=3a0c97a1a68980cd946b000c9504a805&amp;pvs=74</w:t>
+      </w:r>
+      <w:r>
+        <w:fldChar w:fldCharType="end"/>
+      </w:r>
+    </w:p>
+    <w:p>
+      <w:pPr>
+        <w:pStyle w:val="Heading2"/>
+        <w:spacing w:before="260" w:after="120"/>
+        <w:rPr>
+          <w:b/>
+          <w:bCs/>
+          <w:color w:val="1A1F2B"/>
+          <w:sz w:val="24"/>
+          <w:szCs w:val="24"/>
+        </w:rPr>
+      </w:pPr>
+      <w:bookmarkStart w:id="47" w:name="_Toc238848568"/>
+      <w:r>
+        <w:rPr>
+          <w:b/>
+          <w:bCs/>
+          <w:color w:val="1A1F2B"/>
+          <w:sz w:val="24"/>
+          <w:szCs w:val="24"/>
+        </w:rPr>
+        <w:t>Google Drive</w:t>
+      </w:r>
+      <w:bookmarkEnd w:id="46"/>
+      <w:bookmarkEnd w:id="47"/>
+    </w:p>
+    <w:p>
+      <w:hyperlink r:id="rId12" w:history="1">
+        <w:r>
+          <w:rPr>
+            <w:rStyle w:val="Hyperlink"/>
+          </w:rPr>
+          <w:t>https://drive.google.com/drive/folders/1T34UG8KOcZlSBnYT4ovgHsslwKf3OgWv?usp=sharing</w:t>
+        </w:r>
+      </w:hyperlink>
+    </w:p>
+    <w:p>
+      <w:pPr>
+        <w:pStyle w:val="Heading2"/>
+        <w:spacing w:before="260" w:after="120"/>
+        <w:rPr>
+          <w:b/>
+        </w:rPr>
+      </w:pPr>
+      <w:bookmarkStart w:id="48" w:name="_Toc238740639"/>
+      <w:bookmarkStart w:id="49" w:name="_Toc238848569"/>
+      <w:r>
+        <w:rPr>
+          <w:b/>
+          <w:bCs/>
+          <w:color w:val="1A1F2B"/>
+          <w:sz w:val="24"/>
+          <w:szCs w:val="24"/>
+        </w:rPr>
+        <w:t>Reference Sources</w:t>
+      </w:r>
+      <w:bookmarkEnd w:id="48"/>
+      <w:bookmarkEnd w:id="49"/>
+    </w:p>
+    <w:p>
+      <w:pPr>
+        <w:spacing w:after="90"/>
+      </w:pPr>
+      <w:hyperlink r:id="rId13" w:history="1">
+        <w:proofErr w:type="gramStart"/>
+        <w:r>
+          <w:rPr>
+            <w:color w:val="1155CC"/>
+            <w:u w:val="single"/>
+          </w:rPr>
+          <w:t>malware-traffic-analysis.net</w:t>
+        </w:r>
+        <w:proofErr w:type="gramEnd"/>
+        <w:r>
+          <w:rPr>
+            <w:color w:val="1155CC"/>
+            <w:u w:val="single"/>
+          </w:rPr>
+          <w:t xml:space="preserve">: </w:t>
+        </w:r>
+        <w:r>
+          <w:rPr>
+            <w:color w:val="1155CC"/>
+          </w:rPr>
+          <w:t>source of all replayed attack PCAPs</w:t>
+        </w:r>
+      </w:hyperlink>
+    </w:p>
+    <w:p>
+      <w:pPr>
+        <w:spacing w:after="90"/>
+      </w:pPr>
+      <w:hyperlink r:id="rId14" w:history="1">
+        <w:proofErr w:type="spellStart"/>
+        <w:r>
+          <w:rPr>
+            <w:color w:val="1155CC"/>
+            <w:u w:val="single"/>
+          </w:rPr>
+          <w:t>Suricata</w:t>
+        </w:r>
+        <w:proofErr w:type="spellEnd"/>
+        <w:r>
+          <w:rPr>
+            <w:color w:val="1155CC"/>
+            <w:u w:val="single"/>
+          </w:rPr>
+          <w:t xml:space="preserve"> official documentation (OISF)</w:t>
+        </w:r>
+      </w:hyperlink>
+    </w:p>
+    <w:p>
+      <w:pPr>
+        <w:spacing w:after="90"/>
+      </w:pPr>
+      <w:hyperlink r:id="rId15" w:history="1">
+        <w:proofErr w:type="spellStart"/>
+        <w:r>
+          <w:rPr>
+            <w:color w:val="1155CC"/>
+            <w:u w:val="single"/>
+          </w:rPr>
+          <w:t>Proofpoint</w:t>
+        </w:r>
+        <w:proofErr w:type="spellEnd"/>
+        <w:r>
+          <w:rPr>
+            <w:color w:val="1155CC"/>
+            <w:u w:val="single"/>
+          </w:rPr>
+          <w:t xml:space="preserve"> Emerging Threats rule documentation (ET Open rule details)</w:t>
         </w:r>
       </w:hyperlink>
     </w:p>
@@ -5219,7 +6622,7 @@
 <w:ftr xmlns:wpc="http://schemas.microsoft.com/office/word/2010/wordprocessingCanvas" xmlns:mc="http://schemas.openxmlformats.org/markup-compatibility/2006" xmlns:o="urn:schemas-microsoft-com:office:office" xmlns:r="http://schemas.openxmlformats.org/officeDocument/2006/relationships" xmlns:m="http://schemas.openxmlformats.org/officeDocument/2006/math" xmlns:v="urn:schemas-microsoft-com:vml" xmlns:wp14="http://schemas.microsoft.com/office/word/2010/wordprocessingDrawing" xmlns:wp="http://schemas.openxmlformats.org/drawingml/2006/wordprocessingDrawing" xmlns:w10="urn:schemas-microsoft-com:office:word" xmlns:w="http://schemas.openxmlformats.org/wordprocessingml/2006/main" xmlns:w14="http://schemas.microsoft.com/office/word/2010/wordml" xmlns:w15="http://schemas.microsoft.com/office/word/2012/wordml" xmlns:wpg="http://schemas.microsoft.com/office/word/2010/wordprocessingGroup" xmlns:wpi="http://schemas.microsoft.com/office/word/2010/wordprocessingInk" xmlns:wne="http://schemas.microsoft.com/office/word/2006/wordml" xmlns:wps="http://schemas.microsoft.com/office/word/2010/wordprocessingShape" mc:Ignorable="w14 w15 wp14">
   <w:sdt>
     <w:sdtPr>
-      <w:id w:val="-1528718614"/>
+      <w:id w:val="-1165630896"/>
       <w:docPartObj>
         <w:docPartGallery w:val="Page Numbers (Bottom of Page)"/>
         <w:docPartUnique/>
@@ -5237,6 +6640,15 @@
           <w:jc w:val="right"/>
         </w:pPr>
         <w:r>
+          <w:t xml:space="preserve"> </w:t>
+        </w:r>
+        <w:r>
+          <w:tab/>
+        </w:r>
+        <w:r>
+          <w:tab/>
+        </w:r>
+        <w:r>
           <w:fldChar w:fldCharType="begin"/>
         </w:r>
         <w:r>
@@ -5249,7 +6661,7 @@
           <w:rPr>
             <w:noProof/>
           </w:rPr>
-          <w:t>7</w:t>
+          <w:t>1</w:t>
         </w:r>
         <w:r>
           <w:rPr>
@@ -6112,6 +7524,25 @@
       <w:u w:val="single"/>
     </w:rPr>
   </w:style>
+  <w:style w:type="paragraph" w:styleId="TOCHeading">
+    <w:name w:val="TOC Heading"/>
+    <w:basedOn w:val="Heading1"/>
+    <w:next w:val="Normal"/>
+    <w:uiPriority w:val="39"/>
+    <w:unhideWhenUsed/>
+    <w:qFormat/>
+    <w:rsid w:val="004A32E3"/>
+    <w:pPr>
+      <w:keepNext/>
+      <w:keepLines/>
+      <w:spacing w:before="240" w:line="259" w:lineRule="auto"/>
+      <w:outlineLvl w:val="9"/>
+    </w:pPr>
+    <w:rPr>
+      <w:rFonts w:asciiTheme="majorHAnsi" w:eastAsiaTheme="majorEastAsia" w:hAnsiTheme="majorHAnsi" w:cstheme="majorBidi"/>
+      <w:color w:val="2E74B5" w:themeColor="accent1" w:themeShade="BF"/>
+    </w:rPr>
+  </w:style>
 </w:styles>
 </file>
 
@@ -6374,4 +7805,16 @@
     </a:ext>
   </a:extLst>
 </a:theme>
+</file>
+
+<file path=customXml/item1.xml><?xml version="1.0" encoding="utf-8"?>
+<b:Sources xmlns:b="http://schemas.openxmlformats.org/officeDocument/2006/bibliography" xmlns="http://schemas.openxmlformats.org/officeDocument/2006/bibliography" SelectedStyle="\APASixthEditionOfficeOnline.xsl" StyleName="APA" Version="6"/>
+</file>
+
+<file path=customXml/itemProps1.xml><?xml version="1.0" encoding="utf-8"?>
+<ds:datastoreItem xmlns:ds="http://schemas.openxmlformats.org/officeDocument/2006/customXml" ds:itemID="{DB3B7139-D759-4B98-AF7D-0BED798B50DB}">
+  <ds:schemaRefs>
+    <ds:schemaRef ds:uri="http://schemas.openxmlformats.org/officeDocument/2006/bibliography"/>
+  </ds:schemaRefs>
+</ds:datastoreItem>
 </file>